--- a/docs/Falcon OCR - Software Requirements Specification.docx
+++ b/docs/Falcon OCR - Software Requirements Specification.docx
@@ -289,7 +289,7 @@
                 <w:sz w:val="20"/>
                 <w:szCs w:val="20"/>
               </w:rPr>
-              <w:t>1.0</w:t>
+              <w:t>1.1</w:t>
             </w:r>
           </w:p>
         </w:tc>
@@ -1101,6 +1101,163 @@
           </w:p>
         </w:tc>
       </w:tr>
+      <w:tr>
+        <w:trPr>
+          <w:cantSplit/>
+        </w:trPr>
+        <w:tc>
+          <w:tcPr>
+            <w:tcW w:w="0" w:type="auto"/>
+            <w:tcBorders>
+              <w:top w:val="single" w:sz="6" w:space="0" w:color="C9D3CF"/>
+              <w:left w:val="single" w:sz="6" w:space="0" w:color="C9D3CF"/>
+              <w:bottom w:val="single" w:sz="6" w:space="0" w:color="C9D3CF"/>
+              <w:right w:val="single" w:sz="6" w:space="0" w:color="C9D3CF"/>
+            </w:tcBorders>
+            <w:tcMar>
+              <w:top w:w="60" w:type="dxa"/>
+              <w:left w:w="100" w:type="dxa"/>
+              <w:bottom w:w="60" w:type="dxa"/>
+              <w:right w:w="100" w:type="dxa"/>
+            </w:tcMar>
+            <w:hideMark/>
+          </w:tcPr>
+          <w:p>
+            <w:pPr>
+              <w:spacing w:before="80" w:after="160"/>
+              <w:rPr>
+                <w:rFonts w:ascii="Calibri" w:eastAsia="Times New Roman" w:hAnsi="Calibri" w:cs="Calibri"/>
+                <w:color w:val="1F2937"/>
+                <w:sz w:val="20"/>
+                <w:szCs w:val="20"/>
+              </w:rPr>
+            </w:pPr>
+            <w:r>
+              <w:rPr>
+                <w:rFonts w:ascii="Calibri" w:eastAsia="Times New Roman" w:hAnsi="Calibri" w:cs="Calibri"/>
+                <w:color w:val="1F2937"/>
+                <w:sz w:val="20"/>
+                <w:szCs w:val="20"/>
+              </w:rPr>
+              <w:t>1.1</w:t>
+            </w:r>
+          </w:p>
+        </w:tc>
+        <w:tc>
+          <w:tcPr>
+            <w:tcW w:w="0" w:type="auto"/>
+            <w:tcBorders>
+              <w:top w:val="single" w:sz="6" w:space="0" w:color="C9D3CF"/>
+              <w:left w:val="single" w:sz="6" w:space="0" w:color="C9D3CF"/>
+              <w:bottom w:val="single" w:sz="6" w:space="0" w:color="C9D3CF"/>
+              <w:right w:val="single" w:sz="6" w:space="0" w:color="C9D3CF"/>
+            </w:tcBorders>
+            <w:tcMar>
+              <w:top w:w="60" w:type="dxa"/>
+              <w:left w:w="100" w:type="dxa"/>
+              <w:bottom w:w="60" w:type="dxa"/>
+              <w:right w:w="100" w:type="dxa"/>
+            </w:tcMar>
+            <w:hideMark/>
+          </w:tcPr>
+          <w:p>
+            <w:pPr>
+              <w:spacing w:before="80" w:after="160"/>
+              <w:rPr>
+                <w:rFonts w:ascii="Calibri" w:eastAsia="Times New Roman" w:hAnsi="Calibri" w:cs="Calibri"/>
+                <w:color w:val="1F2937"/>
+                <w:sz w:val="20"/>
+                <w:szCs w:val="20"/>
+              </w:rPr>
+            </w:pPr>
+            <w:r>
+              <w:rPr>
+                <w:rFonts w:ascii="Calibri" w:eastAsia="Times New Roman" w:hAnsi="Calibri" w:cs="Calibri"/>
+                <w:color w:val="1F2937"/>
+                <w:sz w:val="20"/>
+                <w:szCs w:val="20"/>
+              </w:rPr>
+              <w:t>2026-09-24</w:t>
+            </w:r>
+          </w:p>
+        </w:tc>
+        <w:tc>
+          <w:tcPr>
+            <w:tcW w:w="0" w:type="auto"/>
+            <w:tcBorders>
+              <w:top w:val="single" w:sz="6" w:space="0" w:color="C9D3CF"/>
+              <w:left w:val="single" w:sz="6" w:space="0" w:color="C9D3CF"/>
+              <w:bottom w:val="single" w:sz="6" w:space="0" w:color="C9D3CF"/>
+              <w:right w:val="single" w:sz="6" w:space="0" w:color="C9D3CF"/>
+            </w:tcBorders>
+            <w:tcMar>
+              <w:top w:w="60" w:type="dxa"/>
+              <w:left w:w="100" w:type="dxa"/>
+              <w:bottom w:w="60" w:type="dxa"/>
+              <w:right w:w="100" w:type="dxa"/>
+            </w:tcMar>
+            <w:hideMark/>
+          </w:tcPr>
+          <w:p>
+            <w:pPr>
+              <w:spacing w:before="80" w:after="160"/>
+              <w:rPr>
+                <w:rFonts w:ascii="Calibri" w:eastAsia="Times New Roman" w:hAnsi="Calibri" w:cs="Calibri"/>
+                <w:color w:val="1F2937"/>
+                <w:sz w:val="20"/>
+                <w:szCs w:val="20"/>
+              </w:rPr>
+            </w:pPr>
+            <w:r>
+              <w:rPr>
+                <w:rFonts w:ascii="Calibri" w:eastAsia="Times New Roman" w:hAnsi="Calibri" w:cs="Calibri"/>
+                <w:color w:val="1F2937"/>
+                <w:sz w:val="20"/>
+                <w:szCs w:val="20"/>
+              </w:rPr>
+              <w:t>Falcon OCR Development Team</w:t>
+            </w:r>
+          </w:p>
+        </w:tc>
+        <w:tc>
+          <w:tcPr>
+            <w:tcW w:w="0" w:type="auto"/>
+            <w:tcBorders>
+              <w:top w:val="single" w:sz="6" w:space="0" w:color="C9D3CF"/>
+              <w:left w:val="single" w:sz="6" w:space="0" w:color="C9D3CF"/>
+              <w:bottom w:val="single" w:sz="6" w:space="0" w:color="C9D3CF"/>
+              <w:right w:val="single" w:sz="6" w:space="0" w:color="C9D3CF"/>
+            </w:tcBorders>
+            <w:tcMar>
+              <w:top w:w="60" w:type="dxa"/>
+              <w:left w:w="100" w:type="dxa"/>
+              <w:bottom w:w="60" w:type="dxa"/>
+              <w:right w:w="100" w:type="dxa"/>
+            </w:tcMar>
+            <w:hideMark/>
+          </w:tcPr>
+          <w:p>
+            <w:pPr>
+              <w:spacing w:before="80" w:after="160"/>
+              <w:rPr>
+                <w:rFonts w:ascii="Calibri" w:eastAsia="Times New Roman" w:hAnsi="Calibri" w:cs="Calibri"/>
+                <w:color w:val="1F2937"/>
+                <w:sz w:val="20"/>
+                <w:szCs w:val="20"/>
+              </w:rPr>
+            </w:pPr>
+            <w:r>
+              <w:rPr>
+                <w:rFonts w:ascii="Calibri" w:eastAsia="Times New Roman" w:hAnsi="Calibri" w:cs="Calibri"/>
+                <w:color w:val="1F2937"/>
+                <w:sz w:val="20"/>
+                <w:szCs w:val="20"/>
+              </w:rPr>
+              <w:t>UI extensions: font and size combo boxes, English/Chinese/Japanese interface (gettext PO), collapsible sidebar, resizable settings panel, trial notification below the toolbar.</w:t>
+            </w:r>
+          </w:p>
+        </w:tc>
+      </w:tr>
     </w:tbl>
     <w:p>
       <w:pPr>
@@ -1186,7 +1343,7 @@
         <w:rPr>
           <w:noProof/>
         </w:rPr>
-        <w:instrText xml:space="preserve"> PAGEREF _Toc241118643 \h </w:instrText>
+        <w:instrText xml:space="preserve"> PAGEREF _Toc241125986 \h </w:instrText>
       </w:r>
       <w:r>
         <w:rPr>
@@ -1248,7 +1405,7 @@
         <w:rPr>
           <w:noProof/>
         </w:rPr>
-        <w:instrText xml:space="preserve"> PAGEREF _Toc241118644 \h </w:instrText>
+        <w:instrText xml:space="preserve"> PAGEREF _Toc241125987 \h </w:instrText>
       </w:r>
       <w:r>
         <w:rPr>
@@ -1310,7 +1467,7 @@
         <w:rPr>
           <w:noProof/>
         </w:rPr>
-        <w:instrText xml:space="preserve"> PAGEREF _Toc241118645 \h </w:instrText>
+        <w:instrText xml:space="preserve"> PAGEREF _Toc241125988 \h </w:instrText>
       </w:r>
       <w:r>
         <w:rPr>
@@ -1372,7 +1529,7 @@
         <w:rPr>
           <w:noProof/>
         </w:rPr>
-        <w:instrText xml:space="preserve"> PAGEREF _Toc241118646 \h </w:instrText>
+        <w:instrText xml:space="preserve"> PAGEREF _Toc241125989 \h </w:instrText>
       </w:r>
       <w:r>
         <w:rPr>
@@ -1434,7 +1591,7 @@
         <w:rPr>
           <w:noProof/>
         </w:rPr>
-        <w:instrText xml:space="preserve"> PAGEREF _Toc241118647 \h </w:instrText>
+        <w:instrText xml:space="preserve"> PAGEREF _Toc241125990 \h </w:instrText>
       </w:r>
       <w:r>
         <w:rPr>
@@ -1496,7 +1653,7 @@
         <w:rPr>
           <w:noProof/>
         </w:rPr>
-        <w:instrText xml:space="preserve"> PAGEREF _Toc241118648 \h </w:instrText>
+        <w:instrText xml:space="preserve"> PAGEREF _Toc241125991 \h </w:instrText>
       </w:r>
       <w:r>
         <w:rPr>
@@ -1558,7 +1715,7 @@
         <w:rPr>
           <w:noProof/>
         </w:rPr>
-        <w:instrText xml:space="preserve"> PAGEREF _Toc241118649 \h </w:instrText>
+        <w:instrText xml:space="preserve"> PAGEREF _Toc241125992 \h </w:instrText>
       </w:r>
       <w:r>
         <w:rPr>
@@ -1620,7 +1777,7 @@
         <w:rPr>
           <w:noProof/>
         </w:rPr>
-        <w:instrText xml:space="preserve"> PAGEREF _Toc241118650 \h </w:instrText>
+        <w:instrText xml:space="preserve"> PAGEREF _Toc241125993 \h </w:instrText>
       </w:r>
       <w:r>
         <w:rPr>
@@ -1682,7 +1839,7 @@
         <w:rPr>
           <w:noProof/>
         </w:rPr>
-        <w:instrText xml:space="preserve"> PAGEREF _Toc241118651 \h </w:instrText>
+        <w:instrText xml:space="preserve"> PAGEREF _Toc241125994 \h </w:instrText>
       </w:r>
       <w:r>
         <w:rPr>
@@ -1744,7 +1901,7 @@
         <w:rPr>
           <w:noProof/>
         </w:rPr>
-        <w:instrText xml:space="preserve"> PAGEREF _Toc241118652 \h </w:instrText>
+        <w:instrText xml:space="preserve"> PAGEREF _Toc241125995 \h </w:instrText>
       </w:r>
       <w:r>
         <w:rPr>
@@ -1806,7 +1963,7 @@
         <w:rPr>
           <w:noProof/>
         </w:rPr>
-        <w:instrText xml:space="preserve"> PAGEREF _Toc241118653 \h </w:instrText>
+        <w:instrText xml:space="preserve"> PAGEREF _Toc241125996 \h </w:instrText>
       </w:r>
       <w:r>
         <w:rPr>
@@ -1868,7 +2025,7 @@
         <w:rPr>
           <w:noProof/>
         </w:rPr>
-        <w:instrText xml:space="preserve"> PAGEREF _Toc241118654 \h </w:instrText>
+        <w:instrText xml:space="preserve"> PAGEREF _Toc241125997 \h </w:instrText>
       </w:r>
       <w:r>
         <w:rPr>
@@ -1930,7 +2087,7 @@
         <w:rPr>
           <w:noProof/>
         </w:rPr>
-        <w:instrText xml:space="preserve"> PAGEREF _Toc241118655 \h </w:instrText>
+        <w:instrText xml:space="preserve"> PAGEREF _Toc241125998 \h </w:instrText>
       </w:r>
       <w:r>
         <w:rPr>
@@ -1992,7 +2149,7 @@
         <w:rPr>
           <w:noProof/>
         </w:rPr>
-        <w:instrText xml:space="preserve"> PAGEREF _Toc241118656 \h </w:instrText>
+        <w:instrText xml:space="preserve"> PAGEREF _Toc241125999 \h </w:instrText>
       </w:r>
       <w:r>
         <w:rPr>
@@ -2054,7 +2211,7 @@
         <w:rPr>
           <w:noProof/>
         </w:rPr>
-        <w:instrText xml:space="preserve"> PAGEREF _Toc241118657 \h </w:instrText>
+        <w:instrText xml:space="preserve"> PAGEREF _Toc241126000 \h </w:instrText>
       </w:r>
       <w:r>
         <w:rPr>
@@ -2116,7 +2273,7 @@
         <w:rPr>
           <w:noProof/>
         </w:rPr>
-        <w:instrText xml:space="preserve"> PAGEREF _Toc241118658 \h </w:instrText>
+        <w:instrText xml:space="preserve"> PAGEREF _Toc241126001 \h </w:instrText>
       </w:r>
       <w:r>
         <w:rPr>
@@ -2178,7 +2335,7 @@
         <w:rPr>
           <w:noProof/>
         </w:rPr>
-        <w:instrText xml:space="preserve"> PAGEREF _Toc241118659 \h </w:instrText>
+        <w:instrText xml:space="preserve"> PAGEREF _Toc241126002 \h </w:instrText>
       </w:r>
       <w:r>
         <w:rPr>
@@ -2240,7 +2397,7 @@
         <w:rPr>
           <w:noProof/>
         </w:rPr>
-        <w:instrText xml:space="preserve"> PAGEREF _Toc241118660 \h </w:instrText>
+        <w:instrText xml:space="preserve"> PAGEREF _Toc241126003 \h </w:instrText>
       </w:r>
       <w:r>
         <w:rPr>
@@ -2302,7 +2459,7 @@
         <w:rPr>
           <w:noProof/>
         </w:rPr>
-        <w:instrText xml:space="preserve"> PAGEREF _Toc241118661 \h </w:instrText>
+        <w:instrText xml:space="preserve"> PAGEREF _Toc241126004 \h </w:instrText>
       </w:r>
       <w:r>
         <w:rPr>
@@ -2364,7 +2521,7 @@
         <w:rPr>
           <w:noProof/>
         </w:rPr>
-        <w:instrText xml:space="preserve"> PAGEREF _Toc241118662 \h </w:instrText>
+        <w:instrText xml:space="preserve"> PAGEREF _Toc241126005 \h </w:instrText>
       </w:r>
       <w:r>
         <w:rPr>
@@ -2408,7 +2565,7 @@
           <w:rFonts w:eastAsia="Times New Roman"/>
           <w:noProof/>
         </w:rPr>
-        <w:t>3.9 Supported languages</w:t>
+        <w:t>3.9 User interface</w:t>
       </w:r>
       <w:r>
         <w:rPr>
@@ -2426,7 +2583,7 @@
         <w:rPr>
           <w:noProof/>
         </w:rPr>
-        <w:instrText xml:space="preserve"> PAGEREF _Toc241118663 \h </w:instrText>
+        <w:instrText xml:space="preserve"> PAGEREF _Toc241126006 \h </w:instrText>
       </w:r>
       <w:r>
         <w:rPr>
@@ -2470,7 +2627,7 @@
           <w:rFonts w:eastAsia="Times New Roman"/>
           <w:noProof/>
         </w:rPr>
-        <w:t>3.10 Licensing rules</w:t>
+        <w:t>3.10 Supported languages</w:t>
       </w:r>
       <w:r>
         <w:rPr>
@@ -2488,7 +2645,7 @@
         <w:rPr>
           <w:noProof/>
         </w:rPr>
-        <w:instrText xml:space="preserve"> PAGEREF _Toc241118664 \h </w:instrText>
+        <w:instrText xml:space="preserve"> PAGEREF _Toc241126007 \h </w:instrText>
       </w:r>
       <w:r>
         <w:rPr>
@@ -2506,6 +2663,68 @@
           <w:noProof/>
         </w:rPr>
         <w:t>11</w:t>
+      </w:r>
+      <w:r>
+        <w:rPr>
+          <w:noProof/>
+        </w:rPr>
+        <w:fldChar w:fldCharType="end"/>
+      </w:r>
+    </w:p>
+    <w:p>
+      <w:pPr>
+        <w:pStyle w:val="TOC2"/>
+        <w:tabs>
+          <w:tab w:val="right" w:leader="dot" w:pos="9403"/>
+        </w:tabs>
+        <w:rPr>
+          <w:rFonts w:asciiTheme="minorHAnsi" w:hAnsiTheme="minorHAnsi" w:cstheme="minorBidi"/>
+          <w:noProof/>
+          <w:sz w:val="22"/>
+          <w:szCs w:val="22"/>
+        </w:rPr>
+      </w:pPr>
+      <w:r>
+        <w:rPr>
+          <w:rFonts w:eastAsia="Times New Roman"/>
+          <w:noProof/>
+        </w:rPr>
+        <w:t>3.11 Licensing rules</w:t>
+      </w:r>
+      <w:r>
+        <w:rPr>
+          <w:noProof/>
+        </w:rPr>
+        <w:tab/>
+      </w:r>
+      <w:r>
+        <w:rPr>
+          <w:noProof/>
+        </w:rPr>
+        <w:fldChar w:fldCharType="begin"/>
+      </w:r>
+      <w:r>
+        <w:rPr>
+          <w:noProof/>
+        </w:rPr>
+        <w:instrText xml:space="preserve"> PAGEREF _Toc241126008 \h </w:instrText>
+      </w:r>
+      <w:r>
+        <w:rPr>
+          <w:noProof/>
+        </w:rPr>
+      </w:r>
+      <w:r>
+        <w:rPr>
+          <w:noProof/>
+        </w:rPr>
+        <w:fldChar w:fldCharType="separate"/>
+      </w:r>
+      <w:r>
+        <w:rPr>
+          <w:noProof/>
+        </w:rPr>
+        <w:t>12</w:t>
       </w:r>
       <w:r>
         <w:rPr>
@@ -2550,7 +2769,7 @@
         <w:rPr>
           <w:noProof/>
         </w:rPr>
-        <w:instrText xml:space="preserve"> PAGEREF _Toc241118665 \h </w:instrText>
+        <w:instrText xml:space="preserve"> PAGEREF _Toc241126009 \h </w:instrText>
       </w:r>
       <w:r>
         <w:rPr>
@@ -2612,7 +2831,7 @@
         <w:rPr>
           <w:noProof/>
         </w:rPr>
-        <w:instrText xml:space="preserve"> PAGEREF _Toc241118666 \h </w:instrText>
+        <w:instrText xml:space="preserve"> PAGEREF _Toc241126010 \h </w:instrText>
       </w:r>
       <w:r>
         <w:rPr>
@@ -2674,7 +2893,7 @@
         <w:rPr>
           <w:noProof/>
         </w:rPr>
-        <w:instrText xml:space="preserve"> PAGEREF _Toc241118667 \h </w:instrText>
+        <w:instrText xml:space="preserve"> PAGEREF _Toc241126011 \h </w:instrText>
       </w:r>
       <w:r>
         <w:rPr>
@@ -2736,7 +2955,7 @@
         <w:rPr>
           <w:noProof/>
         </w:rPr>
-        <w:instrText xml:space="preserve"> PAGEREF _Toc241118668 \h </w:instrText>
+        <w:instrText xml:space="preserve"> PAGEREF _Toc241126012 \h </w:instrText>
       </w:r>
       <w:r>
         <w:rPr>
@@ -2798,7 +3017,7 @@
         <w:rPr>
           <w:noProof/>
         </w:rPr>
-        <w:instrText xml:space="preserve"> PAGEREF _Toc241118669 \h </w:instrText>
+        <w:instrText xml:space="preserve"> PAGEREF _Toc241126013 \h </w:instrText>
       </w:r>
       <w:r>
         <w:rPr>
@@ -2860,7 +3079,7 @@
         <w:rPr>
           <w:noProof/>
         </w:rPr>
-        <w:instrText xml:space="preserve"> PAGEREF _Toc241118670 \h </w:instrText>
+        <w:instrText xml:space="preserve"> PAGEREF _Toc241126014 \h </w:instrText>
       </w:r>
       <w:r>
         <w:rPr>
@@ -2922,7 +3141,7 @@
         <w:rPr>
           <w:noProof/>
         </w:rPr>
-        <w:instrText xml:space="preserve"> PAGEREF _Toc241118671 \h </w:instrText>
+        <w:instrText xml:space="preserve"> PAGEREF _Toc241126015 \h </w:instrText>
       </w:r>
       <w:r>
         <w:rPr>
@@ -2975,7 +3194,7 @@
           <w:rFonts w:eastAsia="Times New Roman"/>
         </w:rPr>
       </w:pPr>
-      <w:bookmarkStart w:id="1" w:name="_Toc241118643"/>
+      <w:bookmarkStart w:id="1" w:name="_Toc241125986"/>
       <w:r>
         <w:rPr>
           <w:rFonts w:eastAsia="Times New Roman"/>
@@ -2992,7 +3211,7 @@
           <w:rFonts w:eastAsia="Times New Roman"/>
         </w:rPr>
       </w:pPr>
-      <w:bookmarkStart w:id="2" w:name="_Toc241118644"/>
+      <w:bookmarkStart w:id="2" w:name="_Toc241125987"/>
       <w:r>
         <w:rPr>
           <w:rFonts w:eastAsia="Times New Roman"/>
@@ -3018,7 +3237,7 @@
           <w:sz w:val="22"/>
           <w:szCs w:val="22"/>
         </w:rPr>
-        <w:t>This Software Requirements Specification (SRS) describes what Falcon OCR shall do. It is written for the product owner, developers, testers and the reviewers who accept the product. Each requirement has an identifier (FR-nn, NFR-nn) that is referenced by t</w:t>
+        <w:t>This Software Requirements Specifi</w:t>
       </w:r>
       <w:r>
         <w:rPr>
@@ -3027,7 +3246,16 @@
           <w:sz w:val="22"/>
           <w:szCs w:val="22"/>
         </w:rPr>
-        <w:t>he System Design Document (FOCR-SDD-001) and the Test Case Specification (FOCR-TCS-001).</w:t>
+        <w:t>cation (SRS) describes what Falcon OCR shall do. It is written for the product owner, developers, testers and the reviewers who accept the product. Each requirement has an identifier (FR-nn, NFR-nn) that is referenced by the System Design Document (FOCR-SD</w:t>
+      </w:r>
+      <w:r>
+        <w:rPr>
+          <w:rFonts w:ascii="Calibri" w:hAnsi="Calibri" w:cs="Calibri"/>
+          <w:color w:val="1F2937"/>
+          <w:sz w:val="22"/>
+          <w:szCs w:val="22"/>
+        </w:rPr>
+        <w:t>D-001) and the Test Case Specification (FOCR-TCS-001).</w:t>
       </w:r>
     </w:p>
     <w:p>
@@ -3037,7 +3265,7 @@
           <w:rFonts w:eastAsia="Times New Roman"/>
         </w:rPr>
       </w:pPr>
-      <w:bookmarkStart w:id="3" w:name="_Toc241118645"/>
+      <w:bookmarkStart w:id="3" w:name="_Toc241125988"/>
       <w:r>
         <w:rPr>
           <w:rFonts w:eastAsia="Times New Roman"/>
@@ -3063,7 +3291,7 @@
           <w:sz w:val="22"/>
           <w:szCs w:val="22"/>
         </w:rPr>
-        <w:t>Falcon OCR is a Windows desktop application that converts scanned documents, photos, image sequences and PDF files into editable documents. Text is r</w:t>
+        <w:t>Falcon OCR is a Windows desktop application that converts scanned documents, photos, image sequences and PDF files into editable documents. Text is recognized offline with PaddleOCR P</w:t>
       </w:r>
       <w:r>
         <w:rPr>
@@ -3072,7 +3300,7 @@
           <w:sz w:val="22"/>
           <w:szCs w:val="22"/>
         </w:rPr>
-        <w:t>ecognized offline with PaddleOCR PP-OCRv5 models; the original page structure (columns, headings, paragraphs, lists, tables, pictures) and styling (font size, weight, color, fills) are reconstructed and exported to Microsoft Word, Microsoft Excel and HTML.</w:t>
+        <w:t>P-OCRv5 models; the original page structure (columns, headings, paragraphs, lists, tables, pictures) and styling (font size, weight, color, fills) are reconstructed and exported to Microsoft Word, Microsoft Excel and HTML. The user interface follows the la</w:t>
       </w:r>
       <w:r>
         <w:rPr>
@@ -3081,7 +3309,7 @@
           <w:sz w:val="22"/>
           <w:szCs w:val="22"/>
         </w:rPr>
-        <w:t xml:space="preserve"> The user interface follows the layout familiar from ABBYY FineReader.</w:t>
+        <w:t>yout familiar from ABBYY FineReader.</w:t>
       </w:r>
     </w:p>
     <w:p>
@@ -3091,7 +3319,7 @@
           <w:rFonts w:eastAsia="Times New Roman"/>
         </w:rPr>
       </w:pPr>
-      <w:bookmarkStart w:id="4" w:name="_Toc241118646"/>
+      <w:bookmarkStart w:id="4" w:name="_Toc241125989"/>
       <w:r>
         <w:rPr>
           <w:rFonts w:eastAsia="Times New Roman"/>
@@ -3381,16 +3609,7 @@
                 <w:sz w:val="20"/>
                 <w:szCs w:val="20"/>
               </w:rPr>
-              <w:t>PaddleOCR 5th-generati</w:t>
-            </w:r>
-            <w:r>
-              <w:rPr>
-                <w:rFonts w:ascii="Calibri" w:eastAsia="Times New Roman" w:hAnsi="Calibri" w:cs="Calibri"/>
-                <w:color w:val="1F2937"/>
-                <w:sz w:val="20"/>
-                <w:szCs w:val="20"/>
-              </w:rPr>
-              <w:t>on models: text detection (DBNet), line orientation (PP-LCNet) and recognition (SVTR with CTC).</w:t>
+              <w:t>PaddleOCR 5th-generation models: text detection (DBNet), line orientation (PP-LCNet) and recognition (SVTR with CTC).</w:t>
             </w:r>
           </w:p>
         </w:tc>
@@ -3552,7 +3771,16 @@
                 <w:sz w:val="20"/>
                 <w:szCs w:val="20"/>
               </w:rPr>
-              <w:t>Text objects embedded in a digital PDF (as opposed to a scanned image).</w:t>
+              <w:t>Text objects embe</w:t>
+            </w:r>
+            <w:r>
+              <w:rPr>
+                <w:rFonts w:ascii="Calibri" w:eastAsia="Times New Roman" w:hAnsi="Calibri" w:cs="Calibri"/>
+                <w:color w:val="1F2937"/>
+                <w:sz w:val="20"/>
+                <w:szCs w:val="20"/>
+              </w:rPr>
+              <w:t>dded in a digital PDF (as opposed to a scanned image).</w:t>
             </w:r>
           </w:p>
         </w:tc>
@@ -3714,16 +3942,7 @@
                 <w:sz w:val="20"/>
                 <w:szCs w:val="20"/>
               </w:rPr>
-              <w:t>Export type that places every line, table and picture at it</w:t>
-            </w:r>
-            <w:r>
-              <w:rPr>
-                <w:rFonts w:ascii="Calibri" w:eastAsia="Times New Roman" w:hAnsi="Calibri" w:cs="Calibri"/>
-                <w:color w:val="1F2937"/>
-                <w:sz w:val="20"/>
-                <w:szCs w:val="20"/>
-              </w:rPr>
-              <w:t>s original position.</w:t>
+              <w:t>Export type that places every line, table and picture at its original position.</w:t>
             </w:r>
           </w:p>
         </w:tc>
@@ -4061,7 +4280,7 @@
           <w:rFonts w:eastAsia="Times New Roman"/>
         </w:rPr>
       </w:pPr>
-      <w:bookmarkStart w:id="5" w:name="_Toc241118647"/>
+      <w:bookmarkStart w:id="5" w:name="_Toc241125990"/>
       <w:r>
         <w:rPr>
           <w:rFonts w:eastAsia="Times New Roman"/>
@@ -4197,7 +4416,7 @@
           <w:rFonts w:eastAsia="Times New Roman"/>
         </w:rPr>
       </w:pPr>
-      <w:bookmarkStart w:id="6" w:name="_Toc241118648"/>
+      <w:bookmarkStart w:id="6" w:name="_Toc241125991"/>
       <w:r>
         <w:rPr>
           <w:rFonts w:eastAsia="Times New Roman"/>
@@ -4214,7 +4433,7 @@
           <w:rFonts w:eastAsia="Times New Roman"/>
         </w:rPr>
       </w:pPr>
-      <w:bookmarkStart w:id="7" w:name="_Toc241118649"/>
+      <w:bookmarkStart w:id="7" w:name="_Toc241125992"/>
       <w:r>
         <w:rPr>
           <w:rFonts w:eastAsia="Times New Roman"/>
@@ -4336,7 +4555,7 @@
           <w:rFonts w:eastAsia="Times New Roman"/>
         </w:rPr>
       </w:pPr>
-      <w:bookmarkStart w:id="8" w:name="_Toc241118650"/>
+      <w:bookmarkStart w:id="8" w:name="_Toc241125993"/>
       <w:r>
         <w:rPr>
           <w:rFonts w:eastAsia="Times New Roman"/>
@@ -4627,16 +4846,7 @@
                 <w:sz w:val="20"/>
                 <w:szCs w:val="20"/>
               </w:rPr>
-              <w:t>Add files, recognize, check the result, export</w:t>
-            </w:r>
-            <w:r>
-              <w:rPr>
-                <w:rFonts w:ascii="Calibri" w:eastAsia="Times New Roman" w:hAnsi="Calibri" w:cs="Calibri"/>
-                <w:color w:val="1F2937"/>
-                <w:sz w:val="20"/>
-                <w:szCs w:val="20"/>
-              </w:rPr>
-              <w:t xml:space="preserve"> to Word/Excel.</w:t>
+              <w:t>Add files, recognize, check the result, export to Word/Excel.</w:t>
             </w:r>
           </w:p>
         </w:tc>
@@ -4836,7 +5046,16 @@
                 <w:sz w:val="20"/>
                 <w:szCs w:val="20"/>
               </w:rPr>
-              <w:t>Deploys the application in an organisation.</w:t>
+              <w:t>Deploys the application in an organisat</w:t>
+            </w:r>
+            <w:r>
+              <w:rPr>
+                <w:rFonts w:ascii="Calibri" w:eastAsia="Times New Roman" w:hAnsi="Calibri" w:cs="Calibri"/>
+                <w:color w:val="1F2937"/>
+                <w:sz w:val="20"/>
+                <w:szCs w:val="20"/>
+              </w:rPr>
+              <w:t>ion.</w:t>
             </w:r>
           </w:p>
         </w:tc>
@@ -5006,7 +5225,7 @@
           <w:rFonts w:eastAsia="Times New Roman"/>
         </w:rPr>
       </w:pPr>
-      <w:bookmarkStart w:id="9" w:name="_Toc241118651"/>
+      <w:bookmarkStart w:id="9" w:name="_Toc241125994"/>
       <w:r>
         <w:rPr>
           <w:rFonts w:eastAsia="Times New Roman"/>
@@ -5060,7 +5279,7 @@
           <w:sz w:val="22"/>
           <w:szCs w:val="22"/>
         </w:rPr>
-        <w:t>.NET Framework 4.7 or la</w:t>
+        <w:t xml:space="preserve">.NET Framework 4.7 </w:t>
       </w:r>
       <w:r>
         <w:rPr>
@@ -5069,7 +5288,7 @@
           <w:sz w:val="22"/>
           <w:szCs w:val="22"/>
         </w:rPr>
-        <w:t>ter (included in Windows 10 1703+ and Windows 11).</w:t>
+        <w:t>or later (included in Windows 10 1703+ and Windows 11).</w:t>
       </w:r>
     </w:p>
     <w:p>
@@ -5127,18 +5346,12 @@
           <w:rFonts w:eastAsia="Times New Roman"/>
         </w:rPr>
       </w:pPr>
-      <w:bookmarkStart w:id="10" w:name="_Toc241118652"/>
+      <w:bookmarkStart w:id="10" w:name="_Toc241125995"/>
       <w:r>
         <w:rPr>
           <w:rFonts w:eastAsia="Times New Roman"/>
         </w:rPr>
-        <w:t xml:space="preserve">2.4 Design and </w:t>
-      </w:r>
-      <w:r>
-        <w:rPr>
-          <w:rFonts w:eastAsia="Times New Roman"/>
-        </w:rPr>
-        <w:t>implementation constraints</w:t>
+        <w:t>2.4 Design and implementation constraints</w:t>
       </w:r>
       <w:bookmarkEnd w:id="10"/>
     </w:p>
@@ -5211,7 +5424,16 @@
           <w:sz w:val="22"/>
           <w:szCs w:val="22"/>
         </w:rPr>
-        <w:t>Offline build: all NuGet packages, models and native libraries are stored in the repository.</w:t>
+        <w:t>Offline build: all NuGet packages, models and native libraries are stored in the reposi</w:t>
+      </w:r>
+      <w:r>
+        <w:rPr>
+          <w:rFonts w:ascii="Calibri" w:eastAsia="Times New Roman" w:hAnsi="Calibri" w:cs="Calibri"/>
+          <w:color w:val="1F2937"/>
+          <w:sz w:val="22"/>
+          <w:szCs w:val="22"/>
+        </w:rPr>
+        <w:t>tory.</w:t>
       </w:r>
     </w:p>
     <w:p>
@@ -5235,16 +5457,7 @@
           <w:sz w:val="22"/>
           <w:szCs w:val="22"/>
         </w:rPr>
-        <w:t>OCR model</w:t>
-      </w:r>
-      <w:r>
-        <w:rPr>
-          <w:rFonts w:ascii="Calibri" w:eastAsia="Times New Roman" w:hAnsi="Calibri" w:cs="Calibri"/>
-          <w:color w:val="1F2937"/>
-          <w:sz w:val="22"/>
-          <w:szCs w:val="22"/>
-        </w:rPr>
-        <w:t>s: PaddleOCR PP-OCRv5 (ONNX export) — no model download at run time.</w:t>
+        <w:t>OCR models: PaddleOCR PP-OCRv5 (ONNX export) — no model download at run time.</w:t>
       </w:r>
     </w:p>
     <w:p>
@@ -5254,7 +5467,7 @@
           <w:rFonts w:eastAsia="Times New Roman"/>
         </w:rPr>
       </w:pPr>
-      <w:bookmarkStart w:id="11" w:name="_Toc241118653"/>
+      <w:bookmarkStart w:id="11" w:name="_Toc241125996"/>
       <w:r>
         <w:rPr>
           <w:rFonts w:eastAsia="Times New Roman"/>
@@ -5308,7 +5521,16 @@
           <w:sz w:val="22"/>
           <w:szCs w:val="22"/>
         </w:rPr>
-        <w:t>Scanned pages have at least 150 dpi effective resolution; 200–300 dpi gives the best results.</w:t>
+        <w:t>Scanned pages have at least 150 dpi effective resolution; 200–300 dp</w:t>
+      </w:r>
+      <w:r>
+        <w:rPr>
+          <w:rFonts w:ascii="Calibri" w:eastAsia="Times New Roman" w:hAnsi="Calibri" w:cs="Calibri"/>
+          <w:color w:val="1F2937"/>
+          <w:sz w:val="22"/>
+          <w:szCs w:val="22"/>
+        </w:rPr>
+        <w:t>i gives the best results.</w:t>
       </w:r>
     </w:p>
     <w:p>
@@ -5332,16 +5554,7 @@
           <w:sz w:val="22"/>
           <w:szCs w:val="22"/>
         </w:rPr>
-        <w:t>Fonts of the original document are not embedded in exports when unknown; Calibri (Latin/Cyrillic), Microsoft YaHei (Chinese), Yu Gothic (Japanese) and Malgun Goth</w:t>
-      </w:r>
-      <w:r>
-        <w:rPr>
-          <w:rFonts w:ascii="Calibri" w:eastAsia="Times New Roman" w:hAnsi="Calibri" w:cs="Calibri"/>
-          <w:color w:val="1F2937"/>
-          <w:sz w:val="22"/>
-          <w:szCs w:val="22"/>
-        </w:rPr>
-        <w:t>ic (Korean) are used as defaults.</w:t>
+        <w:t>Fonts of the original document are not embedded in exports when unknown; Calibri (Latin/Cyrillic), Microsoft YaHei (Chinese), Yu Gothic (Japanese) and Malgun Gothic (Korean) are used as defaults.</w:t>
       </w:r>
     </w:p>
     <w:p>
@@ -5351,7 +5564,7 @@
           <w:rFonts w:eastAsia="Times New Roman"/>
         </w:rPr>
       </w:pPr>
-      <w:bookmarkStart w:id="12" w:name="_Toc241118654"/>
+      <w:bookmarkStart w:id="12" w:name="_Toc241125997"/>
       <w:r>
         <w:rPr>
           <w:rFonts w:eastAsia="Times New Roman"/>
@@ -5377,7 +5590,16 @@
           <w:sz w:val="22"/>
           <w:szCs w:val="22"/>
         </w:rPr>
-        <w:t xml:space="preserve">Priority uses MoSCoW: </w:t>
+        <w:t>Priorit</w:t>
+      </w:r>
+      <w:r>
+        <w:rPr>
+          <w:rFonts w:ascii="Calibri" w:hAnsi="Calibri" w:cs="Calibri"/>
+          <w:color w:val="1F2937"/>
+          <w:sz w:val="22"/>
+          <w:szCs w:val="22"/>
+        </w:rPr>
+        <w:t xml:space="preserve">y uses MoSCoW: </w:t>
       </w:r>
       <w:r>
         <w:rPr>
@@ -5447,7 +5669,7 @@
           <w:rFonts w:eastAsia="Times New Roman"/>
         </w:rPr>
       </w:pPr>
-      <w:bookmarkStart w:id="13" w:name="_Toc241118655"/>
+      <w:bookmarkStart w:id="13" w:name="_Toc241125998"/>
       <w:r>
         <w:rPr>
           <w:rFonts w:eastAsia="Times New Roman"/>
@@ -5765,16 +5987,7 @@
                 <w:sz w:val="20"/>
                 <w:szCs w:val="20"/>
               </w:rPr>
-              <w:t>The system shall open PDF files o</w:t>
-            </w:r>
-            <w:r>
-              <w:rPr>
-                <w:rFonts w:ascii="Calibri" w:eastAsia="Times New Roman" w:hAnsi="Calibri" w:cs="Calibri"/>
-                <w:color w:val="1F2937"/>
-                <w:sz w:val="20"/>
-                <w:szCs w:val="20"/>
-              </w:rPr>
-              <w:t>f any page count and show every page as a document page. Password-protected PDFs shall be reported with a clear message.</w:t>
+              <w:t>The system shall open PDF files of any page count and show every page as a document page. Password-protected PDFs shall be reported with a clear message.</w:t>
             </w:r>
           </w:p>
         </w:tc>
@@ -5931,7 +6144,16 @@
                 <w:sz w:val="20"/>
                 <w:szCs w:val="20"/>
               </w:rPr>
-              <w:t>The system shall open PNG, JPEG (jpg, jpeg, jpe), BMP/DIB, GIF, TIFF, ICO, EMF and WMF images. EXIF orientation of photos shall be applied.</w:t>
+              <w:t>The system shall open PNG, JPEG (jpg, jpeg, jpe), BMP/DIB, GIF, TIFF, I</w:t>
+            </w:r>
+            <w:r>
+              <w:rPr>
+                <w:rFonts w:ascii="Calibri" w:eastAsia="Times New Roman" w:hAnsi="Calibri" w:cs="Calibri"/>
+                <w:color w:val="1F2937"/>
+                <w:sz w:val="20"/>
+                <w:szCs w:val="20"/>
+              </w:rPr>
+              <w:t>CO, EMF and WMF images. EXIF orientation of photos shall be applied.</w:t>
             </w:r>
           </w:p>
         </w:tc>
@@ -6207,54 +6429,54 @@
                 <w:sz w:val="20"/>
                 <w:szCs w:val="20"/>
               </w:rPr>
-              <w:t xml:space="preserve">Image </w:t>
-            </w:r>
-            <w:r>
-              <w:rPr>
-                <w:rFonts w:ascii="Calibri" w:eastAsia="Times New Roman" w:hAnsi="Calibri" w:cs="Calibri"/>
-                <w:color w:val="1F2937"/>
-                <w:sz w:val="20"/>
-                <w:szCs w:val="20"/>
-              </w:rPr>
-              <w:t>sequences</w:t>
-            </w:r>
-          </w:p>
-        </w:tc>
-        <w:tc>
-          <w:tcPr>
-            <w:tcW w:w="0" w:type="auto"/>
-            <w:tcBorders>
-              <w:top w:val="single" w:sz="6" w:space="0" w:color="C9D3CF"/>
-              <w:left w:val="single" w:sz="6" w:space="0" w:color="C9D3CF"/>
-              <w:bottom w:val="single" w:sz="6" w:space="0" w:color="C9D3CF"/>
-              <w:right w:val="single" w:sz="6" w:space="0" w:color="C9D3CF"/>
-            </w:tcBorders>
-            <w:tcMar>
-              <w:top w:w="60" w:type="dxa"/>
-              <w:left w:w="100" w:type="dxa"/>
-              <w:bottom w:w="60" w:type="dxa"/>
-              <w:right w:w="100" w:type="dxa"/>
-            </w:tcMar>
-            <w:hideMark/>
-          </w:tcPr>
-          <w:p>
-            <w:pPr>
-              <w:spacing w:before="80" w:after="160"/>
-              <w:rPr>
-                <w:rFonts w:ascii="Calibri" w:eastAsia="Times New Roman" w:hAnsi="Calibri" w:cs="Calibri"/>
-                <w:color w:val="1F2937"/>
-                <w:sz w:val="20"/>
-                <w:szCs w:val="20"/>
-              </w:rPr>
-            </w:pPr>
-            <w:r>
-              <w:rPr>
-                <w:rFonts w:ascii="Calibri" w:eastAsia="Times New Roman" w:hAnsi="Calibri" w:cs="Calibri"/>
-                <w:color w:val="1F2937"/>
-                <w:sz w:val="20"/>
-                <w:szCs w:val="20"/>
-              </w:rPr>
-              <w:t>The user shall be able to combine several images, or all images of a folder, into one multi-page document ordered naturally by file name (page2 before page10).</w:t>
+              <w:t>Image sequences</w:t>
+            </w:r>
+          </w:p>
+        </w:tc>
+        <w:tc>
+          <w:tcPr>
+            <w:tcW w:w="0" w:type="auto"/>
+            <w:tcBorders>
+              <w:top w:val="single" w:sz="6" w:space="0" w:color="C9D3CF"/>
+              <w:left w:val="single" w:sz="6" w:space="0" w:color="C9D3CF"/>
+              <w:bottom w:val="single" w:sz="6" w:space="0" w:color="C9D3CF"/>
+              <w:right w:val="single" w:sz="6" w:space="0" w:color="C9D3CF"/>
+            </w:tcBorders>
+            <w:tcMar>
+              <w:top w:w="60" w:type="dxa"/>
+              <w:left w:w="100" w:type="dxa"/>
+              <w:bottom w:w="60" w:type="dxa"/>
+              <w:right w:w="100" w:type="dxa"/>
+            </w:tcMar>
+            <w:hideMark/>
+          </w:tcPr>
+          <w:p>
+            <w:pPr>
+              <w:spacing w:before="80" w:after="160"/>
+              <w:rPr>
+                <w:rFonts w:ascii="Calibri" w:eastAsia="Times New Roman" w:hAnsi="Calibri" w:cs="Calibri"/>
+                <w:color w:val="1F2937"/>
+                <w:sz w:val="20"/>
+                <w:szCs w:val="20"/>
+              </w:rPr>
+            </w:pPr>
+            <w:r>
+              <w:rPr>
+                <w:rFonts w:ascii="Calibri" w:eastAsia="Times New Roman" w:hAnsi="Calibri" w:cs="Calibri"/>
+                <w:color w:val="1F2937"/>
+                <w:sz w:val="20"/>
+                <w:szCs w:val="20"/>
+              </w:rPr>
+              <w:t>The user shall be able to combine several images, or all imag</w:t>
+            </w:r>
+            <w:r>
+              <w:rPr>
+                <w:rFonts w:ascii="Calibri" w:eastAsia="Times New Roman" w:hAnsi="Calibri" w:cs="Calibri"/>
+                <w:color w:val="1F2937"/>
+                <w:sz w:val="20"/>
+                <w:szCs w:val="20"/>
+              </w:rPr>
+              <w:t>es of a folder, into one multi-page document ordered naturally by file name (page2 before page10).</w:t>
             </w:r>
           </w:p>
         </w:tc>
@@ -6411,16 +6633,7 @@
                 <w:sz w:val="20"/>
                 <w:szCs w:val="20"/>
               </w:rPr>
-              <w:t>The user shall be able to create a document from an image on the</w:t>
-            </w:r>
-            <w:r>
-              <w:rPr>
-                <w:rFonts w:ascii="Calibri" w:eastAsia="Times New Roman" w:hAnsi="Calibri" w:cs="Calibri"/>
-                <w:color w:val="1F2937"/>
-                <w:sz w:val="20"/>
-                <w:szCs w:val="20"/>
-              </w:rPr>
-              <w:t xml:space="preserve"> clipboard, or add files copied to the clipboard.</w:t>
+              <w:t>The user shall be able to create a document from an image on the clipboard, or add files copied to the clipboard.</w:t>
             </w:r>
           </w:p>
         </w:tc>
@@ -6785,7 +6998,7 @@
           <w:rFonts w:eastAsia="Times New Roman"/>
         </w:rPr>
       </w:pPr>
-      <w:bookmarkStart w:id="14" w:name="_Toc241118656"/>
+      <w:bookmarkStart w:id="14" w:name="_Toc241125999"/>
       <w:r>
         <w:rPr>
           <w:rFonts w:eastAsia="Times New Roman"/>
@@ -7417,7 +7630,16 @@
                 <w:sz w:val="20"/>
                 <w:szCs w:val="20"/>
               </w:rPr>
-              <w:t>The user shall be able to remove a document, a single page (Thumbnails view) or all documents from the workspace.</w:t>
+              <w:t>The user shall b</w:t>
+            </w:r>
+            <w:r>
+              <w:rPr>
+                <w:rFonts w:ascii="Calibri" w:eastAsia="Times New Roman" w:hAnsi="Calibri" w:cs="Calibri"/>
+                <w:color w:val="1F2937"/>
+                <w:sz w:val="20"/>
+                <w:szCs w:val="20"/>
+              </w:rPr>
+              <w:t>e able to remove a document, a single page (Thumbnails view) or all documents from the workspace.</w:t>
             </w:r>
           </w:p>
         </w:tc>
@@ -7468,7 +7690,7 @@
           <w:rFonts w:eastAsia="Times New Roman"/>
         </w:rPr>
       </w:pPr>
-      <w:bookmarkStart w:id="15" w:name="_Toc241118657"/>
+      <w:bookmarkStart w:id="15" w:name="_Toc241126000"/>
       <w:r>
         <w:rPr>
           <w:rFonts w:eastAsia="Times New Roman"/>
@@ -7943,16 +8165,16 @@
                 <w:sz w:val="20"/>
                 <w:szCs w:val="20"/>
               </w:rPr>
-              <w:t>For PDF pages</w:t>
-            </w:r>
-            <w:r>
-              <w:rPr>
-                <w:rFonts w:ascii="Calibri" w:eastAsia="Times New Roman" w:hAnsi="Calibri" w:cs="Calibri"/>
-                <w:color w:val="1F2937"/>
-                <w:sz w:val="20"/>
-                <w:szCs w:val="20"/>
-              </w:rPr>
-              <w:t xml:space="preserve"> with an embedded text layer the system shall use the embedded text, font sizes, weights, italics and colors (setting: Auto); the user can force OCR (Always OCR).</w:t>
+              <w:t>For PDF pages with an embedded text layer the system shall use the embedded text, font sizes, weig</w:t>
+            </w:r>
+            <w:r>
+              <w:rPr>
+                <w:rFonts w:ascii="Calibri" w:eastAsia="Times New Roman" w:hAnsi="Calibri" w:cs="Calibri"/>
+                <w:color w:val="1F2937"/>
+                <w:sz w:val="20"/>
+                <w:szCs w:val="20"/>
+              </w:rPr>
+              <w:t>hts, italics and colors (setting: Auto); the user can force OCR (Always OCR).</w:t>
             </w:r>
           </w:p>
         </w:tc>
@@ -8266,16 +8488,16 @@
                 <w:sz w:val="20"/>
                 <w:szCs w:val="20"/>
               </w:rPr>
-              <w:t xml:space="preserve">The user shall be able to recognize the current document, a single page again, or all documents; see progress; and stop a running </w:t>
-            </w:r>
-            <w:r>
-              <w:rPr>
-                <w:rFonts w:ascii="Calibri" w:eastAsia="Times New Roman" w:hAnsi="Calibri" w:cs="Calibri"/>
-                <w:color w:val="1F2937"/>
-                <w:sz w:val="20"/>
-                <w:szCs w:val="20"/>
-              </w:rPr>
-              <w:t>recognition.</w:t>
+              <w:t>The user shall be</w:t>
+            </w:r>
+            <w:r>
+              <w:rPr>
+                <w:rFonts w:ascii="Calibri" w:eastAsia="Times New Roman" w:hAnsi="Calibri" w:cs="Calibri"/>
+                <w:color w:val="1F2937"/>
+                <w:sz w:val="20"/>
+                <w:szCs w:val="20"/>
+              </w:rPr>
+              <w:t xml:space="preserve"> able to recognize the current document, a single page again, or all documents; see progress; and stop a running recognition.</w:t>
             </w:r>
           </w:p>
         </w:tc>
@@ -8326,7 +8548,7 @@
           <w:rFonts w:eastAsia="Times New Roman"/>
         </w:rPr>
       </w:pPr>
-      <w:bookmarkStart w:id="16" w:name="_Toc241118658"/>
+      <w:bookmarkStart w:id="16" w:name="_Toc241126001"/>
       <w:r>
         <w:rPr>
           <w:rFonts w:eastAsia="Times New Roman"/>
@@ -8801,7 +9023,16 @@
                 <w:sz w:val="20"/>
                 <w:szCs w:val="20"/>
               </w:rPr>
-              <w:t>The system shall group lines into paragraphs; classify headings (3 levels) by size and weight; detect bulleted and numbered list items, including bullets drawn as graphics.</w:t>
+              <w:t xml:space="preserve">The system shall group lines into paragraphs; classify headings (3 levels) by size and weight; detect bulleted and </w:t>
+            </w:r>
+            <w:r>
+              <w:rPr>
+                <w:rFonts w:ascii="Calibri" w:eastAsia="Times New Roman" w:hAnsi="Calibri" w:cs="Calibri"/>
+                <w:color w:val="1F2937"/>
+                <w:sz w:val="20"/>
+                <w:szCs w:val="20"/>
+              </w:rPr>
+              <w:t>numbered list items, including bullets drawn as graphics.</w:t>
             </w:r>
           </w:p>
         </w:tc>
@@ -8958,16 +9189,7 @@
                 <w:sz w:val="20"/>
                 <w:szCs w:val="20"/>
               </w:rPr>
-              <w:t xml:space="preserve">The system shall detect ruled tables with merged cells and cell </w:t>
-            </w:r>
-            <w:r>
-              <w:rPr>
-                <w:rFonts w:ascii="Calibri" w:eastAsia="Times New Roman" w:hAnsi="Calibri" w:cs="Calibri"/>
-                <w:color w:val="1F2937"/>
-                <w:sz w:val="20"/>
-                <w:szCs w:val="20"/>
-              </w:rPr>
-              <w:t>fills, and simple borderless tables, and assign text to cells.</w:t>
+              <w:t>The system shall detect ruled tables with merged cells and cell fills, and simple borderless tables, and assign text to cells.</w:t>
             </w:r>
           </w:p>
         </w:tc>
@@ -9281,16 +9503,16 @@
                 <w:sz w:val="20"/>
                 <w:szCs w:val="20"/>
               </w:rPr>
-              <w:t>For each line the system shall estimate font size (pt), bold, text</w:t>
-            </w:r>
-            <w:r>
-              <w:rPr>
-                <w:rFonts w:ascii="Calibri" w:eastAsia="Times New Roman" w:hAnsi="Calibri" w:cs="Calibri"/>
-                <w:color w:val="1F2937"/>
-                <w:sz w:val="20"/>
-                <w:szCs w:val="20"/>
-              </w:rPr>
-              <w:t xml:space="preserve"> color and background fill; text-layer PDFs additionally provide font family and italic.</w:t>
+              <w:t>For each line the system shall estimate font size (pt), bold, text color and background fill; text-layer PDFs additionally provide font family and ita</w:t>
+            </w:r>
+            <w:r>
+              <w:rPr>
+                <w:rFonts w:ascii="Calibri" w:eastAsia="Times New Roman" w:hAnsi="Calibri" w:cs="Calibri"/>
+                <w:color w:val="1F2937"/>
+                <w:sz w:val="20"/>
+                <w:szCs w:val="20"/>
+              </w:rPr>
+              <w:t>lic.</w:t>
             </w:r>
           </w:p>
         </w:tc>
@@ -9341,7 +9563,7 @@
           <w:rFonts w:eastAsia="Times New Roman"/>
         </w:rPr>
       </w:pPr>
-      <w:bookmarkStart w:id="17" w:name="_Toc241118659"/>
+      <w:bookmarkStart w:id="17" w:name="_Toc241126002"/>
       <w:r>
         <w:rPr>
           <w:rFonts w:eastAsia="Times New Roman"/>
@@ -9816,16 +10038,7 @@
                 <w:sz w:val="20"/>
                 <w:szCs w:val="20"/>
               </w:rPr>
-              <w:t>Selecting a line in either view shall highlight it in both. An 'Original Imag</w:t>
-            </w:r>
-            <w:r>
-              <w:rPr>
-                <w:rFonts w:ascii="Calibri" w:eastAsia="Times New Roman" w:hAnsi="Calibri" w:cs="Calibri"/>
-                <w:color w:val="1F2937"/>
-                <w:sz w:val="20"/>
-                <w:szCs w:val="20"/>
-              </w:rPr>
-              <w:t>e' view shall show detected lines, tables and pictures.</w:t>
+              <w:t>Selecting a line in either view shall highlight it in both. An 'Original Image' view shall show detected lines, tables and pictures.</w:t>
             </w:r>
           </w:p>
         </w:tc>
@@ -9982,7 +10195,16 @@
                 <w:sz w:val="20"/>
                 <w:szCs w:val="20"/>
               </w:rPr>
-              <w:t>The user shall be able to edit a recognized line in place; uncertain characters (confidence &lt; 0.75) shall be highlighted.</w:t>
+              <w:t>The user shall be able to edit a recognized line in place; uncertain cha</w:t>
+            </w:r>
+            <w:r>
+              <w:rPr>
+                <w:rFonts w:ascii="Calibri" w:eastAsia="Times New Roman" w:hAnsi="Calibri" w:cs="Calibri"/>
+                <w:color w:val="1F2937"/>
+                <w:sz w:val="20"/>
+                <w:szCs w:val="20"/>
+              </w:rPr>
+              <w:t>racters (confidence &lt; 0.75) shall be highlighted.</w:t>
             </w:r>
           </w:p>
         </w:tc>
@@ -10296,16 +10518,16 @@
                 <w:sz w:val="20"/>
                 <w:szCs w:val="20"/>
               </w:rPr>
-              <w:t>The user shall be able to copy the text of the page or of the whole document</w:t>
-            </w:r>
-            <w:r>
-              <w:rPr>
-                <w:rFonts w:ascii="Calibri" w:eastAsia="Times New Roman" w:hAnsi="Calibri" w:cs="Calibri"/>
-                <w:color w:val="1F2937"/>
-                <w:sz w:val="20"/>
-                <w:szCs w:val="20"/>
-              </w:rPr>
-              <w:t>.</w:t>
+              <w:t>The</w:t>
+            </w:r>
+            <w:r>
+              <w:rPr>
+                <w:rFonts w:ascii="Calibri" w:eastAsia="Times New Roman" w:hAnsi="Calibri" w:cs="Calibri"/>
+                <w:color w:val="1F2937"/>
+                <w:sz w:val="20"/>
+                <w:szCs w:val="20"/>
+              </w:rPr>
+              <w:t xml:space="preserve"> user shall be able to copy the text of the page or of the whole document.</w:t>
             </w:r>
           </w:p>
         </w:tc>
@@ -10356,7 +10578,7 @@
           <w:rFonts w:eastAsia="Times New Roman"/>
         </w:rPr>
       </w:pPr>
-      <w:bookmarkStart w:id="18" w:name="_Toc241118660"/>
+      <w:bookmarkStart w:id="18" w:name="_Toc241126003"/>
       <w:r>
         <w:rPr>
           <w:rFonts w:eastAsia="Times New Roman"/>
@@ -10831,7 +11053,16 @@
                 <w:sz w:val="20"/>
                 <w:szCs w:val="20"/>
               </w:rPr>
-              <w:t>The system shall export to .xlsx with one worksheet per page; tables as cell grids with merges, borders and fills; numbers as numeric cells.</w:t>
+              <w:t>The system shall export to .xlsx with one worksheet</w:t>
+            </w:r>
+            <w:r>
+              <w:rPr>
+                <w:rFonts w:ascii="Calibri" w:eastAsia="Times New Roman" w:hAnsi="Calibri" w:cs="Calibri"/>
+                <w:color w:val="1F2937"/>
+                <w:sz w:val="20"/>
+                <w:szCs w:val="20"/>
+              </w:rPr>
+              <w:t xml:space="preserve"> per page; tables as cell grids with merges, borders and fills; numbers as numeric cells.</w:t>
             </w:r>
           </w:p>
         </w:tc>
@@ -11145,16 +11376,7 @@
                 <w:sz w:val="20"/>
                 <w:szCs w:val="20"/>
               </w:rPr>
-              <w:t>Exports shall be written to the configured output folder with a unique name, never leave a partial file on failu</w:t>
-            </w:r>
-            <w:r>
-              <w:rPr>
-                <w:rFonts w:ascii="Calibri" w:eastAsia="Times New Roman" w:hAnsi="Calibri" w:cs="Calibri"/>
-                <w:color w:val="1F2937"/>
-                <w:sz w:val="20"/>
-                <w:szCs w:val="20"/>
-              </w:rPr>
-              <w:t>re, and optionally open after export.</w:t>
+              <w:t>Exports shall be written to the configured output folder with a unique name, never leave a partial file on failure, and optionally open after export.</w:t>
             </w:r>
           </w:p>
         </w:tc>
@@ -11205,7 +11427,7 @@
           <w:rFonts w:eastAsia="Times New Roman"/>
         </w:rPr>
       </w:pPr>
-      <w:bookmarkStart w:id="19" w:name="_Toc241118661"/>
+      <w:bookmarkStart w:id="19" w:name="_Toc241126004"/>
       <w:r>
         <w:rPr>
           <w:rFonts w:eastAsia="Times New Roman"/>
@@ -11523,7 +11745,16 @@
                 <w:sz w:val="20"/>
                 <w:szCs w:val="20"/>
               </w:rPr>
-              <w:t>A Quick OCR page shall return the plain text of a pasted, dropped or opened image.</w:t>
+              <w:t>A Quick OCR page shal</w:t>
+            </w:r>
+            <w:r>
+              <w:rPr>
+                <w:rFonts w:ascii="Calibri" w:eastAsia="Times New Roman" w:hAnsi="Calibri" w:cs="Calibri"/>
+                <w:color w:val="1F2937"/>
+                <w:sz w:val="20"/>
+                <w:szCs w:val="20"/>
+              </w:rPr>
+              <w:t>l return the plain text of a pasted, dropped or opened image.</w:t>
             </w:r>
           </w:p>
         </w:tc>
@@ -11837,16 +12068,7 @@
                 <w:sz w:val="20"/>
                 <w:szCs w:val="20"/>
               </w:rPr>
-              <w:t>Recognitions and exports shall be recorded; the user can open outputs, sh</w:t>
-            </w:r>
-            <w:r>
-              <w:rPr>
-                <w:rFonts w:ascii="Calibri" w:eastAsia="Times New Roman" w:hAnsi="Calibri" w:cs="Calibri"/>
-                <w:color w:val="1F2937"/>
-                <w:sz w:val="20"/>
-                <w:szCs w:val="20"/>
-              </w:rPr>
-              <w:t>ow them in Explorer, reopen sources and clear the history.</w:t>
+              <w:t>Recognitions and exports shall be recorded; the user can open outputs, show them in Explorer, reopen sources and clear the history.</w:t>
             </w:r>
           </w:p>
         </w:tc>
@@ -12211,7 +12433,7 @@
           <w:rFonts w:eastAsia="Times New Roman"/>
         </w:rPr>
       </w:pPr>
-      <w:bookmarkStart w:id="20" w:name="_Toc241118662"/>
+      <w:bookmarkStart w:id="20" w:name="_Toc241126005"/>
       <w:r>
         <w:rPr>
           <w:rFonts w:eastAsia="Times New Roman"/>
@@ -12529,16 +12751,7 @@
                 <w:sz w:val="20"/>
                 <w:szCs w:val="20"/>
               </w:rPr>
-              <w:t>The application shall run licensed only with a key signed by the vendor; keys may be bound to one c</w:t>
-            </w:r>
-            <w:r>
-              <w:rPr>
-                <w:rFonts w:ascii="Calibri" w:eastAsia="Times New Roman" w:hAnsi="Calibri" w:cs="Calibri"/>
-                <w:color w:val="1F2937"/>
-                <w:sz w:val="20"/>
-                <w:szCs w:val="20"/>
-              </w:rPr>
-              <w:t>omputer (machine code) and may expire.</w:t>
+              <w:t>The application shall run licensed only with a key signed by the vendor; keys may be bound to one computer (machine code) and may expire.</w:t>
             </w:r>
           </w:p>
         </w:tc>
@@ -12695,16 +12908,16 @@
                 <w:sz w:val="20"/>
                 <w:szCs w:val="20"/>
               </w:rPr>
-              <w:t>Without a license the application shall run as a trial for 7 days from the first start, request a license at every start, show the remaining days, and refuse to start after the trial until a va</w:t>
-            </w:r>
-            <w:r>
-              <w:rPr>
-                <w:rFonts w:ascii="Calibri" w:eastAsia="Times New Roman" w:hAnsi="Calibri" w:cs="Calibri"/>
-                <w:color w:val="1F2937"/>
-                <w:sz w:val="20"/>
-                <w:szCs w:val="20"/>
-              </w:rPr>
-              <w:t>lid key is entered.</w:t>
+              <w:t xml:space="preserve">Without a license the application shall run as a trial for 7 days from the </w:t>
+            </w:r>
+            <w:r>
+              <w:rPr>
+                <w:rFonts w:ascii="Calibri" w:eastAsia="Times New Roman" w:hAnsi="Calibri" w:cs="Calibri"/>
+                <w:color w:val="1F2937"/>
+                <w:sz w:val="20"/>
+                <w:szCs w:val="20"/>
+              </w:rPr>
+              <w:t>first start, request a license at every start, show the remaining days, and refuse to start after the trial until a valid key is entered.</w:t>
             </w:r>
           </w:p>
         </w:tc>
@@ -12861,7 +13074,16 @@
                 <w:sz w:val="20"/>
                 <w:szCs w:val="20"/>
               </w:rPr>
-              <w:t>A separate vendor tool shall create and protect the signing key, generate and verify license keys, and log every issued key.</w:t>
+              <w:t>A separate vendor tool shall create and protect the signing key, generate and verify license</w:t>
+            </w:r>
+            <w:r>
+              <w:rPr>
+                <w:rFonts w:ascii="Calibri" w:eastAsia="Times New Roman" w:hAnsi="Calibri" w:cs="Calibri"/>
+                <w:color w:val="1F2937"/>
+                <w:sz w:val="20"/>
+                <w:szCs w:val="20"/>
+              </w:rPr>
+              <w:t xml:space="preserve"> keys, and log every issued key.</w:t>
             </w:r>
           </w:p>
         </w:tc>
@@ -12912,14 +13134,1038 @@
           <w:rFonts w:eastAsia="Times New Roman"/>
         </w:rPr>
       </w:pPr>
-      <w:bookmarkStart w:id="21" w:name="_Toc241118663"/>
+      <w:bookmarkStart w:id="21" w:name="_Toc241126006"/>
       <w:r>
         <w:rPr>
           <w:rFonts w:eastAsia="Times New Roman"/>
         </w:rPr>
-        <w:t>3.9 Supported languages</w:t>
+        <w:t>3.9 User interface</w:t>
       </w:r>
       <w:bookmarkEnd w:id="21"/>
+    </w:p>
+    <w:tbl>
+      <w:tblPr>
+        <w:tblW w:w="5000" w:type="pct"/>
+        <w:tblCellMar>
+          <w:top w:w="15" w:type="dxa"/>
+          <w:left w:w="15" w:type="dxa"/>
+          <w:bottom w:w="15" w:type="dxa"/>
+          <w:right w:w="15" w:type="dxa"/>
+        </w:tblCellMar>
+        <w:tblLook w:val="04A0" w:firstRow="1" w:lastRow="0" w:firstColumn="1" w:lastColumn="0" w:noHBand="0" w:noVBand="1"/>
+      </w:tblPr>
+      <w:tblGrid>
+        <w:gridCol w:w="846"/>
+        <w:gridCol w:w="1879"/>
+        <w:gridCol w:w="5732"/>
+        <w:gridCol w:w="940"/>
+      </w:tblGrid>
+      <w:tr>
+        <w:trPr>
+          <w:cantSplit/>
+          <w:tblHeader/>
+        </w:trPr>
+        <w:tc>
+          <w:tcPr>
+            <w:tcW w:w="450" w:type="pct"/>
+            <w:tcBorders>
+              <w:top w:val="single" w:sz="6" w:space="0" w:color="9FCBB7"/>
+              <w:left w:val="single" w:sz="6" w:space="0" w:color="9FCBB7"/>
+              <w:bottom w:val="single" w:sz="6" w:space="0" w:color="9FCBB7"/>
+              <w:right w:val="single" w:sz="6" w:space="0" w:color="9FCBB7"/>
+            </w:tcBorders>
+            <w:shd w:val="clear" w:color="auto" w:fill="E1F3EB"/>
+            <w:tcMar>
+              <w:top w:w="80" w:type="dxa"/>
+              <w:left w:w="100" w:type="dxa"/>
+              <w:bottom w:w="80" w:type="dxa"/>
+              <w:right w:w="100" w:type="dxa"/>
+            </w:tcMar>
+            <w:hideMark/>
+          </w:tcPr>
+          <w:p>
+            <w:pPr>
+              <w:spacing w:before="80" w:after="160"/>
+              <w:rPr>
+                <w:rFonts w:ascii="Calibri" w:eastAsia="Times New Roman" w:hAnsi="Calibri" w:cs="Calibri"/>
+                <w:b/>
+                <w:bCs/>
+                <w:color w:val="0E6E4C"/>
+                <w:sz w:val="20"/>
+                <w:szCs w:val="20"/>
+              </w:rPr>
+            </w:pPr>
+            <w:r>
+              <w:rPr>
+                <w:rFonts w:ascii="Calibri" w:eastAsia="Times New Roman" w:hAnsi="Calibri" w:cs="Calibri"/>
+                <w:b/>
+                <w:bCs/>
+                <w:color w:val="0E6E4C"/>
+                <w:sz w:val="20"/>
+                <w:szCs w:val="20"/>
+              </w:rPr>
+              <w:t>ID</w:t>
+            </w:r>
+          </w:p>
+        </w:tc>
+        <w:tc>
+          <w:tcPr>
+            <w:tcW w:w="1000" w:type="pct"/>
+            <w:tcBorders>
+              <w:top w:val="single" w:sz="6" w:space="0" w:color="9FCBB7"/>
+              <w:left w:val="single" w:sz="6" w:space="0" w:color="9FCBB7"/>
+              <w:bottom w:val="single" w:sz="6" w:space="0" w:color="9FCBB7"/>
+              <w:right w:val="single" w:sz="6" w:space="0" w:color="9FCBB7"/>
+            </w:tcBorders>
+            <w:shd w:val="clear" w:color="auto" w:fill="E1F3EB"/>
+            <w:tcMar>
+              <w:top w:w="80" w:type="dxa"/>
+              <w:left w:w="100" w:type="dxa"/>
+              <w:bottom w:w="80" w:type="dxa"/>
+              <w:right w:w="100" w:type="dxa"/>
+            </w:tcMar>
+            <w:hideMark/>
+          </w:tcPr>
+          <w:p>
+            <w:pPr>
+              <w:spacing w:before="80" w:after="160"/>
+              <w:rPr>
+                <w:rFonts w:ascii="Calibri" w:eastAsia="Times New Roman" w:hAnsi="Calibri" w:cs="Calibri"/>
+                <w:b/>
+                <w:bCs/>
+                <w:color w:val="0E6E4C"/>
+                <w:sz w:val="20"/>
+                <w:szCs w:val="20"/>
+              </w:rPr>
+            </w:pPr>
+            <w:r>
+              <w:rPr>
+                <w:rFonts w:ascii="Calibri" w:eastAsia="Times New Roman" w:hAnsi="Calibri" w:cs="Calibri"/>
+                <w:b/>
+                <w:bCs/>
+                <w:color w:val="0E6E4C"/>
+                <w:sz w:val="20"/>
+                <w:szCs w:val="20"/>
+              </w:rPr>
+              <w:t>Requirement</w:t>
+            </w:r>
+          </w:p>
+        </w:tc>
+        <w:tc>
+          <w:tcPr>
+            <w:tcW w:w="3050" w:type="pct"/>
+            <w:tcBorders>
+              <w:top w:val="single" w:sz="6" w:space="0" w:color="9FCBB7"/>
+              <w:left w:val="single" w:sz="6" w:space="0" w:color="9FCBB7"/>
+              <w:bottom w:val="single" w:sz="6" w:space="0" w:color="9FCBB7"/>
+              <w:right w:val="single" w:sz="6" w:space="0" w:color="9FCBB7"/>
+            </w:tcBorders>
+            <w:shd w:val="clear" w:color="auto" w:fill="E1F3EB"/>
+            <w:tcMar>
+              <w:top w:w="80" w:type="dxa"/>
+              <w:left w:w="100" w:type="dxa"/>
+              <w:bottom w:w="80" w:type="dxa"/>
+              <w:right w:w="100" w:type="dxa"/>
+            </w:tcMar>
+            <w:hideMark/>
+          </w:tcPr>
+          <w:p>
+            <w:pPr>
+              <w:spacing w:before="80" w:after="160"/>
+              <w:rPr>
+                <w:rFonts w:ascii="Calibri" w:eastAsia="Times New Roman" w:hAnsi="Calibri" w:cs="Calibri"/>
+                <w:b/>
+                <w:bCs/>
+                <w:color w:val="0E6E4C"/>
+                <w:sz w:val="20"/>
+                <w:szCs w:val="20"/>
+              </w:rPr>
+            </w:pPr>
+            <w:r>
+              <w:rPr>
+                <w:rFonts w:ascii="Calibri" w:eastAsia="Times New Roman" w:hAnsi="Calibri" w:cs="Calibri"/>
+                <w:b/>
+                <w:bCs/>
+                <w:color w:val="0E6E4C"/>
+                <w:sz w:val="20"/>
+                <w:szCs w:val="20"/>
+              </w:rPr>
+              <w:t>Description</w:t>
+            </w:r>
+          </w:p>
+        </w:tc>
+        <w:tc>
+          <w:tcPr>
+            <w:tcW w:w="500" w:type="pct"/>
+            <w:tcBorders>
+              <w:top w:val="single" w:sz="6" w:space="0" w:color="9FCBB7"/>
+              <w:left w:val="single" w:sz="6" w:space="0" w:color="9FCBB7"/>
+              <w:bottom w:val="single" w:sz="6" w:space="0" w:color="9FCBB7"/>
+              <w:right w:val="single" w:sz="6" w:space="0" w:color="9FCBB7"/>
+            </w:tcBorders>
+            <w:shd w:val="clear" w:color="auto" w:fill="E1F3EB"/>
+            <w:tcMar>
+              <w:top w:w="80" w:type="dxa"/>
+              <w:left w:w="100" w:type="dxa"/>
+              <w:bottom w:w="80" w:type="dxa"/>
+              <w:right w:w="100" w:type="dxa"/>
+            </w:tcMar>
+            <w:hideMark/>
+          </w:tcPr>
+          <w:p>
+            <w:pPr>
+              <w:spacing w:before="80" w:after="160"/>
+              <w:rPr>
+                <w:rFonts w:ascii="Calibri" w:eastAsia="Times New Roman" w:hAnsi="Calibri" w:cs="Calibri"/>
+                <w:b/>
+                <w:bCs/>
+                <w:color w:val="0E6E4C"/>
+                <w:sz w:val="20"/>
+                <w:szCs w:val="20"/>
+              </w:rPr>
+            </w:pPr>
+            <w:r>
+              <w:rPr>
+                <w:rFonts w:ascii="Calibri" w:eastAsia="Times New Roman" w:hAnsi="Calibri" w:cs="Calibri"/>
+                <w:b/>
+                <w:bCs/>
+                <w:color w:val="0E6E4C"/>
+                <w:sz w:val="20"/>
+                <w:szCs w:val="20"/>
+              </w:rPr>
+              <w:t>Priority</w:t>
+            </w:r>
+          </w:p>
+        </w:tc>
+      </w:tr>
+      <w:tr>
+        <w:trPr>
+          <w:cantSplit/>
+        </w:trPr>
+        <w:tc>
+          <w:tcPr>
+            <w:tcW w:w="0" w:type="auto"/>
+            <w:tcBorders>
+              <w:top w:val="single" w:sz="6" w:space="0" w:color="C9D3CF"/>
+              <w:left w:val="single" w:sz="6" w:space="0" w:color="C9D3CF"/>
+              <w:bottom w:val="single" w:sz="6" w:space="0" w:color="C9D3CF"/>
+              <w:right w:val="single" w:sz="6" w:space="0" w:color="C9D3CF"/>
+            </w:tcBorders>
+            <w:tcMar>
+              <w:top w:w="60" w:type="dxa"/>
+              <w:left w:w="100" w:type="dxa"/>
+              <w:bottom w:w="60" w:type="dxa"/>
+              <w:right w:w="100" w:type="dxa"/>
+            </w:tcMar>
+            <w:hideMark/>
+          </w:tcPr>
+          <w:p>
+            <w:pPr>
+              <w:spacing w:before="80" w:after="160"/>
+              <w:rPr>
+                <w:rFonts w:ascii="Calibri" w:eastAsia="Times New Roman" w:hAnsi="Calibri" w:cs="Calibri"/>
+                <w:color w:val="1F2937"/>
+                <w:sz w:val="20"/>
+                <w:szCs w:val="20"/>
+              </w:rPr>
+            </w:pPr>
+            <w:r>
+              <w:rPr>
+                <w:rFonts w:ascii="Calibri" w:eastAsia="Times New Roman" w:hAnsi="Calibri" w:cs="Calibri"/>
+                <w:color w:val="1F2937"/>
+                <w:sz w:val="20"/>
+                <w:szCs w:val="20"/>
+              </w:rPr>
+              <w:t>FR-37</w:t>
+            </w:r>
+          </w:p>
+        </w:tc>
+        <w:tc>
+          <w:tcPr>
+            <w:tcW w:w="0" w:type="auto"/>
+            <w:tcBorders>
+              <w:top w:val="single" w:sz="6" w:space="0" w:color="C9D3CF"/>
+              <w:left w:val="single" w:sz="6" w:space="0" w:color="C9D3CF"/>
+              <w:bottom w:val="single" w:sz="6" w:space="0" w:color="C9D3CF"/>
+              <w:right w:val="single" w:sz="6" w:space="0" w:color="C9D3CF"/>
+            </w:tcBorders>
+            <w:tcMar>
+              <w:top w:w="60" w:type="dxa"/>
+              <w:left w:w="100" w:type="dxa"/>
+              <w:bottom w:w="60" w:type="dxa"/>
+              <w:right w:w="100" w:type="dxa"/>
+            </w:tcMar>
+            <w:hideMark/>
+          </w:tcPr>
+          <w:p>
+            <w:pPr>
+              <w:spacing w:before="80" w:after="160"/>
+              <w:rPr>
+                <w:rFonts w:ascii="Calibri" w:eastAsia="Times New Roman" w:hAnsi="Calibri" w:cs="Calibri"/>
+                <w:color w:val="1F2937"/>
+                <w:sz w:val="20"/>
+                <w:szCs w:val="20"/>
+              </w:rPr>
+            </w:pPr>
+            <w:r>
+              <w:rPr>
+                <w:rFonts w:ascii="Calibri" w:eastAsia="Times New Roman" w:hAnsi="Calibri" w:cs="Calibri"/>
+                <w:color w:val="1F2937"/>
+                <w:sz w:val="20"/>
+                <w:szCs w:val="20"/>
+              </w:rPr>
+              <w:t>Font selection</w:t>
+            </w:r>
+          </w:p>
+        </w:tc>
+        <w:tc>
+          <w:tcPr>
+            <w:tcW w:w="0" w:type="auto"/>
+            <w:tcBorders>
+              <w:top w:val="single" w:sz="6" w:space="0" w:color="C9D3CF"/>
+              <w:left w:val="single" w:sz="6" w:space="0" w:color="C9D3CF"/>
+              <w:bottom w:val="single" w:sz="6" w:space="0" w:color="C9D3CF"/>
+              <w:right w:val="single" w:sz="6" w:space="0" w:color="C9D3CF"/>
+            </w:tcBorders>
+            <w:tcMar>
+              <w:top w:w="60" w:type="dxa"/>
+              <w:left w:w="100" w:type="dxa"/>
+              <w:bottom w:w="60" w:type="dxa"/>
+              <w:right w:w="100" w:type="dxa"/>
+            </w:tcMar>
+            <w:hideMark/>
+          </w:tcPr>
+          <w:p>
+            <w:pPr>
+              <w:spacing w:before="80" w:after="160"/>
+              <w:rPr>
+                <w:rFonts w:ascii="Calibri" w:eastAsia="Times New Roman" w:hAnsi="Calibri" w:cs="Calibri"/>
+                <w:color w:val="1F2937"/>
+                <w:sz w:val="20"/>
+                <w:szCs w:val="20"/>
+              </w:rPr>
+            </w:pPr>
+            <w:r>
+              <w:rPr>
+                <w:rFonts w:ascii="Calibri" w:eastAsia="Times New Roman" w:hAnsi="Calibri" w:cs="Calibri"/>
+                <w:color w:val="1F2937"/>
+                <w:sz w:val="20"/>
+                <w:szCs w:val="20"/>
+              </w:rPr>
+              <w:t>The results toolbar shall provide a font family combo box and a font size combo box that show and change the font of the selected paragraph; the change shall be exported.</w:t>
+            </w:r>
+          </w:p>
+        </w:tc>
+        <w:tc>
+          <w:tcPr>
+            <w:tcW w:w="0" w:type="auto"/>
+            <w:tcBorders>
+              <w:top w:val="single" w:sz="6" w:space="0" w:color="C9D3CF"/>
+              <w:left w:val="single" w:sz="6" w:space="0" w:color="C9D3CF"/>
+              <w:bottom w:val="single" w:sz="6" w:space="0" w:color="C9D3CF"/>
+              <w:right w:val="single" w:sz="6" w:space="0" w:color="C9D3CF"/>
+            </w:tcBorders>
+            <w:tcMar>
+              <w:top w:w="60" w:type="dxa"/>
+              <w:left w:w="100" w:type="dxa"/>
+              <w:bottom w:w="60" w:type="dxa"/>
+              <w:right w:w="100" w:type="dxa"/>
+            </w:tcMar>
+            <w:hideMark/>
+          </w:tcPr>
+          <w:p>
+            <w:pPr>
+              <w:spacing w:before="80" w:after="160"/>
+              <w:rPr>
+                <w:rFonts w:ascii="Calibri" w:eastAsia="Times New Roman" w:hAnsi="Calibri" w:cs="Calibri"/>
+                <w:color w:val="1F2937"/>
+                <w:sz w:val="20"/>
+                <w:szCs w:val="20"/>
+              </w:rPr>
+            </w:pPr>
+            <w:r>
+              <w:rPr>
+                <w:rFonts w:ascii="Calibri" w:eastAsia="Times New Roman" w:hAnsi="Calibri" w:cs="Calibri"/>
+                <w:color w:val="1F2937"/>
+                <w:sz w:val="20"/>
+                <w:szCs w:val="20"/>
+              </w:rPr>
+              <w:t>Must</w:t>
+            </w:r>
+          </w:p>
+        </w:tc>
+      </w:tr>
+      <w:tr>
+        <w:trPr>
+          <w:cantSplit/>
+        </w:trPr>
+        <w:tc>
+          <w:tcPr>
+            <w:tcW w:w="0" w:type="auto"/>
+            <w:tcBorders>
+              <w:top w:val="single" w:sz="6" w:space="0" w:color="C9D3CF"/>
+              <w:left w:val="single" w:sz="6" w:space="0" w:color="C9D3CF"/>
+              <w:bottom w:val="single" w:sz="6" w:space="0" w:color="C9D3CF"/>
+              <w:right w:val="single" w:sz="6" w:space="0" w:color="C9D3CF"/>
+            </w:tcBorders>
+            <w:tcMar>
+              <w:top w:w="60" w:type="dxa"/>
+              <w:left w:w="100" w:type="dxa"/>
+              <w:bottom w:w="60" w:type="dxa"/>
+              <w:right w:w="100" w:type="dxa"/>
+            </w:tcMar>
+            <w:hideMark/>
+          </w:tcPr>
+          <w:p>
+            <w:pPr>
+              <w:spacing w:before="80" w:after="160"/>
+              <w:rPr>
+                <w:rFonts w:ascii="Calibri" w:eastAsia="Times New Roman" w:hAnsi="Calibri" w:cs="Calibri"/>
+                <w:color w:val="1F2937"/>
+                <w:sz w:val="20"/>
+                <w:szCs w:val="20"/>
+              </w:rPr>
+            </w:pPr>
+            <w:r>
+              <w:rPr>
+                <w:rFonts w:ascii="Calibri" w:eastAsia="Times New Roman" w:hAnsi="Calibri" w:cs="Calibri"/>
+                <w:color w:val="1F2937"/>
+                <w:sz w:val="20"/>
+                <w:szCs w:val="20"/>
+              </w:rPr>
+              <w:t>FR-38</w:t>
+            </w:r>
+          </w:p>
+        </w:tc>
+        <w:tc>
+          <w:tcPr>
+            <w:tcW w:w="0" w:type="auto"/>
+            <w:tcBorders>
+              <w:top w:val="single" w:sz="6" w:space="0" w:color="C9D3CF"/>
+              <w:left w:val="single" w:sz="6" w:space="0" w:color="C9D3CF"/>
+              <w:bottom w:val="single" w:sz="6" w:space="0" w:color="C9D3CF"/>
+              <w:right w:val="single" w:sz="6" w:space="0" w:color="C9D3CF"/>
+            </w:tcBorders>
+            <w:tcMar>
+              <w:top w:w="60" w:type="dxa"/>
+              <w:left w:w="100" w:type="dxa"/>
+              <w:bottom w:w="60" w:type="dxa"/>
+              <w:right w:w="100" w:type="dxa"/>
+            </w:tcMar>
+            <w:hideMark/>
+          </w:tcPr>
+          <w:p>
+            <w:pPr>
+              <w:spacing w:before="80" w:after="160"/>
+              <w:rPr>
+                <w:rFonts w:ascii="Calibri" w:eastAsia="Times New Roman" w:hAnsi="Calibri" w:cs="Calibri"/>
+                <w:color w:val="1F2937"/>
+                <w:sz w:val="20"/>
+                <w:szCs w:val="20"/>
+              </w:rPr>
+            </w:pPr>
+            <w:r>
+              <w:rPr>
+                <w:rFonts w:ascii="Calibri" w:eastAsia="Times New Roman" w:hAnsi="Calibri" w:cs="Calibri"/>
+                <w:color w:val="1F2937"/>
+                <w:sz w:val="20"/>
+                <w:szCs w:val="20"/>
+              </w:rPr>
+              <w:t>Interface languages</w:t>
+            </w:r>
+          </w:p>
+        </w:tc>
+        <w:tc>
+          <w:tcPr>
+            <w:tcW w:w="0" w:type="auto"/>
+            <w:tcBorders>
+              <w:top w:val="single" w:sz="6" w:space="0" w:color="C9D3CF"/>
+              <w:left w:val="single" w:sz="6" w:space="0" w:color="C9D3CF"/>
+              <w:bottom w:val="single" w:sz="6" w:space="0" w:color="C9D3CF"/>
+              <w:right w:val="single" w:sz="6" w:space="0" w:color="C9D3CF"/>
+            </w:tcBorders>
+            <w:tcMar>
+              <w:top w:w="60" w:type="dxa"/>
+              <w:left w:w="100" w:type="dxa"/>
+              <w:bottom w:w="60" w:type="dxa"/>
+              <w:right w:w="100" w:type="dxa"/>
+            </w:tcMar>
+            <w:hideMark/>
+          </w:tcPr>
+          <w:p>
+            <w:pPr>
+              <w:spacing w:before="80" w:after="160"/>
+              <w:rPr>
+                <w:rFonts w:ascii="Calibri" w:eastAsia="Times New Roman" w:hAnsi="Calibri" w:cs="Calibri"/>
+                <w:color w:val="1F2937"/>
+                <w:sz w:val="20"/>
+                <w:szCs w:val="20"/>
+              </w:rPr>
+            </w:pPr>
+            <w:r>
+              <w:rPr>
+                <w:rFonts w:ascii="Calibri" w:eastAsia="Times New Roman" w:hAnsi="Calibri" w:cs="Calibri"/>
+                <w:color w:val="1F2937"/>
+                <w:sz w:val="20"/>
+                <w:szCs w:val="20"/>
+              </w:rPr>
+              <w:t>The user interface shall be available in English, Simplified Chinese and Japanese. Translations shall be stored as gettext PO files that can be edited without rebuilding; the language is chosen in Settings (default: Windows display language).</w:t>
+            </w:r>
+          </w:p>
+        </w:tc>
+        <w:tc>
+          <w:tcPr>
+            <w:tcW w:w="0" w:type="auto"/>
+            <w:tcBorders>
+              <w:top w:val="single" w:sz="6" w:space="0" w:color="C9D3CF"/>
+              <w:left w:val="single" w:sz="6" w:space="0" w:color="C9D3CF"/>
+              <w:bottom w:val="single" w:sz="6" w:space="0" w:color="C9D3CF"/>
+              <w:right w:val="single" w:sz="6" w:space="0" w:color="C9D3CF"/>
+            </w:tcBorders>
+            <w:tcMar>
+              <w:top w:w="60" w:type="dxa"/>
+              <w:left w:w="100" w:type="dxa"/>
+              <w:bottom w:w="60" w:type="dxa"/>
+              <w:right w:w="100" w:type="dxa"/>
+            </w:tcMar>
+            <w:hideMark/>
+          </w:tcPr>
+          <w:p>
+            <w:pPr>
+              <w:spacing w:before="80" w:after="160"/>
+              <w:rPr>
+                <w:rFonts w:ascii="Calibri" w:eastAsia="Times New Roman" w:hAnsi="Calibri" w:cs="Calibri"/>
+                <w:color w:val="1F2937"/>
+                <w:sz w:val="20"/>
+                <w:szCs w:val="20"/>
+              </w:rPr>
+            </w:pPr>
+            <w:r>
+              <w:rPr>
+                <w:rFonts w:ascii="Calibri" w:eastAsia="Times New Roman" w:hAnsi="Calibri" w:cs="Calibri"/>
+                <w:color w:val="1F2937"/>
+                <w:sz w:val="20"/>
+                <w:szCs w:val="20"/>
+              </w:rPr>
+              <w:t>Must</w:t>
+            </w:r>
+          </w:p>
+        </w:tc>
+      </w:tr>
+      <w:tr>
+        <w:trPr>
+          <w:cantSplit/>
+        </w:trPr>
+        <w:tc>
+          <w:tcPr>
+            <w:tcW w:w="0" w:type="auto"/>
+            <w:tcBorders>
+              <w:top w:val="single" w:sz="6" w:space="0" w:color="C9D3CF"/>
+              <w:left w:val="single" w:sz="6" w:space="0" w:color="C9D3CF"/>
+              <w:bottom w:val="single" w:sz="6" w:space="0" w:color="C9D3CF"/>
+              <w:right w:val="single" w:sz="6" w:space="0" w:color="C9D3CF"/>
+            </w:tcBorders>
+            <w:tcMar>
+              <w:top w:w="60" w:type="dxa"/>
+              <w:left w:w="100" w:type="dxa"/>
+              <w:bottom w:w="60" w:type="dxa"/>
+              <w:right w:w="100" w:type="dxa"/>
+            </w:tcMar>
+            <w:hideMark/>
+          </w:tcPr>
+          <w:p>
+            <w:pPr>
+              <w:spacing w:before="80" w:after="160"/>
+              <w:rPr>
+                <w:rFonts w:ascii="Calibri" w:eastAsia="Times New Roman" w:hAnsi="Calibri" w:cs="Calibri"/>
+                <w:color w:val="1F2937"/>
+                <w:sz w:val="20"/>
+                <w:szCs w:val="20"/>
+              </w:rPr>
+            </w:pPr>
+            <w:r>
+              <w:rPr>
+                <w:rFonts w:ascii="Calibri" w:eastAsia="Times New Roman" w:hAnsi="Calibri" w:cs="Calibri"/>
+                <w:color w:val="1F2937"/>
+                <w:sz w:val="20"/>
+                <w:szCs w:val="20"/>
+              </w:rPr>
+              <w:t>FR-39</w:t>
+            </w:r>
+          </w:p>
+        </w:tc>
+        <w:tc>
+          <w:tcPr>
+            <w:tcW w:w="0" w:type="auto"/>
+            <w:tcBorders>
+              <w:top w:val="single" w:sz="6" w:space="0" w:color="C9D3CF"/>
+              <w:left w:val="single" w:sz="6" w:space="0" w:color="C9D3CF"/>
+              <w:bottom w:val="single" w:sz="6" w:space="0" w:color="C9D3CF"/>
+              <w:right w:val="single" w:sz="6" w:space="0" w:color="C9D3CF"/>
+            </w:tcBorders>
+            <w:tcMar>
+              <w:top w:w="60" w:type="dxa"/>
+              <w:left w:w="100" w:type="dxa"/>
+              <w:bottom w:w="60" w:type="dxa"/>
+              <w:right w:w="100" w:type="dxa"/>
+            </w:tcMar>
+            <w:hideMark/>
+          </w:tcPr>
+          <w:p>
+            <w:pPr>
+              <w:spacing w:before="80" w:after="160"/>
+              <w:rPr>
+                <w:rFonts w:ascii="Calibri" w:eastAsia="Times New Roman" w:hAnsi="Calibri" w:cs="Calibri"/>
+                <w:color w:val="1F2937"/>
+                <w:sz w:val="20"/>
+                <w:szCs w:val="20"/>
+              </w:rPr>
+            </w:pPr>
+            <w:r>
+              <w:rPr>
+                <w:rFonts w:ascii="Calibri" w:eastAsia="Times New Roman" w:hAnsi="Calibri" w:cs="Calibri"/>
+                <w:color w:val="1F2937"/>
+                <w:sz w:val="20"/>
+                <w:szCs w:val="20"/>
+              </w:rPr>
+              <w:t>C</w:t>
+            </w:r>
+            <w:r>
+              <w:rPr>
+                <w:rFonts w:ascii="Calibri" w:eastAsia="Times New Roman" w:hAnsi="Calibri" w:cs="Calibri"/>
+                <w:color w:val="1F2937"/>
+                <w:sz w:val="20"/>
+                <w:szCs w:val="20"/>
+              </w:rPr>
+              <w:t>ollapsible sidebar</w:t>
+            </w:r>
+          </w:p>
+        </w:tc>
+        <w:tc>
+          <w:tcPr>
+            <w:tcW w:w="0" w:type="auto"/>
+            <w:tcBorders>
+              <w:top w:val="single" w:sz="6" w:space="0" w:color="C9D3CF"/>
+              <w:left w:val="single" w:sz="6" w:space="0" w:color="C9D3CF"/>
+              <w:bottom w:val="single" w:sz="6" w:space="0" w:color="C9D3CF"/>
+              <w:right w:val="single" w:sz="6" w:space="0" w:color="C9D3CF"/>
+            </w:tcBorders>
+            <w:tcMar>
+              <w:top w:w="60" w:type="dxa"/>
+              <w:left w:w="100" w:type="dxa"/>
+              <w:bottom w:w="60" w:type="dxa"/>
+              <w:right w:w="100" w:type="dxa"/>
+            </w:tcMar>
+            <w:hideMark/>
+          </w:tcPr>
+          <w:p>
+            <w:pPr>
+              <w:spacing w:before="80" w:after="160"/>
+              <w:rPr>
+                <w:rFonts w:ascii="Calibri" w:eastAsia="Times New Roman" w:hAnsi="Calibri" w:cs="Calibri"/>
+                <w:color w:val="1F2937"/>
+                <w:sz w:val="20"/>
+                <w:szCs w:val="20"/>
+              </w:rPr>
+            </w:pPr>
+            <w:r>
+              <w:rPr>
+                <w:rFonts w:ascii="Calibri" w:eastAsia="Times New Roman" w:hAnsi="Calibri" w:cs="Calibri"/>
+                <w:color w:val="1F2937"/>
+                <w:sz w:val="20"/>
+                <w:szCs w:val="20"/>
+              </w:rPr>
+              <w:t>A button at the bottom of the navigation bar shall collapse it to icons only and expand it again; the state shall be remembered.</w:t>
+            </w:r>
+          </w:p>
+        </w:tc>
+        <w:tc>
+          <w:tcPr>
+            <w:tcW w:w="0" w:type="auto"/>
+            <w:tcBorders>
+              <w:top w:val="single" w:sz="6" w:space="0" w:color="C9D3CF"/>
+              <w:left w:val="single" w:sz="6" w:space="0" w:color="C9D3CF"/>
+              <w:bottom w:val="single" w:sz="6" w:space="0" w:color="C9D3CF"/>
+              <w:right w:val="single" w:sz="6" w:space="0" w:color="C9D3CF"/>
+            </w:tcBorders>
+            <w:tcMar>
+              <w:top w:w="60" w:type="dxa"/>
+              <w:left w:w="100" w:type="dxa"/>
+              <w:bottom w:w="60" w:type="dxa"/>
+              <w:right w:w="100" w:type="dxa"/>
+            </w:tcMar>
+            <w:hideMark/>
+          </w:tcPr>
+          <w:p>
+            <w:pPr>
+              <w:spacing w:before="80" w:after="160"/>
+              <w:rPr>
+                <w:rFonts w:ascii="Calibri" w:eastAsia="Times New Roman" w:hAnsi="Calibri" w:cs="Calibri"/>
+                <w:color w:val="1F2937"/>
+                <w:sz w:val="20"/>
+                <w:szCs w:val="20"/>
+              </w:rPr>
+            </w:pPr>
+            <w:r>
+              <w:rPr>
+                <w:rFonts w:ascii="Calibri" w:eastAsia="Times New Roman" w:hAnsi="Calibri" w:cs="Calibri"/>
+                <w:color w:val="1F2937"/>
+                <w:sz w:val="20"/>
+                <w:szCs w:val="20"/>
+              </w:rPr>
+              <w:t>Must</w:t>
+            </w:r>
+          </w:p>
+        </w:tc>
+      </w:tr>
+      <w:tr>
+        <w:trPr>
+          <w:cantSplit/>
+        </w:trPr>
+        <w:tc>
+          <w:tcPr>
+            <w:tcW w:w="0" w:type="auto"/>
+            <w:tcBorders>
+              <w:top w:val="single" w:sz="6" w:space="0" w:color="C9D3CF"/>
+              <w:left w:val="single" w:sz="6" w:space="0" w:color="C9D3CF"/>
+              <w:bottom w:val="single" w:sz="6" w:space="0" w:color="C9D3CF"/>
+              <w:right w:val="single" w:sz="6" w:space="0" w:color="C9D3CF"/>
+            </w:tcBorders>
+            <w:tcMar>
+              <w:top w:w="60" w:type="dxa"/>
+              <w:left w:w="100" w:type="dxa"/>
+              <w:bottom w:w="60" w:type="dxa"/>
+              <w:right w:w="100" w:type="dxa"/>
+            </w:tcMar>
+            <w:hideMark/>
+          </w:tcPr>
+          <w:p>
+            <w:pPr>
+              <w:spacing w:before="80" w:after="160"/>
+              <w:rPr>
+                <w:rFonts w:ascii="Calibri" w:eastAsia="Times New Roman" w:hAnsi="Calibri" w:cs="Calibri"/>
+                <w:color w:val="1F2937"/>
+                <w:sz w:val="20"/>
+                <w:szCs w:val="20"/>
+              </w:rPr>
+            </w:pPr>
+            <w:r>
+              <w:rPr>
+                <w:rFonts w:ascii="Calibri" w:eastAsia="Times New Roman" w:hAnsi="Calibri" w:cs="Calibri"/>
+                <w:color w:val="1F2937"/>
+                <w:sz w:val="20"/>
+                <w:szCs w:val="20"/>
+              </w:rPr>
+              <w:t>FR-40</w:t>
+            </w:r>
+          </w:p>
+        </w:tc>
+        <w:tc>
+          <w:tcPr>
+            <w:tcW w:w="0" w:type="auto"/>
+            <w:tcBorders>
+              <w:top w:val="single" w:sz="6" w:space="0" w:color="C9D3CF"/>
+              <w:left w:val="single" w:sz="6" w:space="0" w:color="C9D3CF"/>
+              <w:bottom w:val="single" w:sz="6" w:space="0" w:color="C9D3CF"/>
+              <w:right w:val="single" w:sz="6" w:space="0" w:color="C9D3CF"/>
+            </w:tcBorders>
+            <w:tcMar>
+              <w:top w:w="60" w:type="dxa"/>
+              <w:left w:w="100" w:type="dxa"/>
+              <w:bottom w:w="60" w:type="dxa"/>
+              <w:right w:w="100" w:type="dxa"/>
+            </w:tcMar>
+            <w:hideMark/>
+          </w:tcPr>
+          <w:p>
+            <w:pPr>
+              <w:spacing w:before="80" w:after="160"/>
+              <w:rPr>
+                <w:rFonts w:ascii="Calibri" w:eastAsia="Times New Roman" w:hAnsi="Calibri" w:cs="Calibri"/>
+                <w:color w:val="1F2937"/>
+                <w:sz w:val="20"/>
+                <w:szCs w:val="20"/>
+              </w:rPr>
+            </w:pPr>
+            <w:r>
+              <w:rPr>
+                <w:rFonts w:ascii="Calibri" w:eastAsia="Times New Roman" w:hAnsi="Calibri" w:cs="Calibri"/>
+                <w:color w:val="1F2937"/>
+                <w:sz w:val="20"/>
+                <w:szCs w:val="20"/>
+              </w:rPr>
+              <w:t>Resizable settings panel</w:t>
+            </w:r>
+          </w:p>
+        </w:tc>
+        <w:tc>
+          <w:tcPr>
+            <w:tcW w:w="0" w:type="auto"/>
+            <w:tcBorders>
+              <w:top w:val="single" w:sz="6" w:space="0" w:color="C9D3CF"/>
+              <w:left w:val="single" w:sz="6" w:space="0" w:color="C9D3CF"/>
+              <w:bottom w:val="single" w:sz="6" w:space="0" w:color="C9D3CF"/>
+              <w:right w:val="single" w:sz="6" w:space="0" w:color="C9D3CF"/>
+            </w:tcBorders>
+            <w:tcMar>
+              <w:top w:w="60" w:type="dxa"/>
+              <w:left w:w="100" w:type="dxa"/>
+              <w:bottom w:w="60" w:type="dxa"/>
+              <w:right w:w="100" w:type="dxa"/>
+            </w:tcMar>
+            <w:hideMark/>
+          </w:tcPr>
+          <w:p>
+            <w:pPr>
+              <w:spacing w:before="80" w:after="160"/>
+              <w:rPr>
+                <w:rFonts w:ascii="Calibri" w:eastAsia="Times New Roman" w:hAnsi="Calibri" w:cs="Calibri"/>
+                <w:color w:val="1F2937"/>
+                <w:sz w:val="20"/>
+                <w:szCs w:val="20"/>
+              </w:rPr>
+            </w:pPr>
+            <w:r>
+              <w:rPr>
+                <w:rFonts w:ascii="Calibri" w:eastAsia="Times New Roman" w:hAnsi="Calibri" w:cs="Calibri"/>
+                <w:color w:val="1F2937"/>
+                <w:sz w:val="20"/>
+                <w:szCs w:val="20"/>
+              </w:rPr>
+              <w:t>The width of the right-hand settings panel shall be adjustable by dragg</w:t>
+            </w:r>
+            <w:r>
+              <w:rPr>
+                <w:rFonts w:ascii="Calibri" w:eastAsia="Times New Roman" w:hAnsi="Calibri" w:cs="Calibri"/>
+                <w:color w:val="1F2937"/>
+                <w:sz w:val="20"/>
+                <w:szCs w:val="20"/>
+              </w:rPr>
+              <w:t>ing its left edge with the mouse (280–640 px); the width shall be remembered.</w:t>
+            </w:r>
+          </w:p>
+        </w:tc>
+        <w:tc>
+          <w:tcPr>
+            <w:tcW w:w="0" w:type="auto"/>
+            <w:tcBorders>
+              <w:top w:val="single" w:sz="6" w:space="0" w:color="C9D3CF"/>
+              <w:left w:val="single" w:sz="6" w:space="0" w:color="C9D3CF"/>
+              <w:bottom w:val="single" w:sz="6" w:space="0" w:color="C9D3CF"/>
+              <w:right w:val="single" w:sz="6" w:space="0" w:color="C9D3CF"/>
+            </w:tcBorders>
+            <w:tcMar>
+              <w:top w:w="60" w:type="dxa"/>
+              <w:left w:w="100" w:type="dxa"/>
+              <w:bottom w:w="60" w:type="dxa"/>
+              <w:right w:w="100" w:type="dxa"/>
+            </w:tcMar>
+            <w:hideMark/>
+          </w:tcPr>
+          <w:p>
+            <w:pPr>
+              <w:spacing w:before="80" w:after="160"/>
+              <w:rPr>
+                <w:rFonts w:ascii="Calibri" w:eastAsia="Times New Roman" w:hAnsi="Calibri" w:cs="Calibri"/>
+                <w:color w:val="1F2937"/>
+                <w:sz w:val="20"/>
+                <w:szCs w:val="20"/>
+              </w:rPr>
+            </w:pPr>
+            <w:r>
+              <w:rPr>
+                <w:rFonts w:ascii="Calibri" w:eastAsia="Times New Roman" w:hAnsi="Calibri" w:cs="Calibri"/>
+                <w:color w:val="1F2937"/>
+                <w:sz w:val="20"/>
+                <w:szCs w:val="20"/>
+              </w:rPr>
+              <w:t>Must</w:t>
+            </w:r>
+          </w:p>
+        </w:tc>
+      </w:tr>
+      <w:tr>
+        <w:trPr>
+          <w:cantSplit/>
+        </w:trPr>
+        <w:tc>
+          <w:tcPr>
+            <w:tcW w:w="0" w:type="auto"/>
+            <w:tcBorders>
+              <w:top w:val="single" w:sz="6" w:space="0" w:color="C9D3CF"/>
+              <w:left w:val="single" w:sz="6" w:space="0" w:color="C9D3CF"/>
+              <w:bottom w:val="single" w:sz="6" w:space="0" w:color="C9D3CF"/>
+              <w:right w:val="single" w:sz="6" w:space="0" w:color="C9D3CF"/>
+            </w:tcBorders>
+            <w:tcMar>
+              <w:top w:w="60" w:type="dxa"/>
+              <w:left w:w="100" w:type="dxa"/>
+              <w:bottom w:w="60" w:type="dxa"/>
+              <w:right w:w="100" w:type="dxa"/>
+            </w:tcMar>
+            <w:hideMark/>
+          </w:tcPr>
+          <w:p>
+            <w:pPr>
+              <w:spacing w:before="80" w:after="160"/>
+              <w:rPr>
+                <w:rFonts w:ascii="Calibri" w:eastAsia="Times New Roman" w:hAnsi="Calibri" w:cs="Calibri"/>
+                <w:color w:val="1F2937"/>
+                <w:sz w:val="20"/>
+                <w:szCs w:val="20"/>
+              </w:rPr>
+            </w:pPr>
+            <w:r>
+              <w:rPr>
+                <w:rFonts w:ascii="Calibri" w:eastAsia="Times New Roman" w:hAnsi="Calibri" w:cs="Calibri"/>
+                <w:color w:val="1F2937"/>
+                <w:sz w:val="20"/>
+                <w:szCs w:val="20"/>
+              </w:rPr>
+              <w:t>FR-41</w:t>
+            </w:r>
+          </w:p>
+        </w:tc>
+        <w:tc>
+          <w:tcPr>
+            <w:tcW w:w="0" w:type="auto"/>
+            <w:tcBorders>
+              <w:top w:val="single" w:sz="6" w:space="0" w:color="C9D3CF"/>
+              <w:left w:val="single" w:sz="6" w:space="0" w:color="C9D3CF"/>
+              <w:bottom w:val="single" w:sz="6" w:space="0" w:color="C9D3CF"/>
+              <w:right w:val="single" w:sz="6" w:space="0" w:color="C9D3CF"/>
+            </w:tcBorders>
+            <w:tcMar>
+              <w:top w:w="60" w:type="dxa"/>
+              <w:left w:w="100" w:type="dxa"/>
+              <w:bottom w:w="60" w:type="dxa"/>
+              <w:right w:w="100" w:type="dxa"/>
+            </w:tcMar>
+            <w:hideMark/>
+          </w:tcPr>
+          <w:p>
+            <w:pPr>
+              <w:spacing w:before="80" w:after="160"/>
+              <w:rPr>
+                <w:rFonts w:ascii="Calibri" w:eastAsia="Times New Roman" w:hAnsi="Calibri" w:cs="Calibri"/>
+                <w:color w:val="1F2937"/>
+                <w:sz w:val="20"/>
+                <w:szCs w:val="20"/>
+              </w:rPr>
+            </w:pPr>
+            <w:r>
+              <w:rPr>
+                <w:rFonts w:ascii="Calibri" w:eastAsia="Times New Roman" w:hAnsi="Calibri" w:cs="Calibri"/>
+                <w:color w:val="1F2937"/>
+                <w:sz w:val="20"/>
+                <w:szCs w:val="20"/>
+              </w:rPr>
+              <w:t>Trial notification</w:t>
+            </w:r>
+          </w:p>
+        </w:tc>
+        <w:tc>
+          <w:tcPr>
+            <w:tcW w:w="0" w:type="auto"/>
+            <w:tcBorders>
+              <w:top w:val="single" w:sz="6" w:space="0" w:color="C9D3CF"/>
+              <w:left w:val="single" w:sz="6" w:space="0" w:color="C9D3CF"/>
+              <w:bottom w:val="single" w:sz="6" w:space="0" w:color="C9D3CF"/>
+              <w:right w:val="single" w:sz="6" w:space="0" w:color="C9D3CF"/>
+            </w:tcBorders>
+            <w:tcMar>
+              <w:top w:w="60" w:type="dxa"/>
+              <w:left w:w="100" w:type="dxa"/>
+              <w:bottom w:w="60" w:type="dxa"/>
+              <w:right w:w="100" w:type="dxa"/>
+            </w:tcMar>
+            <w:hideMark/>
+          </w:tcPr>
+          <w:p>
+            <w:pPr>
+              <w:spacing w:before="80" w:after="160"/>
+              <w:rPr>
+                <w:rFonts w:ascii="Calibri" w:eastAsia="Times New Roman" w:hAnsi="Calibri" w:cs="Calibri"/>
+                <w:color w:val="1F2937"/>
+                <w:sz w:val="20"/>
+                <w:szCs w:val="20"/>
+              </w:rPr>
+            </w:pPr>
+            <w:r>
+              <w:rPr>
+                <w:rFonts w:ascii="Calibri" w:eastAsia="Times New Roman" w:hAnsi="Calibri" w:cs="Calibri"/>
+                <w:color w:val="1F2937"/>
+                <w:sz w:val="20"/>
+                <w:szCs w:val="20"/>
+              </w:rPr>
+              <w:t xml:space="preserve">While running as a trial, a notification with the remaining days and an 'Activate now' </w:t>
+            </w:r>
+            <w:r>
+              <w:rPr>
+                <w:rFonts w:ascii="Calibri" w:eastAsia="Times New Roman" w:hAnsi="Calibri" w:cs="Calibri"/>
+                <w:color w:val="1F2937"/>
+                <w:sz w:val="20"/>
+                <w:szCs w:val="20"/>
+              </w:rPr>
+              <w:t>button shall be displayed below the toolbar; it can be hidden until the next start and disappears after activation.</w:t>
+            </w:r>
+          </w:p>
+        </w:tc>
+        <w:tc>
+          <w:tcPr>
+            <w:tcW w:w="0" w:type="auto"/>
+            <w:tcBorders>
+              <w:top w:val="single" w:sz="6" w:space="0" w:color="C9D3CF"/>
+              <w:left w:val="single" w:sz="6" w:space="0" w:color="C9D3CF"/>
+              <w:bottom w:val="single" w:sz="6" w:space="0" w:color="C9D3CF"/>
+              <w:right w:val="single" w:sz="6" w:space="0" w:color="C9D3CF"/>
+            </w:tcBorders>
+            <w:tcMar>
+              <w:top w:w="60" w:type="dxa"/>
+              <w:left w:w="100" w:type="dxa"/>
+              <w:bottom w:w="60" w:type="dxa"/>
+              <w:right w:w="100" w:type="dxa"/>
+            </w:tcMar>
+            <w:hideMark/>
+          </w:tcPr>
+          <w:p>
+            <w:pPr>
+              <w:spacing w:before="80" w:after="160"/>
+              <w:rPr>
+                <w:rFonts w:ascii="Calibri" w:eastAsia="Times New Roman" w:hAnsi="Calibri" w:cs="Calibri"/>
+                <w:color w:val="1F2937"/>
+                <w:sz w:val="20"/>
+                <w:szCs w:val="20"/>
+              </w:rPr>
+            </w:pPr>
+            <w:r>
+              <w:rPr>
+                <w:rFonts w:ascii="Calibri" w:eastAsia="Times New Roman" w:hAnsi="Calibri" w:cs="Calibri"/>
+                <w:color w:val="1F2937"/>
+                <w:sz w:val="20"/>
+                <w:szCs w:val="20"/>
+              </w:rPr>
+              <w:t>Must</w:t>
+            </w:r>
+          </w:p>
+        </w:tc>
+      </w:tr>
+    </w:tbl>
+    <w:p>
+      <w:pPr>
+        <w:pStyle w:val="Heading2"/>
+        <w:rPr>
+          <w:rFonts w:eastAsia="Times New Roman"/>
+        </w:rPr>
+      </w:pPr>
+      <w:bookmarkStart w:id="22" w:name="_Toc241126007"/>
+      <w:r>
+        <w:rPr>
+          <w:rFonts w:eastAsia="Times New Roman"/>
+        </w:rPr>
+        <w:t>3.10 Supported languages</w:t>
+      </w:r>
+      <w:bookmarkEnd w:id="22"/>
     </w:p>
     <w:p>
       <w:pPr>
@@ -13203,7 +14449,16 @@
                 <w:sz w:val="20"/>
                 <w:szCs w:val="20"/>
               </w:rPr>
-              <w:t>Latin letters, digits, punctuation.</w:t>
+              <w:t>Latin letters, digits, p</w:t>
+            </w:r>
+            <w:r>
+              <w:rPr>
+                <w:rFonts w:ascii="Calibri" w:eastAsia="Times New Roman" w:hAnsi="Calibri" w:cs="Calibri"/>
+                <w:color w:val="1F2937"/>
+                <w:sz w:val="20"/>
+                <w:szCs w:val="20"/>
+              </w:rPr>
+              <w:t>unctuation.</w:t>
             </w:r>
           </w:p>
         </w:tc>
@@ -13692,14 +14947,14 @@
           <w:rFonts w:eastAsia="Times New Roman"/>
         </w:rPr>
       </w:pPr>
-      <w:bookmarkStart w:id="22" w:name="_Toc241118664"/>
+      <w:bookmarkStart w:id="23" w:name="_Toc241126008"/>
       <w:r>
         <w:rPr>
           <w:rFonts w:eastAsia="Times New Roman"/>
         </w:rPr>
-        <w:t>3.10 Licensing rules</w:t>
-      </w:r>
-      <w:bookmarkEnd w:id="22"/>
+        <w:t>3.11 Licensing rules</w:t>
+      </w:r>
+      <w:bookmarkEnd w:id="23"/>
     </w:p>
     <w:p>
       <w:pPr>
@@ -13901,7 +15156,16 @@
                 <w:sz w:val="20"/>
                 <w:szCs w:val="20"/>
               </w:rPr>
-              <w:t>7 days counted from the first start of the application on the computer. Day 1 shows '7 of 7 days remaining'; the trial ends when 7 × 24 hours have passed.</w:t>
+              <w:t>7 days counted from the first start of the application on the computer. Day 1 shows '</w:t>
+            </w:r>
+            <w:r>
+              <w:rPr>
+                <w:rFonts w:ascii="Calibri" w:eastAsia="Times New Roman" w:hAnsi="Calibri" w:cs="Calibri"/>
+                <w:color w:val="1F2937"/>
+                <w:sz w:val="20"/>
+                <w:szCs w:val="20"/>
+              </w:rPr>
+              <w:t>7 of 7 days remaining'; the trial ends when 7 × 24 hours have passed.</w:t>
             </w:r>
           </w:p>
         </w:tc>
@@ -13982,16 +15246,16 @@
                 <w:sz w:val="20"/>
                 <w:szCs w:val="20"/>
               </w:rPr>
-              <w:t>While no valid license is installed, the activation window is shown at every start with Activ</w:t>
-            </w:r>
-            <w:r>
-              <w:rPr>
-                <w:rFonts w:ascii="Calibri" w:eastAsia="Times New Roman" w:hAnsi="Calibri" w:cs="Calibri"/>
-                <w:color w:val="1F2937"/>
-                <w:sz w:val="20"/>
-                <w:szCs w:val="20"/>
-              </w:rPr>
-              <w:t>ate, Continue Trial and Exit.</w:t>
+              <w:t>While no valid license is installed, the activation window is shown at every start with Activate, Continue Trial and Exit. In the main window a title-bar badge and a notification</w:t>
+            </w:r>
+            <w:r>
+              <w:rPr>
+                <w:rFonts w:ascii="Calibri" w:eastAsia="Times New Roman" w:hAnsi="Calibri" w:cs="Calibri"/>
+                <w:color w:val="1F2937"/>
+                <w:sz w:val="20"/>
+                <w:szCs w:val="20"/>
+              </w:rPr>
+              <w:t xml:space="preserve"> below the toolbar show the remaining days.</w:t>
             </w:r>
           </w:p>
         </w:tc>
@@ -14153,16 +15417,16 @@
                 <w:sz w:val="20"/>
                 <w:szCs w:val="20"/>
               </w:rPr>
-              <w:t>Trial state is stored in the registry and in a file; edited data or a system clock set back more than 24 ho</w:t>
-            </w:r>
-            <w:r>
-              <w:rPr>
-                <w:rFonts w:ascii="Calibri" w:eastAsia="Times New Roman" w:hAnsi="Calibri" w:cs="Calibri"/>
-                <w:color w:val="1F2937"/>
-                <w:sz w:val="20"/>
-                <w:szCs w:val="20"/>
-              </w:rPr>
-              <w:t>urs before the last use ends the trial.</w:t>
+              <w:t>Trial state is stored in the registry and in a file; edited data or a system clock set back m</w:t>
+            </w:r>
+            <w:r>
+              <w:rPr>
+                <w:rFonts w:ascii="Calibri" w:eastAsia="Times New Roman" w:hAnsi="Calibri" w:cs="Calibri"/>
+                <w:color w:val="1F2937"/>
+                <w:sz w:val="20"/>
+                <w:szCs w:val="20"/>
+              </w:rPr>
+              <w:t>ore than 24 hours before the last use ends the trial.</w:t>
             </w:r>
           </w:p>
         </w:tc>
@@ -14324,16 +15588,16 @@
                 <w:sz w:val="20"/>
                 <w:szCs w:val="20"/>
               </w:rPr>
-              <w:t xml:space="preserve">Signature (ECDSA P-256/SHA-256) with the public key compiled into the application; machine code; </w:t>
-            </w:r>
-            <w:r>
-              <w:rPr>
-                <w:rFonts w:ascii="Calibri" w:eastAsia="Times New Roman" w:hAnsi="Calibri" w:cs="Calibri"/>
-                <w:color w:val="1F2937"/>
-                <w:sz w:val="20"/>
-                <w:szCs w:val="20"/>
-              </w:rPr>
-              <w:t>expiry date.</w:t>
+              <w:t xml:space="preserve">Signature (ECDSA P-256/SHA-256) with the public key compiled into the application; </w:t>
+            </w:r>
+            <w:r>
+              <w:rPr>
+                <w:rFonts w:ascii="Calibri" w:eastAsia="Times New Roman" w:hAnsi="Calibri" w:cs="Calibri"/>
+                <w:color w:val="1F2937"/>
+                <w:sz w:val="20"/>
+                <w:szCs w:val="20"/>
+              </w:rPr>
+              <w:t>machine code; expiry date.</w:t>
             </w:r>
           </w:p>
         </w:tc>
@@ -14495,7 +15759,16 @@
                 <w:sz w:val="20"/>
                 <w:szCs w:val="20"/>
               </w:rPr>
-              <w:t>falcon-ocr follows the same rules; --license &lt;key&gt; activates; --machine-code prints the code.</w:t>
+              <w:t>falcon-ocr follows the same rules; --license &lt;key&gt; activates; --machine-code prints th</w:t>
+            </w:r>
+            <w:r>
+              <w:rPr>
+                <w:rFonts w:ascii="Calibri" w:eastAsia="Times New Roman" w:hAnsi="Calibri" w:cs="Calibri"/>
+                <w:color w:val="1F2937"/>
+                <w:sz w:val="20"/>
+                <w:szCs w:val="20"/>
+              </w:rPr>
+              <w:t>e code.</w:t>
             </w:r>
           </w:p>
         </w:tc>
@@ -14508,20 +15781,14 @@
           <w:rFonts w:eastAsia="Times New Roman"/>
         </w:rPr>
       </w:pPr>
-      <w:bookmarkStart w:id="23" w:name="_Toc241118665"/>
+      <w:bookmarkStart w:id="24" w:name="_Toc241126009"/>
       <w:r>
         <w:rPr>
           <w:rFonts w:eastAsia="Times New Roman"/>
         </w:rPr>
-        <w:t>4. Ex</w:t>
-      </w:r>
-      <w:r>
-        <w:rPr>
-          <w:rFonts w:eastAsia="Times New Roman"/>
-        </w:rPr>
-        <w:t>ternal interface requirements</w:t>
-      </w:r>
-      <w:bookmarkEnd w:id="23"/>
+        <w:t>4. External interface requirements</w:t>
+      </w:r>
+      <w:bookmarkEnd w:id="24"/>
     </w:p>
     <w:p>
       <w:pPr>
@@ -14530,14 +15797,14 @@
           <w:rFonts w:eastAsia="Times New Roman"/>
         </w:rPr>
       </w:pPr>
-      <w:bookmarkStart w:id="24" w:name="_Toc241118666"/>
+      <w:bookmarkStart w:id="25" w:name="_Toc241126010"/>
       <w:r>
         <w:rPr>
           <w:rFonts w:eastAsia="Times New Roman"/>
         </w:rPr>
         <w:t>4.1 User interface</w:t>
       </w:r>
-      <w:bookmarkEnd w:id="24"/>
+      <w:bookmarkEnd w:id="25"/>
     </w:p>
     <w:p>
       <w:pPr>
@@ -14570,25 +15837,84 @@
     </w:p>
     <w:p>
       <w:pPr>
+        <w:pStyle w:val="NormalWeb"/>
+        <w:rPr>
+          <w:rFonts w:ascii="Calibri" w:hAnsi="Calibri" w:cs="Calibri"/>
+          <w:color w:val="1F2937"/>
+          <w:sz w:val="22"/>
+          <w:szCs w:val="22"/>
+        </w:rPr>
+      </w:pPr>
+      <w:r>
+        <w:rPr>
+          <w:rFonts w:ascii="Calibri" w:hAnsi="Calibri" w:cs="Calibri"/>
+          <w:color w:val="1F2937"/>
+          <w:sz w:val="22"/>
+          <w:szCs w:val="22"/>
+        </w:rPr>
+        <w:t>The i</w:t>
+      </w:r>
+      <w:r>
+        <w:rPr>
+          <w:rFonts w:ascii="Calibri" w:hAnsi="Calibri" w:cs="Calibri"/>
+          <w:color w:val="1F2937"/>
+          <w:sz w:val="22"/>
+          <w:szCs w:val="22"/>
+        </w:rPr>
+        <w:t>nterface is available in English, Simplified Chinese (</w:t>
+      </w:r>
+      <w:r>
+        <w:rPr>
+          <w:rFonts w:ascii="SimSun" w:eastAsia="SimSun" w:hAnsi="SimSun" w:cs="SimSun" w:hint="eastAsia"/>
+          <w:color w:val="1F2937"/>
+          <w:sz w:val="22"/>
+          <w:szCs w:val="22"/>
+        </w:rPr>
+        <w:t>简体中文</w:t>
+      </w:r>
+      <w:r>
+        <w:rPr>
+          <w:rFonts w:ascii="Calibri" w:hAnsi="Calibri" w:cs="Calibri"/>
+          <w:color w:val="1F2937"/>
+          <w:sz w:val="22"/>
+          <w:szCs w:val="22"/>
+        </w:rPr>
+        <w:t>) and Japanese (</w:t>
+      </w:r>
+      <w:r>
+        <w:rPr>
+          <w:rFonts w:ascii="MS Gothic" w:eastAsia="MS Gothic" w:hAnsi="MS Gothic" w:cs="MS Gothic" w:hint="eastAsia"/>
+          <w:color w:val="1F2937"/>
+          <w:sz w:val="22"/>
+          <w:szCs w:val="22"/>
+        </w:rPr>
+        <w:t>日本語</w:t>
+      </w:r>
+      <w:r>
+        <w:rPr>
+          <w:rFonts w:ascii="Calibri" w:hAnsi="Calibri" w:cs="Calibri"/>
+          <w:color w:val="1F2937"/>
+          <w:sz w:val="22"/>
+          <w:szCs w:val="22"/>
+        </w:rPr>
+        <w:t>). The navigation bar can be collapsed to icons, and the settings column can be resized with the mouse.</w:t>
+      </w:r>
+    </w:p>
+    <w:p>
+      <w:pPr>
         <w:pStyle w:val="Heading2"/>
         <w:rPr>
           <w:rFonts w:eastAsia="Times New Roman"/>
         </w:rPr>
       </w:pPr>
-      <w:bookmarkStart w:id="25" w:name="_Toc241118667"/>
+      <w:bookmarkStart w:id="26" w:name="_Toc241126011"/>
       <w:r>
         <w:rPr>
           <w:rFonts w:eastAsia="Times New Roman"/>
         </w:rPr>
-        <w:t>4.2 S</w:t>
-      </w:r>
-      <w:r>
-        <w:rPr>
-          <w:rFonts w:eastAsia="Times New Roman"/>
-        </w:rPr>
-        <w:t>oftware interfaces</w:t>
-      </w:r>
-      <w:bookmarkEnd w:id="25"/>
+        <w:t>4.2 Software interfaces</w:t>
+      </w:r>
+      <w:bookmarkEnd w:id="26"/>
     </w:p>
     <w:p>
       <w:pPr>
@@ -14752,7 +16078,16 @@
                 <w:sz w:val="20"/>
                 <w:szCs w:val="20"/>
               </w:rPr>
-              <w:t>ONNX Runtime 1.22 (onnxruntime.dll)</w:t>
+              <w:t>ONNX R</w:t>
+            </w:r>
+            <w:r>
+              <w:rPr>
+                <w:rFonts w:ascii="Calibri" w:eastAsia="Times New Roman" w:hAnsi="Calibri" w:cs="Calibri"/>
+                <w:color w:val="1F2937"/>
+                <w:sz w:val="20"/>
+                <w:szCs w:val="20"/>
+              </w:rPr>
+              <w:t>untime 1.22 (onnxruntime.dll)</w:t>
             </w:r>
           </w:p>
         </w:tc>
@@ -14871,16 +16206,7 @@
                 <w:sz w:val="20"/>
                 <w:szCs w:val="20"/>
               </w:rPr>
-              <w:t>Rendering PDF pages, reading the text layer with fonts, sizes an</w:t>
-            </w:r>
-            <w:r>
-              <w:rPr>
-                <w:rFonts w:ascii="Calibri" w:eastAsia="Times New Roman" w:hAnsi="Calibri" w:cs="Calibri"/>
-                <w:color w:val="1F2937"/>
-                <w:sz w:val="20"/>
-                <w:szCs w:val="20"/>
-              </w:rPr>
-              <w:t>d colors.</w:t>
+              <w:t>Rendering PDF pages, reading the text layer with fonts, sizes and colors.</w:t>
             </w:r>
           </w:p>
         </w:tc>
@@ -15004,7 +16330,16 @@
                 <w:sz w:val="20"/>
                 <w:szCs w:val="20"/>
               </w:rPr>
-              <w:t>WIA (Windows Image Acquisition)</w:t>
+              <w:t>WIA (Windo</w:t>
+            </w:r>
+            <w:r>
+              <w:rPr>
+                <w:rFonts w:ascii="Calibri" w:eastAsia="Times New Roman" w:hAnsi="Calibri" w:cs="Calibri"/>
+                <w:color w:val="1F2937"/>
+                <w:sz w:val="20"/>
+                <w:szCs w:val="20"/>
+              </w:rPr>
+              <w:t>ws Image Acquisition)</w:t>
             </w:r>
           </w:p>
         </w:tc>
@@ -15136,14 +16471,14 @@
           <w:rFonts w:eastAsia="Times New Roman"/>
         </w:rPr>
       </w:pPr>
-      <w:bookmarkStart w:id="26" w:name="_Toc241118668"/>
+      <w:bookmarkStart w:id="27" w:name="_Toc241126012"/>
       <w:r>
         <w:rPr>
           <w:rFonts w:eastAsia="Times New Roman"/>
         </w:rPr>
         <w:t>4.3 File formats</w:t>
       </w:r>
-      <w:bookmarkEnd w:id="26"/>
+      <w:bookmarkEnd w:id="27"/>
     </w:p>
     <w:p>
       <w:pPr>
@@ -15507,16 +16842,97 @@
                 <w:sz w:val="20"/>
                 <w:szCs w:val="20"/>
               </w:rPr>
-              <w:t>Key text (FOCR-…) or .lic file containing</w:t>
-            </w:r>
-            <w:r>
-              <w:rPr>
-                <w:rFonts w:ascii="Calibri" w:eastAsia="Times New Roman" w:hAnsi="Calibri" w:cs="Calibri"/>
-                <w:color w:val="1F2937"/>
-                <w:sz w:val="20"/>
-                <w:szCs w:val="20"/>
-              </w:rPr>
-              <w:t xml:space="preserve"> the key</w:t>
+              <w:t>Key text (FOCR-…) or .lic file containing the key</w:t>
+            </w:r>
+          </w:p>
+        </w:tc>
+      </w:tr>
+      <w:tr>
+        <w:trPr>
+          <w:cantSplit/>
+        </w:trPr>
+        <w:tc>
+          <w:tcPr>
+            <w:tcW w:w="0" w:type="auto"/>
+            <w:tcBorders>
+              <w:top w:val="single" w:sz="6" w:space="0" w:color="C9D3CF"/>
+              <w:left w:val="single" w:sz="6" w:space="0" w:color="C9D3CF"/>
+              <w:bottom w:val="single" w:sz="6" w:space="0" w:color="C9D3CF"/>
+              <w:right w:val="single" w:sz="6" w:space="0" w:color="C9D3CF"/>
+            </w:tcBorders>
+            <w:tcMar>
+              <w:top w:w="60" w:type="dxa"/>
+              <w:left w:w="100" w:type="dxa"/>
+              <w:bottom w:w="60" w:type="dxa"/>
+              <w:right w:w="100" w:type="dxa"/>
+            </w:tcMar>
+            <w:hideMark/>
+          </w:tcPr>
+          <w:p>
+            <w:pPr>
+              <w:spacing w:before="80" w:after="160"/>
+              <w:rPr>
+                <w:rFonts w:ascii="Calibri" w:eastAsia="Times New Roman" w:hAnsi="Calibri" w:cs="Calibri"/>
+                <w:color w:val="1F2937"/>
+                <w:sz w:val="20"/>
+                <w:szCs w:val="20"/>
+              </w:rPr>
+            </w:pPr>
+            <w:r>
+              <w:rPr>
+                <w:rFonts w:ascii="Calibri" w:eastAsia="Times New Roman" w:hAnsi="Calibri" w:cs="Calibri"/>
+                <w:color w:val="1F2937"/>
+                <w:sz w:val="20"/>
+                <w:szCs w:val="20"/>
+              </w:rPr>
+              <w:t>Translations</w:t>
+            </w:r>
+          </w:p>
+        </w:tc>
+        <w:tc>
+          <w:tcPr>
+            <w:tcW w:w="0" w:type="auto"/>
+            <w:tcBorders>
+              <w:top w:val="single" w:sz="6" w:space="0" w:color="C9D3CF"/>
+              <w:left w:val="single" w:sz="6" w:space="0" w:color="C9D3CF"/>
+              <w:bottom w:val="single" w:sz="6" w:space="0" w:color="C9D3CF"/>
+              <w:right w:val="single" w:sz="6" w:space="0" w:color="C9D3CF"/>
+            </w:tcBorders>
+            <w:tcMar>
+              <w:top w:w="60" w:type="dxa"/>
+              <w:left w:w="100" w:type="dxa"/>
+              <w:bottom w:w="60" w:type="dxa"/>
+              <w:right w:w="100" w:type="dxa"/>
+            </w:tcMar>
+            <w:hideMark/>
+          </w:tcPr>
+          <w:p>
+            <w:pPr>
+              <w:spacing w:before="80" w:after="160"/>
+              <w:rPr>
+                <w:rFonts w:ascii="Calibri" w:eastAsia="Times New Roman" w:hAnsi="Calibri" w:cs="Calibri"/>
+                <w:color w:val="1F2937"/>
+                <w:sz w:val="20"/>
+                <w:szCs w:val="20"/>
+              </w:rPr>
+            </w:pPr>
+            <w:r>
+              <w:rPr>
+                <w:rFonts w:ascii="Calibri" w:eastAsia="Times New Roman" w:hAnsi="Calibri" w:cs="Calibri"/>
+                <w:color w:val="1F2937"/>
+                <w:sz w:val="20"/>
+                <w:szCs w:val="20"/>
+              </w:rPr>
+              <w:t>gettext PO (UTF-8): lang\</w:t>
+            </w:r>
+            <w:r>
+              <w:rPr>
+                <w:rFonts w:ascii="Calibri" w:eastAsia="Times New Roman" w:hAnsi="Calibri" w:cs="Calibri"/>
+                <w:color w:val="1F2937"/>
+                <w:sz w:val="20"/>
+                <w:szCs w:val="20"/>
+              </w:rPr>
+              <w:t>zh_CN.po, lang\ja.po; template lang\falcon-ocr.pot</w:t>
             </w:r>
           </w:p>
         </w:tc>
@@ -15529,14 +16945,14 @@
           <w:rFonts w:eastAsia="Times New Roman"/>
         </w:rPr>
       </w:pPr>
-      <w:bookmarkStart w:id="27" w:name="_Toc241118669"/>
+      <w:bookmarkStart w:id="28" w:name="_Toc241126013"/>
       <w:r>
         <w:rPr>
           <w:rFonts w:eastAsia="Times New Roman"/>
         </w:rPr>
         <w:t>5. Non-functional requirements</w:t>
       </w:r>
-      <w:bookmarkEnd w:id="27"/>
+      <w:bookmarkEnd w:id="28"/>
     </w:p>
     <w:p>
       <w:pPr>
@@ -16186,16 +17602,7 @@
                 <w:sz w:val="20"/>
                 <w:szCs w:val="20"/>
               </w:rPr>
-              <w:t>On clean printed pages at 200 dpi, character accuracy shall be ≥ 98 %; ruled tables shall keep their grid (verified o</w:t>
-            </w:r>
-            <w:r>
-              <w:rPr>
-                <w:rFonts w:ascii="Calibri" w:eastAsia="Times New Roman" w:hAnsi="Calibri" w:cs="Calibri"/>
-                <w:color w:val="1F2937"/>
-                <w:sz w:val="20"/>
-                <w:szCs w:val="20"/>
-              </w:rPr>
-              <w:t>n the sample set: text, table grid and headings reproduced exactly).</w:t>
+              <w:t>On clean printed pages at 200 dpi, character accuracy shall be ≥ 98 %; ruled tables shall keep their grid (verified on the sample set: text, table grid and headings reproduced exactly).</w:t>
             </w:r>
           </w:p>
         </w:tc>
@@ -16314,7 +17721,16 @@
                 <w:sz w:val="20"/>
                 <w:szCs w:val="20"/>
               </w:rPr>
-              <w:t>The user interface shall follow the ABBYY-style layout (toolbar, file list, source and result side by side, settings panel), support keyboard shortcuts, and be DPI aware.</w:t>
+              <w:t>The user interface shall follow the ABBYY-style layo</w:t>
+            </w:r>
+            <w:r>
+              <w:rPr>
+                <w:rFonts w:ascii="Calibri" w:eastAsia="Times New Roman" w:hAnsi="Calibri" w:cs="Calibri"/>
+                <w:color w:val="1F2937"/>
+                <w:sz w:val="20"/>
+                <w:szCs w:val="20"/>
+              </w:rPr>
+              <w:t>ut (toolbar, file list, source and result side by side, settings panel), support keyboard shortcuts, and be DPI aware.</w:t>
             </w:r>
           </w:p>
         </w:tc>
@@ -16433,16 +17849,16 @@
                 <w:sz w:val="20"/>
                 <w:szCs w:val="20"/>
               </w:rPr>
-              <w:t>Exports use temporary files; unexpected errors are logged to %LOC</w:t>
-            </w:r>
-            <w:r>
-              <w:rPr>
-                <w:rFonts w:ascii="Calibri" w:eastAsia="Times New Roman" w:hAnsi="Calibri" w:cs="Calibri"/>
-                <w:color w:val="1F2937"/>
-                <w:sz w:val="20"/>
-                <w:szCs w:val="20"/>
-              </w:rPr>
-              <w:t>ALAPPDATA%\FalconOCR\error.log; corrupt settings fall back to defaults.</w:t>
+              <w:t>Exports use temporary files; unexpected errors are logged to %LOCALAPPDATA%\FalconOCR\error.log; corrupt settings fal</w:t>
+            </w:r>
+            <w:r>
+              <w:rPr>
+                <w:rFonts w:ascii="Calibri" w:eastAsia="Times New Roman" w:hAnsi="Calibri" w:cs="Calibri"/>
+                <w:color w:val="1F2937"/>
+                <w:sz w:val="20"/>
+                <w:szCs w:val="20"/>
+              </w:rPr>
+              <w:t>l back to defaults.</w:t>
             </w:r>
           </w:p>
         </w:tc>
@@ -16561,16 +17977,7 @@
                 <w:sz w:val="20"/>
                 <w:szCs w:val="20"/>
               </w:rPr>
-              <w:t>Documents never leave the computer. License keys use ECDSA P-256 signatures; the vendor signing key is stored DPAPI-encrypted; trial data is HMAC-protected and bound t</w:t>
-            </w:r>
-            <w:r>
-              <w:rPr>
-                <w:rFonts w:ascii="Calibri" w:eastAsia="Times New Roman" w:hAnsi="Calibri" w:cs="Calibri"/>
-                <w:color w:val="1F2937"/>
-                <w:sz w:val="20"/>
-                <w:szCs w:val="20"/>
-              </w:rPr>
-              <w:t>o the computer.</w:t>
+              <w:t>Documents never leave the computer. License keys use ECDSA P-256 signatures; the vendor signing key is stored DPAPI-encrypted; trial data is HMAC-protected and bound to the computer.</w:t>
             </w:r>
           </w:p>
         </w:tc>
@@ -16689,7 +18096,16 @@
                 <w:sz w:val="20"/>
                 <w:szCs w:val="20"/>
               </w:rPr>
-              <w:t>Layered design (Core / App / CLI / KeyGen); engine, layout and exporters are UI-independent and testable from the CLI.</w:t>
+              <w:t>Layered desi</w:t>
+            </w:r>
+            <w:r>
+              <w:rPr>
+                <w:rFonts w:ascii="Calibri" w:eastAsia="Times New Roman" w:hAnsi="Calibri" w:cs="Calibri"/>
+                <w:color w:val="1F2937"/>
+                <w:sz w:val="20"/>
+                <w:szCs w:val="20"/>
+              </w:rPr>
+              <w:t>gn (Core / App / CLI / KeyGen); engine, layout and exporters are UI-independent and testable from the CLI.</w:t>
             </w:r>
           </w:p>
         </w:tc>
@@ -16808,16 +18224,16 @@
                 <w:sz w:val="20"/>
                 <w:szCs w:val="20"/>
               </w:rPr>
-              <w:t>The application folder is self-contained (≈ 78 MB, i</w:t>
-            </w:r>
-            <w:r>
-              <w:rPr>
-                <w:rFonts w:ascii="Calibri" w:eastAsia="Times New Roman" w:hAnsi="Calibri" w:cs="Calibri"/>
-                <w:color w:val="1F2937"/>
-                <w:sz w:val="20"/>
-                <w:szCs w:val="20"/>
-              </w:rPr>
-              <w:t>ncluding models, ONNX Runtime, PDFium and app-local VC++ runtime); no installer or administrator rights are required.</w:t>
+              <w:t>The application folder is self-contained (≈ 78 MB, including models, ONNX Runtime, PDFium and app-local VC++ runtime); no installe</w:t>
+            </w:r>
+            <w:r>
+              <w:rPr>
+                <w:rFonts w:ascii="Calibri" w:eastAsia="Times New Roman" w:hAnsi="Calibri" w:cs="Calibri"/>
+                <w:color w:val="1F2937"/>
+                <w:sz w:val="20"/>
+                <w:szCs w:val="20"/>
+              </w:rPr>
+              <w:t>r or administrator rights are required.</w:t>
             </w:r>
           </w:p>
         </w:tc>
@@ -16936,16 +18352,7 @@
                 <w:sz w:val="20"/>
                 <w:szCs w:val="20"/>
               </w:rPr>
-              <w:t>Third-party components are used under their licenses: PaddleOCR models (Apache-2.0), ONNX Runtime (MIT), PDFium (BSD-3/</w:t>
-            </w:r>
-            <w:r>
-              <w:rPr>
-                <w:rFonts w:ascii="Calibri" w:eastAsia="Times New Roman" w:hAnsi="Calibri" w:cs="Calibri"/>
-                <w:color w:val="1F2937"/>
-                <w:sz w:val="20"/>
-                <w:szCs w:val="20"/>
-              </w:rPr>
-              <w:t>Apache-2.0), OpenXML SDK (MIT), VC++ runtime (Microsoft redistributable).</w:t>
+              <w:t>Third-party components are used under their licenses: PaddleOCR models (Apache-2.0), ONNX Runtime (MIT), PDFium (BSD-3/Apache-2.0), OpenXML SDK (MIT), VC++ runtime (Microsoft redistributable).</w:t>
             </w:r>
           </w:p>
         </w:tc>
@@ -16958,14 +18365,14 @@
           <w:rFonts w:eastAsia="Times New Roman"/>
         </w:rPr>
       </w:pPr>
-      <w:bookmarkStart w:id="28" w:name="_Toc241118670"/>
+      <w:bookmarkStart w:id="29" w:name="_Toc241126014"/>
       <w:r>
         <w:rPr>
           <w:rFonts w:eastAsia="Times New Roman"/>
         </w:rPr>
         <w:t>6. Acceptance criteria</w:t>
       </w:r>
-      <w:bookmarkEnd w:id="28"/>
+      <w:bookmarkEnd w:id="29"/>
     </w:p>
     <w:p>
       <w:pPr>
@@ -17036,7 +18443,16 @@
           <w:sz w:val="22"/>
           <w:szCs w:val="22"/>
         </w:rPr>
-        <w:t>The sample documents in samples\ are reproduced with correct text, headings, list items, table grid, columns, pictures and colors in Word, Excel and HTML.</w:t>
+        <w:t>The sample documents in samples\ are reproduced with correct text, headi</w:t>
+      </w:r>
+      <w:r>
+        <w:rPr>
+          <w:rFonts w:ascii="Calibri" w:eastAsia="Times New Roman" w:hAnsi="Calibri" w:cs="Calibri"/>
+          <w:color w:val="1F2937"/>
+          <w:sz w:val="22"/>
+          <w:szCs w:val="22"/>
+        </w:rPr>
+        <w:t>ngs, list items, table grid, columns, pictures and colors in Word, Excel and HTML.</w:t>
       </w:r>
     </w:p>
     <w:p>
@@ -17060,7 +18476,7 @@
           <w:sz w:val="22"/>
           <w:szCs w:val="22"/>
         </w:rPr>
-        <w:t>A key generated by th</w:t>
+        <w:t>A key generated by the KeyGen activates the application; keys for other computers, expired, altered or malformed keys are rejected; the trial behaves as specified in section</w:t>
       </w:r>
       <w:r>
         <w:rPr>
@@ -17069,7 +18485,7 @@
           <w:sz w:val="22"/>
           <w:szCs w:val="22"/>
         </w:rPr>
-        <w:t>e KeyGen activates the application; keys for other computers, expired, altered or malformed keys are rejected; the trial behaves as specified in section 3.</w:t>
+        <w:t xml:space="preserve"> 3.</w:t>
       </w:r>
     </w:p>
     <w:p>
@@ -17079,14 +18495,14 @@
           <w:rFonts w:eastAsia="Times New Roman"/>
         </w:rPr>
       </w:pPr>
-      <w:bookmarkStart w:id="29" w:name="_Toc241118671"/>
+      <w:bookmarkStart w:id="30" w:name="_Toc241126015"/>
       <w:r>
         <w:rPr>
           <w:rFonts w:eastAsia="Times New Roman"/>
         </w:rPr>
         <w:t>Appendix A. Requirements summary</w:t>
       </w:r>
-      <w:bookmarkEnd w:id="29"/>
+      <w:bookmarkEnd w:id="30"/>
     </w:p>
     <w:p>
       <w:pPr>
@@ -22910,6 +24326,791 @@
                 <w:szCs w:val="20"/>
               </w:rPr>
               <w:t>Key generator</w:t>
+            </w:r>
+          </w:p>
+        </w:tc>
+        <w:tc>
+          <w:tcPr>
+            <w:tcW w:w="0" w:type="auto"/>
+            <w:tcBorders>
+              <w:top w:val="single" w:sz="6" w:space="0" w:color="C9D3CF"/>
+              <w:left w:val="single" w:sz="6" w:space="0" w:color="C9D3CF"/>
+              <w:bottom w:val="single" w:sz="6" w:space="0" w:color="C9D3CF"/>
+              <w:right w:val="single" w:sz="6" w:space="0" w:color="C9D3CF"/>
+            </w:tcBorders>
+            <w:tcMar>
+              <w:top w:w="60" w:type="dxa"/>
+              <w:left w:w="100" w:type="dxa"/>
+              <w:bottom w:w="60" w:type="dxa"/>
+              <w:right w:w="100" w:type="dxa"/>
+            </w:tcMar>
+            <w:hideMark/>
+          </w:tcPr>
+          <w:p>
+            <w:pPr>
+              <w:spacing w:before="80" w:after="160"/>
+              <w:rPr>
+                <w:rFonts w:ascii="Calibri" w:eastAsia="Times New Roman" w:hAnsi="Calibri" w:cs="Calibri"/>
+                <w:color w:val="1F2937"/>
+                <w:sz w:val="20"/>
+                <w:szCs w:val="20"/>
+              </w:rPr>
+            </w:pPr>
+            <w:r>
+              <w:rPr>
+                <w:rFonts w:ascii="Calibri" w:eastAsia="Times New Roman" w:hAnsi="Calibri" w:cs="Calibri"/>
+                <w:color w:val="1F2937"/>
+                <w:sz w:val="20"/>
+                <w:szCs w:val="20"/>
+              </w:rPr>
+              <w:t>Must</w:t>
+            </w:r>
+          </w:p>
+        </w:tc>
+      </w:tr>
+      <w:tr>
+        <w:trPr>
+          <w:cantSplit/>
+        </w:trPr>
+        <w:tc>
+          <w:tcPr>
+            <w:tcW w:w="0" w:type="auto"/>
+            <w:tcBorders>
+              <w:top w:val="single" w:sz="6" w:space="0" w:color="C9D3CF"/>
+              <w:left w:val="single" w:sz="6" w:space="0" w:color="C9D3CF"/>
+              <w:bottom w:val="single" w:sz="6" w:space="0" w:color="C9D3CF"/>
+              <w:right w:val="single" w:sz="6" w:space="0" w:color="C9D3CF"/>
+            </w:tcBorders>
+            <w:tcMar>
+              <w:top w:w="60" w:type="dxa"/>
+              <w:left w:w="100" w:type="dxa"/>
+              <w:bottom w:w="60" w:type="dxa"/>
+              <w:right w:w="100" w:type="dxa"/>
+            </w:tcMar>
+            <w:hideMark/>
+          </w:tcPr>
+          <w:p>
+            <w:pPr>
+              <w:spacing w:before="80" w:after="160"/>
+              <w:rPr>
+                <w:rFonts w:ascii="Calibri" w:eastAsia="Times New Roman" w:hAnsi="Calibri" w:cs="Calibri"/>
+                <w:color w:val="1F2937"/>
+                <w:sz w:val="20"/>
+                <w:szCs w:val="20"/>
+              </w:rPr>
+            </w:pPr>
+            <w:r>
+              <w:rPr>
+                <w:rFonts w:ascii="Calibri" w:eastAsia="Times New Roman" w:hAnsi="Calibri" w:cs="Calibri"/>
+                <w:color w:val="1F2937"/>
+                <w:sz w:val="20"/>
+                <w:szCs w:val="20"/>
+              </w:rPr>
+              <w:t>FR-37</w:t>
+            </w:r>
+          </w:p>
+        </w:tc>
+        <w:tc>
+          <w:tcPr>
+            <w:tcW w:w="0" w:type="auto"/>
+            <w:tcBorders>
+              <w:top w:val="single" w:sz="6" w:space="0" w:color="C9D3CF"/>
+              <w:left w:val="single" w:sz="6" w:space="0" w:color="C9D3CF"/>
+              <w:bottom w:val="single" w:sz="6" w:space="0" w:color="C9D3CF"/>
+              <w:right w:val="single" w:sz="6" w:space="0" w:color="C9D3CF"/>
+            </w:tcBorders>
+            <w:tcMar>
+              <w:top w:w="60" w:type="dxa"/>
+              <w:left w:w="100" w:type="dxa"/>
+              <w:bottom w:w="60" w:type="dxa"/>
+              <w:right w:w="100" w:type="dxa"/>
+            </w:tcMar>
+            <w:hideMark/>
+          </w:tcPr>
+          <w:p>
+            <w:pPr>
+              <w:spacing w:before="80" w:after="160"/>
+              <w:rPr>
+                <w:rFonts w:ascii="Calibri" w:eastAsia="Times New Roman" w:hAnsi="Calibri" w:cs="Calibri"/>
+                <w:color w:val="1F2937"/>
+                <w:sz w:val="20"/>
+                <w:szCs w:val="20"/>
+              </w:rPr>
+            </w:pPr>
+            <w:r>
+              <w:rPr>
+                <w:rFonts w:ascii="Calibri" w:eastAsia="Times New Roman" w:hAnsi="Calibri" w:cs="Calibri"/>
+                <w:color w:val="1F2937"/>
+                <w:sz w:val="20"/>
+                <w:szCs w:val="20"/>
+              </w:rPr>
+              <w:t>User interface</w:t>
+            </w:r>
+          </w:p>
+        </w:tc>
+        <w:tc>
+          <w:tcPr>
+            <w:tcW w:w="0" w:type="auto"/>
+            <w:tcBorders>
+              <w:top w:val="single" w:sz="6" w:space="0" w:color="C9D3CF"/>
+              <w:left w:val="single" w:sz="6" w:space="0" w:color="C9D3CF"/>
+              <w:bottom w:val="single" w:sz="6" w:space="0" w:color="C9D3CF"/>
+              <w:right w:val="single" w:sz="6" w:space="0" w:color="C9D3CF"/>
+            </w:tcBorders>
+            <w:tcMar>
+              <w:top w:w="60" w:type="dxa"/>
+              <w:left w:w="100" w:type="dxa"/>
+              <w:bottom w:w="60" w:type="dxa"/>
+              <w:right w:w="100" w:type="dxa"/>
+            </w:tcMar>
+            <w:hideMark/>
+          </w:tcPr>
+          <w:p>
+            <w:pPr>
+              <w:spacing w:before="80" w:after="160"/>
+              <w:rPr>
+                <w:rFonts w:ascii="Calibri" w:eastAsia="Times New Roman" w:hAnsi="Calibri" w:cs="Calibri"/>
+                <w:color w:val="1F2937"/>
+                <w:sz w:val="20"/>
+                <w:szCs w:val="20"/>
+              </w:rPr>
+            </w:pPr>
+            <w:r>
+              <w:rPr>
+                <w:rFonts w:ascii="Calibri" w:eastAsia="Times New Roman" w:hAnsi="Calibri" w:cs="Calibri"/>
+                <w:color w:val="1F2937"/>
+                <w:sz w:val="20"/>
+                <w:szCs w:val="20"/>
+              </w:rPr>
+              <w:t>Font selection</w:t>
+            </w:r>
+          </w:p>
+        </w:tc>
+        <w:tc>
+          <w:tcPr>
+            <w:tcW w:w="0" w:type="auto"/>
+            <w:tcBorders>
+              <w:top w:val="single" w:sz="6" w:space="0" w:color="C9D3CF"/>
+              <w:left w:val="single" w:sz="6" w:space="0" w:color="C9D3CF"/>
+              <w:bottom w:val="single" w:sz="6" w:space="0" w:color="C9D3CF"/>
+              <w:right w:val="single" w:sz="6" w:space="0" w:color="C9D3CF"/>
+            </w:tcBorders>
+            <w:tcMar>
+              <w:top w:w="60" w:type="dxa"/>
+              <w:left w:w="100" w:type="dxa"/>
+              <w:bottom w:w="60" w:type="dxa"/>
+              <w:right w:w="100" w:type="dxa"/>
+            </w:tcMar>
+            <w:hideMark/>
+          </w:tcPr>
+          <w:p>
+            <w:pPr>
+              <w:spacing w:before="80" w:after="160"/>
+              <w:rPr>
+                <w:rFonts w:ascii="Calibri" w:eastAsia="Times New Roman" w:hAnsi="Calibri" w:cs="Calibri"/>
+                <w:color w:val="1F2937"/>
+                <w:sz w:val="20"/>
+                <w:szCs w:val="20"/>
+              </w:rPr>
+            </w:pPr>
+            <w:r>
+              <w:rPr>
+                <w:rFonts w:ascii="Calibri" w:eastAsia="Times New Roman" w:hAnsi="Calibri" w:cs="Calibri"/>
+                <w:color w:val="1F2937"/>
+                <w:sz w:val="20"/>
+                <w:szCs w:val="20"/>
+              </w:rPr>
+              <w:t>Must</w:t>
+            </w:r>
+          </w:p>
+        </w:tc>
+      </w:tr>
+      <w:tr>
+        <w:trPr>
+          <w:cantSplit/>
+        </w:trPr>
+        <w:tc>
+          <w:tcPr>
+            <w:tcW w:w="0" w:type="auto"/>
+            <w:tcBorders>
+              <w:top w:val="single" w:sz="6" w:space="0" w:color="C9D3CF"/>
+              <w:left w:val="single" w:sz="6" w:space="0" w:color="C9D3CF"/>
+              <w:bottom w:val="single" w:sz="6" w:space="0" w:color="C9D3CF"/>
+              <w:right w:val="single" w:sz="6" w:space="0" w:color="C9D3CF"/>
+            </w:tcBorders>
+            <w:tcMar>
+              <w:top w:w="60" w:type="dxa"/>
+              <w:left w:w="100" w:type="dxa"/>
+              <w:bottom w:w="60" w:type="dxa"/>
+              <w:right w:w="100" w:type="dxa"/>
+            </w:tcMar>
+            <w:hideMark/>
+          </w:tcPr>
+          <w:p>
+            <w:pPr>
+              <w:spacing w:before="80" w:after="160"/>
+              <w:rPr>
+                <w:rFonts w:ascii="Calibri" w:eastAsia="Times New Roman" w:hAnsi="Calibri" w:cs="Calibri"/>
+                <w:color w:val="1F2937"/>
+                <w:sz w:val="20"/>
+                <w:szCs w:val="20"/>
+              </w:rPr>
+            </w:pPr>
+            <w:r>
+              <w:rPr>
+                <w:rFonts w:ascii="Calibri" w:eastAsia="Times New Roman" w:hAnsi="Calibri" w:cs="Calibri"/>
+                <w:color w:val="1F2937"/>
+                <w:sz w:val="20"/>
+                <w:szCs w:val="20"/>
+              </w:rPr>
+              <w:t>FR-38</w:t>
+            </w:r>
+          </w:p>
+        </w:tc>
+        <w:tc>
+          <w:tcPr>
+            <w:tcW w:w="0" w:type="auto"/>
+            <w:tcBorders>
+              <w:top w:val="single" w:sz="6" w:space="0" w:color="C9D3CF"/>
+              <w:left w:val="single" w:sz="6" w:space="0" w:color="C9D3CF"/>
+              <w:bottom w:val="single" w:sz="6" w:space="0" w:color="C9D3CF"/>
+              <w:right w:val="single" w:sz="6" w:space="0" w:color="C9D3CF"/>
+            </w:tcBorders>
+            <w:tcMar>
+              <w:top w:w="60" w:type="dxa"/>
+              <w:left w:w="100" w:type="dxa"/>
+              <w:bottom w:w="60" w:type="dxa"/>
+              <w:right w:w="100" w:type="dxa"/>
+            </w:tcMar>
+            <w:hideMark/>
+          </w:tcPr>
+          <w:p>
+            <w:pPr>
+              <w:spacing w:before="80" w:after="160"/>
+              <w:rPr>
+                <w:rFonts w:ascii="Calibri" w:eastAsia="Times New Roman" w:hAnsi="Calibri" w:cs="Calibri"/>
+                <w:color w:val="1F2937"/>
+                <w:sz w:val="20"/>
+                <w:szCs w:val="20"/>
+              </w:rPr>
+            </w:pPr>
+            <w:r>
+              <w:rPr>
+                <w:rFonts w:ascii="Calibri" w:eastAsia="Times New Roman" w:hAnsi="Calibri" w:cs="Calibri"/>
+                <w:color w:val="1F2937"/>
+                <w:sz w:val="20"/>
+                <w:szCs w:val="20"/>
+              </w:rPr>
+              <w:t>User interface</w:t>
+            </w:r>
+          </w:p>
+        </w:tc>
+        <w:tc>
+          <w:tcPr>
+            <w:tcW w:w="0" w:type="auto"/>
+            <w:tcBorders>
+              <w:top w:val="single" w:sz="6" w:space="0" w:color="C9D3CF"/>
+              <w:left w:val="single" w:sz="6" w:space="0" w:color="C9D3CF"/>
+              <w:bottom w:val="single" w:sz="6" w:space="0" w:color="C9D3CF"/>
+              <w:right w:val="single" w:sz="6" w:space="0" w:color="C9D3CF"/>
+            </w:tcBorders>
+            <w:tcMar>
+              <w:top w:w="60" w:type="dxa"/>
+              <w:left w:w="100" w:type="dxa"/>
+              <w:bottom w:w="60" w:type="dxa"/>
+              <w:right w:w="100" w:type="dxa"/>
+            </w:tcMar>
+            <w:hideMark/>
+          </w:tcPr>
+          <w:p>
+            <w:pPr>
+              <w:spacing w:before="80" w:after="160"/>
+              <w:rPr>
+                <w:rFonts w:ascii="Calibri" w:eastAsia="Times New Roman" w:hAnsi="Calibri" w:cs="Calibri"/>
+                <w:color w:val="1F2937"/>
+                <w:sz w:val="20"/>
+                <w:szCs w:val="20"/>
+              </w:rPr>
+            </w:pPr>
+            <w:r>
+              <w:rPr>
+                <w:rFonts w:ascii="Calibri" w:eastAsia="Times New Roman" w:hAnsi="Calibri" w:cs="Calibri"/>
+                <w:color w:val="1F2937"/>
+                <w:sz w:val="20"/>
+                <w:szCs w:val="20"/>
+              </w:rPr>
+              <w:t>Interface languages</w:t>
+            </w:r>
+          </w:p>
+        </w:tc>
+        <w:tc>
+          <w:tcPr>
+            <w:tcW w:w="0" w:type="auto"/>
+            <w:tcBorders>
+              <w:top w:val="single" w:sz="6" w:space="0" w:color="C9D3CF"/>
+              <w:left w:val="single" w:sz="6" w:space="0" w:color="C9D3CF"/>
+              <w:bottom w:val="single" w:sz="6" w:space="0" w:color="C9D3CF"/>
+              <w:right w:val="single" w:sz="6" w:space="0" w:color="C9D3CF"/>
+            </w:tcBorders>
+            <w:tcMar>
+              <w:top w:w="60" w:type="dxa"/>
+              <w:left w:w="100" w:type="dxa"/>
+              <w:bottom w:w="60" w:type="dxa"/>
+              <w:right w:w="100" w:type="dxa"/>
+            </w:tcMar>
+            <w:hideMark/>
+          </w:tcPr>
+          <w:p>
+            <w:pPr>
+              <w:spacing w:before="80" w:after="160"/>
+              <w:rPr>
+                <w:rFonts w:ascii="Calibri" w:eastAsia="Times New Roman" w:hAnsi="Calibri" w:cs="Calibri"/>
+                <w:color w:val="1F2937"/>
+                <w:sz w:val="20"/>
+                <w:szCs w:val="20"/>
+              </w:rPr>
+            </w:pPr>
+            <w:r>
+              <w:rPr>
+                <w:rFonts w:ascii="Calibri" w:eastAsia="Times New Roman" w:hAnsi="Calibri" w:cs="Calibri"/>
+                <w:color w:val="1F2937"/>
+                <w:sz w:val="20"/>
+                <w:szCs w:val="20"/>
+              </w:rPr>
+              <w:t>Must</w:t>
+            </w:r>
+          </w:p>
+        </w:tc>
+      </w:tr>
+      <w:tr>
+        <w:trPr>
+          <w:cantSplit/>
+        </w:trPr>
+        <w:tc>
+          <w:tcPr>
+            <w:tcW w:w="0" w:type="auto"/>
+            <w:tcBorders>
+              <w:top w:val="single" w:sz="6" w:space="0" w:color="C9D3CF"/>
+              <w:left w:val="single" w:sz="6" w:space="0" w:color="C9D3CF"/>
+              <w:bottom w:val="single" w:sz="6" w:space="0" w:color="C9D3CF"/>
+              <w:right w:val="single" w:sz="6" w:space="0" w:color="C9D3CF"/>
+            </w:tcBorders>
+            <w:tcMar>
+              <w:top w:w="60" w:type="dxa"/>
+              <w:left w:w="100" w:type="dxa"/>
+              <w:bottom w:w="60" w:type="dxa"/>
+              <w:right w:w="100" w:type="dxa"/>
+            </w:tcMar>
+            <w:hideMark/>
+          </w:tcPr>
+          <w:p>
+            <w:pPr>
+              <w:spacing w:before="80" w:after="160"/>
+              <w:rPr>
+                <w:rFonts w:ascii="Calibri" w:eastAsia="Times New Roman" w:hAnsi="Calibri" w:cs="Calibri"/>
+                <w:color w:val="1F2937"/>
+                <w:sz w:val="20"/>
+                <w:szCs w:val="20"/>
+              </w:rPr>
+            </w:pPr>
+            <w:r>
+              <w:rPr>
+                <w:rFonts w:ascii="Calibri" w:eastAsia="Times New Roman" w:hAnsi="Calibri" w:cs="Calibri"/>
+                <w:color w:val="1F2937"/>
+                <w:sz w:val="20"/>
+                <w:szCs w:val="20"/>
+              </w:rPr>
+              <w:t>FR-39</w:t>
+            </w:r>
+          </w:p>
+        </w:tc>
+        <w:tc>
+          <w:tcPr>
+            <w:tcW w:w="0" w:type="auto"/>
+            <w:tcBorders>
+              <w:top w:val="single" w:sz="6" w:space="0" w:color="C9D3CF"/>
+              <w:left w:val="single" w:sz="6" w:space="0" w:color="C9D3CF"/>
+              <w:bottom w:val="single" w:sz="6" w:space="0" w:color="C9D3CF"/>
+              <w:right w:val="single" w:sz="6" w:space="0" w:color="C9D3CF"/>
+            </w:tcBorders>
+            <w:tcMar>
+              <w:top w:w="60" w:type="dxa"/>
+              <w:left w:w="100" w:type="dxa"/>
+              <w:bottom w:w="60" w:type="dxa"/>
+              <w:right w:w="100" w:type="dxa"/>
+            </w:tcMar>
+            <w:hideMark/>
+          </w:tcPr>
+          <w:p>
+            <w:pPr>
+              <w:spacing w:before="80" w:after="160"/>
+              <w:rPr>
+                <w:rFonts w:ascii="Calibri" w:eastAsia="Times New Roman" w:hAnsi="Calibri" w:cs="Calibri"/>
+                <w:color w:val="1F2937"/>
+                <w:sz w:val="20"/>
+                <w:szCs w:val="20"/>
+              </w:rPr>
+            </w:pPr>
+            <w:r>
+              <w:rPr>
+                <w:rFonts w:ascii="Calibri" w:eastAsia="Times New Roman" w:hAnsi="Calibri" w:cs="Calibri"/>
+                <w:color w:val="1F2937"/>
+                <w:sz w:val="20"/>
+                <w:szCs w:val="20"/>
+              </w:rPr>
+              <w:t>User interface</w:t>
+            </w:r>
+          </w:p>
+        </w:tc>
+        <w:tc>
+          <w:tcPr>
+            <w:tcW w:w="0" w:type="auto"/>
+            <w:tcBorders>
+              <w:top w:val="single" w:sz="6" w:space="0" w:color="C9D3CF"/>
+              <w:left w:val="single" w:sz="6" w:space="0" w:color="C9D3CF"/>
+              <w:bottom w:val="single" w:sz="6" w:space="0" w:color="C9D3CF"/>
+              <w:right w:val="single" w:sz="6" w:space="0" w:color="C9D3CF"/>
+            </w:tcBorders>
+            <w:tcMar>
+              <w:top w:w="60" w:type="dxa"/>
+              <w:left w:w="100" w:type="dxa"/>
+              <w:bottom w:w="60" w:type="dxa"/>
+              <w:right w:w="100" w:type="dxa"/>
+            </w:tcMar>
+            <w:hideMark/>
+          </w:tcPr>
+          <w:p>
+            <w:pPr>
+              <w:spacing w:before="80" w:after="160"/>
+              <w:rPr>
+                <w:rFonts w:ascii="Calibri" w:eastAsia="Times New Roman" w:hAnsi="Calibri" w:cs="Calibri"/>
+                <w:color w:val="1F2937"/>
+                <w:sz w:val="20"/>
+                <w:szCs w:val="20"/>
+              </w:rPr>
+            </w:pPr>
+            <w:r>
+              <w:rPr>
+                <w:rFonts w:ascii="Calibri" w:eastAsia="Times New Roman" w:hAnsi="Calibri" w:cs="Calibri"/>
+                <w:color w:val="1F2937"/>
+                <w:sz w:val="20"/>
+                <w:szCs w:val="20"/>
+              </w:rPr>
+              <w:t>Collapsible sidebar</w:t>
+            </w:r>
+          </w:p>
+        </w:tc>
+        <w:tc>
+          <w:tcPr>
+            <w:tcW w:w="0" w:type="auto"/>
+            <w:tcBorders>
+              <w:top w:val="single" w:sz="6" w:space="0" w:color="C9D3CF"/>
+              <w:left w:val="single" w:sz="6" w:space="0" w:color="C9D3CF"/>
+              <w:bottom w:val="single" w:sz="6" w:space="0" w:color="C9D3CF"/>
+              <w:right w:val="single" w:sz="6" w:space="0" w:color="C9D3CF"/>
+            </w:tcBorders>
+            <w:tcMar>
+              <w:top w:w="60" w:type="dxa"/>
+              <w:left w:w="100" w:type="dxa"/>
+              <w:bottom w:w="60" w:type="dxa"/>
+              <w:right w:w="100" w:type="dxa"/>
+            </w:tcMar>
+            <w:hideMark/>
+          </w:tcPr>
+          <w:p>
+            <w:pPr>
+              <w:spacing w:before="80" w:after="160"/>
+              <w:rPr>
+                <w:rFonts w:ascii="Calibri" w:eastAsia="Times New Roman" w:hAnsi="Calibri" w:cs="Calibri"/>
+                <w:color w:val="1F2937"/>
+                <w:sz w:val="20"/>
+                <w:szCs w:val="20"/>
+              </w:rPr>
+            </w:pPr>
+            <w:r>
+              <w:rPr>
+                <w:rFonts w:ascii="Calibri" w:eastAsia="Times New Roman" w:hAnsi="Calibri" w:cs="Calibri"/>
+                <w:color w:val="1F2937"/>
+                <w:sz w:val="20"/>
+                <w:szCs w:val="20"/>
+              </w:rPr>
+              <w:t>Must</w:t>
+            </w:r>
+          </w:p>
+        </w:tc>
+      </w:tr>
+      <w:tr>
+        <w:trPr>
+          <w:cantSplit/>
+        </w:trPr>
+        <w:tc>
+          <w:tcPr>
+            <w:tcW w:w="0" w:type="auto"/>
+            <w:tcBorders>
+              <w:top w:val="single" w:sz="6" w:space="0" w:color="C9D3CF"/>
+              <w:left w:val="single" w:sz="6" w:space="0" w:color="C9D3CF"/>
+              <w:bottom w:val="single" w:sz="6" w:space="0" w:color="C9D3CF"/>
+              <w:right w:val="single" w:sz="6" w:space="0" w:color="C9D3CF"/>
+            </w:tcBorders>
+            <w:tcMar>
+              <w:top w:w="60" w:type="dxa"/>
+              <w:left w:w="100" w:type="dxa"/>
+              <w:bottom w:w="60" w:type="dxa"/>
+              <w:right w:w="100" w:type="dxa"/>
+            </w:tcMar>
+            <w:hideMark/>
+          </w:tcPr>
+          <w:p>
+            <w:pPr>
+              <w:spacing w:before="80" w:after="160"/>
+              <w:rPr>
+                <w:rFonts w:ascii="Calibri" w:eastAsia="Times New Roman" w:hAnsi="Calibri" w:cs="Calibri"/>
+                <w:color w:val="1F2937"/>
+                <w:sz w:val="20"/>
+                <w:szCs w:val="20"/>
+              </w:rPr>
+            </w:pPr>
+            <w:r>
+              <w:rPr>
+                <w:rFonts w:ascii="Calibri" w:eastAsia="Times New Roman" w:hAnsi="Calibri" w:cs="Calibri"/>
+                <w:color w:val="1F2937"/>
+                <w:sz w:val="20"/>
+                <w:szCs w:val="20"/>
+              </w:rPr>
+              <w:t>FR-40</w:t>
+            </w:r>
+          </w:p>
+        </w:tc>
+        <w:tc>
+          <w:tcPr>
+            <w:tcW w:w="0" w:type="auto"/>
+            <w:tcBorders>
+              <w:top w:val="single" w:sz="6" w:space="0" w:color="C9D3CF"/>
+              <w:left w:val="single" w:sz="6" w:space="0" w:color="C9D3CF"/>
+              <w:bottom w:val="single" w:sz="6" w:space="0" w:color="C9D3CF"/>
+              <w:right w:val="single" w:sz="6" w:space="0" w:color="C9D3CF"/>
+            </w:tcBorders>
+            <w:tcMar>
+              <w:top w:w="60" w:type="dxa"/>
+              <w:left w:w="100" w:type="dxa"/>
+              <w:bottom w:w="60" w:type="dxa"/>
+              <w:right w:w="100" w:type="dxa"/>
+            </w:tcMar>
+            <w:hideMark/>
+          </w:tcPr>
+          <w:p>
+            <w:pPr>
+              <w:spacing w:before="80" w:after="160"/>
+              <w:rPr>
+                <w:rFonts w:ascii="Calibri" w:eastAsia="Times New Roman" w:hAnsi="Calibri" w:cs="Calibri"/>
+                <w:color w:val="1F2937"/>
+                <w:sz w:val="20"/>
+                <w:szCs w:val="20"/>
+              </w:rPr>
+            </w:pPr>
+            <w:r>
+              <w:rPr>
+                <w:rFonts w:ascii="Calibri" w:eastAsia="Times New Roman" w:hAnsi="Calibri" w:cs="Calibri"/>
+                <w:color w:val="1F2937"/>
+                <w:sz w:val="20"/>
+                <w:szCs w:val="20"/>
+              </w:rPr>
+              <w:t>User interface</w:t>
+            </w:r>
+          </w:p>
+        </w:tc>
+        <w:tc>
+          <w:tcPr>
+            <w:tcW w:w="0" w:type="auto"/>
+            <w:tcBorders>
+              <w:top w:val="single" w:sz="6" w:space="0" w:color="C9D3CF"/>
+              <w:left w:val="single" w:sz="6" w:space="0" w:color="C9D3CF"/>
+              <w:bottom w:val="single" w:sz="6" w:space="0" w:color="C9D3CF"/>
+              <w:right w:val="single" w:sz="6" w:space="0" w:color="C9D3CF"/>
+            </w:tcBorders>
+            <w:tcMar>
+              <w:top w:w="60" w:type="dxa"/>
+              <w:left w:w="100" w:type="dxa"/>
+              <w:bottom w:w="60" w:type="dxa"/>
+              <w:right w:w="100" w:type="dxa"/>
+            </w:tcMar>
+            <w:hideMark/>
+          </w:tcPr>
+          <w:p>
+            <w:pPr>
+              <w:spacing w:before="80" w:after="160"/>
+              <w:rPr>
+                <w:rFonts w:ascii="Calibri" w:eastAsia="Times New Roman" w:hAnsi="Calibri" w:cs="Calibri"/>
+                <w:color w:val="1F2937"/>
+                <w:sz w:val="20"/>
+                <w:szCs w:val="20"/>
+              </w:rPr>
+            </w:pPr>
+            <w:r>
+              <w:rPr>
+                <w:rFonts w:ascii="Calibri" w:eastAsia="Times New Roman" w:hAnsi="Calibri" w:cs="Calibri"/>
+                <w:color w:val="1F2937"/>
+                <w:sz w:val="20"/>
+                <w:szCs w:val="20"/>
+              </w:rPr>
+              <w:t>Resizable settings panel</w:t>
+            </w:r>
+          </w:p>
+        </w:tc>
+        <w:tc>
+          <w:tcPr>
+            <w:tcW w:w="0" w:type="auto"/>
+            <w:tcBorders>
+              <w:top w:val="single" w:sz="6" w:space="0" w:color="C9D3CF"/>
+              <w:left w:val="single" w:sz="6" w:space="0" w:color="C9D3CF"/>
+              <w:bottom w:val="single" w:sz="6" w:space="0" w:color="C9D3CF"/>
+              <w:right w:val="single" w:sz="6" w:space="0" w:color="C9D3CF"/>
+            </w:tcBorders>
+            <w:tcMar>
+              <w:top w:w="60" w:type="dxa"/>
+              <w:left w:w="100" w:type="dxa"/>
+              <w:bottom w:w="60" w:type="dxa"/>
+              <w:right w:w="100" w:type="dxa"/>
+            </w:tcMar>
+            <w:hideMark/>
+          </w:tcPr>
+          <w:p>
+            <w:pPr>
+              <w:spacing w:before="80" w:after="160"/>
+              <w:rPr>
+                <w:rFonts w:ascii="Calibri" w:eastAsia="Times New Roman" w:hAnsi="Calibri" w:cs="Calibri"/>
+                <w:color w:val="1F2937"/>
+                <w:sz w:val="20"/>
+                <w:szCs w:val="20"/>
+              </w:rPr>
+            </w:pPr>
+            <w:r>
+              <w:rPr>
+                <w:rFonts w:ascii="Calibri" w:eastAsia="Times New Roman" w:hAnsi="Calibri" w:cs="Calibri"/>
+                <w:color w:val="1F2937"/>
+                <w:sz w:val="20"/>
+                <w:szCs w:val="20"/>
+              </w:rPr>
+              <w:t>Must</w:t>
+            </w:r>
+          </w:p>
+        </w:tc>
+      </w:tr>
+      <w:tr>
+        <w:trPr>
+          <w:cantSplit/>
+        </w:trPr>
+        <w:tc>
+          <w:tcPr>
+            <w:tcW w:w="0" w:type="auto"/>
+            <w:tcBorders>
+              <w:top w:val="single" w:sz="6" w:space="0" w:color="C9D3CF"/>
+              <w:left w:val="single" w:sz="6" w:space="0" w:color="C9D3CF"/>
+              <w:bottom w:val="single" w:sz="6" w:space="0" w:color="C9D3CF"/>
+              <w:right w:val="single" w:sz="6" w:space="0" w:color="C9D3CF"/>
+            </w:tcBorders>
+            <w:tcMar>
+              <w:top w:w="60" w:type="dxa"/>
+              <w:left w:w="100" w:type="dxa"/>
+              <w:bottom w:w="60" w:type="dxa"/>
+              <w:right w:w="100" w:type="dxa"/>
+            </w:tcMar>
+            <w:hideMark/>
+          </w:tcPr>
+          <w:p>
+            <w:pPr>
+              <w:spacing w:before="80" w:after="160"/>
+              <w:rPr>
+                <w:rFonts w:ascii="Calibri" w:eastAsia="Times New Roman" w:hAnsi="Calibri" w:cs="Calibri"/>
+                <w:color w:val="1F2937"/>
+                <w:sz w:val="20"/>
+                <w:szCs w:val="20"/>
+              </w:rPr>
+            </w:pPr>
+            <w:r>
+              <w:rPr>
+                <w:rFonts w:ascii="Calibri" w:eastAsia="Times New Roman" w:hAnsi="Calibri" w:cs="Calibri"/>
+                <w:color w:val="1F2937"/>
+                <w:sz w:val="20"/>
+                <w:szCs w:val="20"/>
+              </w:rPr>
+              <w:t>FR-41</w:t>
+            </w:r>
+          </w:p>
+        </w:tc>
+        <w:tc>
+          <w:tcPr>
+            <w:tcW w:w="0" w:type="auto"/>
+            <w:tcBorders>
+              <w:top w:val="single" w:sz="6" w:space="0" w:color="C9D3CF"/>
+              <w:left w:val="single" w:sz="6" w:space="0" w:color="C9D3CF"/>
+              <w:bottom w:val="single" w:sz="6" w:space="0" w:color="C9D3CF"/>
+              <w:right w:val="single" w:sz="6" w:space="0" w:color="C9D3CF"/>
+            </w:tcBorders>
+            <w:tcMar>
+              <w:top w:w="60" w:type="dxa"/>
+              <w:left w:w="100" w:type="dxa"/>
+              <w:bottom w:w="60" w:type="dxa"/>
+              <w:right w:w="100" w:type="dxa"/>
+            </w:tcMar>
+            <w:hideMark/>
+          </w:tcPr>
+          <w:p>
+            <w:pPr>
+              <w:spacing w:before="80" w:after="160"/>
+              <w:rPr>
+                <w:rFonts w:ascii="Calibri" w:eastAsia="Times New Roman" w:hAnsi="Calibri" w:cs="Calibri"/>
+                <w:color w:val="1F2937"/>
+                <w:sz w:val="20"/>
+                <w:szCs w:val="20"/>
+              </w:rPr>
+            </w:pPr>
+            <w:r>
+              <w:rPr>
+                <w:rFonts w:ascii="Calibri" w:eastAsia="Times New Roman" w:hAnsi="Calibri" w:cs="Calibri"/>
+                <w:color w:val="1F2937"/>
+                <w:sz w:val="20"/>
+                <w:szCs w:val="20"/>
+              </w:rPr>
+              <w:t>User interface</w:t>
+            </w:r>
+          </w:p>
+        </w:tc>
+        <w:tc>
+          <w:tcPr>
+            <w:tcW w:w="0" w:type="auto"/>
+            <w:tcBorders>
+              <w:top w:val="single" w:sz="6" w:space="0" w:color="C9D3CF"/>
+              <w:left w:val="single" w:sz="6" w:space="0" w:color="C9D3CF"/>
+              <w:bottom w:val="single" w:sz="6" w:space="0" w:color="C9D3CF"/>
+              <w:right w:val="single" w:sz="6" w:space="0" w:color="C9D3CF"/>
+            </w:tcBorders>
+            <w:tcMar>
+              <w:top w:w="60" w:type="dxa"/>
+              <w:left w:w="100" w:type="dxa"/>
+              <w:bottom w:w="60" w:type="dxa"/>
+              <w:right w:w="100" w:type="dxa"/>
+            </w:tcMar>
+            <w:hideMark/>
+          </w:tcPr>
+          <w:p>
+            <w:pPr>
+              <w:spacing w:before="80" w:after="160"/>
+              <w:rPr>
+                <w:rFonts w:ascii="Calibri" w:eastAsia="Times New Roman" w:hAnsi="Calibri" w:cs="Calibri"/>
+                <w:color w:val="1F2937"/>
+                <w:sz w:val="20"/>
+                <w:szCs w:val="20"/>
+              </w:rPr>
+            </w:pPr>
+            <w:r>
+              <w:rPr>
+                <w:rFonts w:ascii="Calibri" w:eastAsia="Times New Roman" w:hAnsi="Calibri" w:cs="Calibri"/>
+                <w:color w:val="1F2937"/>
+                <w:sz w:val="20"/>
+                <w:szCs w:val="20"/>
+              </w:rPr>
+              <w:t>Trial notification</w:t>
             </w:r>
           </w:p>
         </w:tc>
@@ -23196,9 +25397,9 @@
 <file path=word/numbering.xml><?xml version="1.0" encoding="utf-8"?>
 <w:numbering xmlns:wpc="http://schemas.microsoft.com/office/word/2010/wordprocessingCanvas" xmlns:cx="http://schemas.microsoft.com/office/drawing/2014/chartex" xmlns:mc="http://schemas.openxmlformats.org/markup-compatibility/2006" xmlns:o="urn:schemas-microsoft-com:office:office" xmlns:r="http://schemas.openxmlformats.org/officeDocument/2006/relationships" xmlns:m="http://schemas.openxmlformats.org/officeDocument/2006/math" xmlns:v="urn:schemas-microsoft-com:vml" xmlns:wp14="http://schemas.microsoft.com/office/word/2010/wordprocessingDrawing" xmlns:wp="http://schemas.openxmlformats.org/drawingml/2006/wordprocessingDrawing" xmlns:w10="urn:schemas-microsoft-com:office:word" xmlns:w="http://schemas.openxmlformats.org/wordprocessingml/2006/main" xmlns:w14="http://schemas.microsoft.com/office/word/2010/wordml" xmlns:w15="http://schemas.microsoft.com/office/word/2012/wordml" xmlns:w16se="http://schemas.microsoft.com/office/word/2015/wordml/symex" xmlns:wpg="http://schemas.microsoft.com/office/word/2010/wordprocessingGroup" xmlns:wpi="http://schemas.microsoft.com/office/word/2010/wordprocessingInk" xmlns:wne="http://schemas.microsoft.com/office/word/2006/wordml" xmlns:wps="http://schemas.microsoft.com/office/word/2010/wordprocessingShape" mc:Ignorable="w14 w15 w16se wp14">
   <w:abstractNum w:abstractNumId="0" w15:restartNumberingAfterBreak="0">
-    <w:nsid w:val="053504B9"/>
+    <w:nsid w:val="0AF17518"/>
     <w:multiLevelType w:val="multilevel"/>
-    <w:tmpl w:val="DB5E3DD8"/>
+    <w:tmpl w:val="D7AEE590"/>
     <w:lvl w:ilvl="0">
       <w:start w:val="1"/>
       <w:numFmt w:val="bullet"/>
@@ -23345,9 +25546,9 @@
     </w:lvl>
   </w:abstractNum>
   <w:abstractNum w:abstractNumId="1" w15:restartNumberingAfterBreak="0">
-    <w:nsid w:val="0A465622"/>
+    <w:nsid w:val="184550CB"/>
     <w:multiLevelType w:val="multilevel"/>
-    <w:tmpl w:val="2500C7EC"/>
+    <w:tmpl w:val="A5C4E2BA"/>
     <w:lvl w:ilvl="0">
       <w:start w:val="1"/>
       <w:numFmt w:val="bullet"/>
@@ -23494,9 +25695,9 @@
     </w:lvl>
   </w:abstractNum>
   <w:abstractNum w:abstractNumId="2" w15:restartNumberingAfterBreak="0">
-    <w:nsid w:val="1FFC43FB"/>
+    <w:nsid w:val="372D00EF"/>
     <w:multiLevelType w:val="multilevel"/>
-    <w:tmpl w:val="7F988748"/>
+    <w:tmpl w:val="EC2E29B6"/>
     <w:lvl w:ilvl="0">
       <w:start w:val="1"/>
       <w:numFmt w:val="bullet"/>
@@ -23643,9 +25844,9 @@
     </w:lvl>
   </w:abstractNum>
   <w:abstractNum w:abstractNumId="3" w15:restartNumberingAfterBreak="0">
-    <w:nsid w:val="369F29D8"/>
+    <w:nsid w:val="3A9822DA"/>
     <w:multiLevelType w:val="multilevel"/>
-    <w:tmpl w:val="E8D03BE0"/>
+    <w:tmpl w:val="78D85AAC"/>
     <w:lvl w:ilvl="0">
       <w:start w:val="1"/>
       <w:numFmt w:val="bullet"/>
@@ -23792,9 +25993,9 @@
     </w:lvl>
   </w:abstractNum>
   <w:abstractNum w:abstractNumId="4" w15:restartNumberingAfterBreak="0">
-    <w:nsid w:val="3B2662D9"/>
+    <w:nsid w:val="5E646CCF"/>
     <w:multiLevelType w:val="multilevel"/>
-    <w:tmpl w:val="DC96F27A"/>
+    <w:tmpl w:val="009013CC"/>
     <w:lvl w:ilvl="0">
       <w:start w:val="1"/>
       <w:numFmt w:val="bullet"/>
@@ -23944,16 +26145,16 @@
     <w:abstractNumId w:val="4"/>
   </w:num>
   <w:num w:numId="2">
-    <w:abstractNumId w:val="0"/>
+    <w:abstractNumId w:val="3"/>
   </w:num>
   <w:num w:numId="3">
-    <w:abstractNumId w:val="1"/>
+    <w:abstractNumId w:val="0"/>
   </w:num>
   <w:num w:numId="4">
     <w:abstractNumId w:val="2"/>
   </w:num>
   <w:num w:numId="5">
-    <w:abstractNumId w:val="3"/>
+    <w:abstractNumId w:val="1"/>
   </w:num>
 </w:numbering>
 </file>
@@ -24619,7 +26820,7 @@
     <w:link w:val="HeaderChar"/>
     <w:uiPriority w:val="99"/>
     <w:unhideWhenUsed/>
-    <w:rsid w:val="00AA2AD8"/>
+    <w:rsid w:val="001F3DE6"/>
     <w:pPr>
       <w:tabs>
         <w:tab w:val="center" w:pos="4680"/>
@@ -24632,7 +26833,7 @@
     <w:basedOn w:val="DefaultParagraphFont"/>
     <w:link w:val="Header"/>
     <w:uiPriority w:val="99"/>
-    <w:rsid w:val="00AA2AD8"/>
+    <w:rsid w:val="001F3DE6"/>
     <w:rPr>
       <w:rFonts w:eastAsiaTheme="minorEastAsia"/>
       <w:sz w:val="24"/>
@@ -24645,7 +26846,7 @@
     <w:link w:val="FooterChar"/>
     <w:uiPriority w:val="99"/>
     <w:unhideWhenUsed/>
-    <w:rsid w:val="00AA2AD8"/>
+    <w:rsid w:val="001F3DE6"/>
     <w:pPr>
       <w:tabs>
         <w:tab w:val="center" w:pos="4680"/>
@@ -24658,7 +26859,7 @@
     <w:basedOn w:val="DefaultParagraphFont"/>
     <w:link w:val="Footer"/>
     <w:uiPriority w:val="99"/>
-    <w:rsid w:val="00AA2AD8"/>
+    <w:rsid w:val="001F3DE6"/>
     <w:rPr>
       <w:rFonts w:eastAsiaTheme="minorEastAsia"/>
       <w:sz w:val="24"/>
@@ -24672,7 +26873,7 @@
     <w:autoRedefine/>
     <w:uiPriority w:val="39"/>
     <w:unhideWhenUsed/>
-    <w:rsid w:val="00AA2AD8"/>
+    <w:rsid w:val="001F3DE6"/>
     <w:pPr>
       <w:spacing w:after="100"/>
     </w:pPr>
@@ -24684,7 +26885,7 @@
     <w:autoRedefine/>
     <w:uiPriority w:val="39"/>
     <w:unhideWhenUsed/>
-    <w:rsid w:val="00AA2AD8"/>
+    <w:rsid w:val="001F3DE6"/>
     <w:pPr>
       <w:spacing w:after="100"/>
       <w:ind w:left="240"/>

--- a/docs/Falcon OCR - Software Requirements Specification.docx
+++ b/docs/Falcon OCR - Software Requirements Specification.docx
@@ -289,7 +289,7 @@
                 <w:sz w:val="20"/>
                 <w:szCs w:val="20"/>
               </w:rPr>
-              <w:t>1.1</w:t>
+              <w:t>1.2</w:t>
             </w:r>
           </w:p>
         </w:tc>
@@ -1258,6 +1258,172 @@
           </w:p>
         </w:tc>
       </w:tr>
+      <w:tr>
+        <w:trPr>
+          <w:cantSplit/>
+        </w:trPr>
+        <w:tc>
+          <w:tcPr>
+            <w:tcW w:w="0" w:type="auto"/>
+            <w:tcBorders>
+              <w:top w:val="single" w:sz="6" w:space="0" w:color="C9D3CF"/>
+              <w:left w:val="single" w:sz="6" w:space="0" w:color="C9D3CF"/>
+              <w:bottom w:val="single" w:sz="6" w:space="0" w:color="C9D3CF"/>
+              <w:right w:val="single" w:sz="6" w:space="0" w:color="C9D3CF"/>
+            </w:tcBorders>
+            <w:tcMar>
+              <w:top w:w="60" w:type="dxa"/>
+              <w:left w:w="100" w:type="dxa"/>
+              <w:bottom w:w="60" w:type="dxa"/>
+              <w:right w:w="100" w:type="dxa"/>
+            </w:tcMar>
+            <w:hideMark/>
+          </w:tcPr>
+          <w:p>
+            <w:pPr>
+              <w:spacing w:before="80" w:after="160"/>
+              <w:rPr>
+                <w:rFonts w:ascii="Calibri" w:eastAsia="Times New Roman" w:hAnsi="Calibri" w:cs="Calibri"/>
+                <w:color w:val="1F2937"/>
+                <w:sz w:val="20"/>
+                <w:szCs w:val="20"/>
+              </w:rPr>
+            </w:pPr>
+            <w:r>
+              <w:rPr>
+                <w:rFonts w:ascii="Calibri" w:eastAsia="Times New Roman" w:hAnsi="Calibri" w:cs="Calibri"/>
+                <w:color w:val="1F2937"/>
+                <w:sz w:val="20"/>
+                <w:szCs w:val="20"/>
+              </w:rPr>
+              <w:t>1.2</w:t>
+            </w:r>
+          </w:p>
+        </w:tc>
+        <w:tc>
+          <w:tcPr>
+            <w:tcW w:w="0" w:type="auto"/>
+            <w:tcBorders>
+              <w:top w:val="single" w:sz="6" w:space="0" w:color="C9D3CF"/>
+              <w:left w:val="single" w:sz="6" w:space="0" w:color="C9D3CF"/>
+              <w:bottom w:val="single" w:sz="6" w:space="0" w:color="C9D3CF"/>
+              <w:right w:val="single" w:sz="6" w:space="0" w:color="C9D3CF"/>
+            </w:tcBorders>
+            <w:tcMar>
+              <w:top w:w="60" w:type="dxa"/>
+              <w:left w:w="100" w:type="dxa"/>
+              <w:bottom w:w="60" w:type="dxa"/>
+              <w:right w:w="100" w:type="dxa"/>
+            </w:tcMar>
+            <w:hideMark/>
+          </w:tcPr>
+          <w:p>
+            <w:pPr>
+              <w:spacing w:before="80" w:after="160"/>
+              <w:rPr>
+                <w:rFonts w:ascii="Calibri" w:eastAsia="Times New Roman" w:hAnsi="Calibri" w:cs="Calibri"/>
+                <w:color w:val="1F2937"/>
+                <w:sz w:val="20"/>
+                <w:szCs w:val="20"/>
+              </w:rPr>
+            </w:pPr>
+            <w:r>
+              <w:rPr>
+                <w:rFonts w:ascii="Calibri" w:eastAsia="Times New Roman" w:hAnsi="Calibri" w:cs="Calibri"/>
+                <w:color w:val="1F2937"/>
+                <w:sz w:val="20"/>
+                <w:szCs w:val="20"/>
+              </w:rPr>
+              <w:t>2026-09-24</w:t>
+            </w:r>
+          </w:p>
+        </w:tc>
+        <w:tc>
+          <w:tcPr>
+            <w:tcW w:w="0" w:type="auto"/>
+            <w:tcBorders>
+              <w:top w:val="single" w:sz="6" w:space="0" w:color="C9D3CF"/>
+              <w:left w:val="single" w:sz="6" w:space="0" w:color="C9D3CF"/>
+              <w:bottom w:val="single" w:sz="6" w:space="0" w:color="C9D3CF"/>
+              <w:right w:val="single" w:sz="6" w:space="0" w:color="C9D3CF"/>
+            </w:tcBorders>
+            <w:tcMar>
+              <w:top w:w="60" w:type="dxa"/>
+              <w:left w:w="100" w:type="dxa"/>
+              <w:bottom w:w="60" w:type="dxa"/>
+              <w:right w:w="100" w:type="dxa"/>
+            </w:tcMar>
+            <w:hideMark/>
+          </w:tcPr>
+          <w:p>
+            <w:pPr>
+              <w:spacing w:before="80" w:after="160"/>
+              <w:rPr>
+                <w:rFonts w:ascii="Calibri" w:eastAsia="Times New Roman" w:hAnsi="Calibri" w:cs="Calibri"/>
+                <w:color w:val="1F2937"/>
+                <w:sz w:val="20"/>
+                <w:szCs w:val="20"/>
+              </w:rPr>
+            </w:pPr>
+            <w:r>
+              <w:rPr>
+                <w:rFonts w:ascii="Calibri" w:eastAsia="Times New Roman" w:hAnsi="Calibri" w:cs="Calibri"/>
+                <w:color w:val="1F2937"/>
+                <w:sz w:val="20"/>
+                <w:szCs w:val="20"/>
+              </w:rPr>
+              <w:t>Falcon OCR Development Team</w:t>
+            </w:r>
+          </w:p>
+        </w:tc>
+        <w:tc>
+          <w:tcPr>
+            <w:tcW w:w="0" w:type="auto"/>
+            <w:tcBorders>
+              <w:top w:val="single" w:sz="6" w:space="0" w:color="C9D3CF"/>
+              <w:left w:val="single" w:sz="6" w:space="0" w:color="C9D3CF"/>
+              <w:bottom w:val="single" w:sz="6" w:space="0" w:color="C9D3CF"/>
+              <w:right w:val="single" w:sz="6" w:space="0" w:color="C9D3CF"/>
+            </w:tcBorders>
+            <w:tcMar>
+              <w:top w:w="60" w:type="dxa"/>
+              <w:left w:w="100" w:type="dxa"/>
+              <w:bottom w:w="60" w:type="dxa"/>
+              <w:right w:w="100" w:type="dxa"/>
+            </w:tcMar>
+            <w:hideMark/>
+          </w:tcPr>
+          <w:p>
+            <w:pPr>
+              <w:spacing w:before="80" w:after="160"/>
+              <w:rPr>
+                <w:rFonts w:ascii="Calibri" w:eastAsia="Times New Roman" w:hAnsi="Calibri" w:cs="Calibri"/>
+                <w:color w:val="1F2937"/>
+                <w:sz w:val="20"/>
+                <w:szCs w:val="20"/>
+              </w:rPr>
+            </w:pPr>
+            <w:r>
+              <w:rPr>
+                <w:rFonts w:ascii="Calibri" w:eastAsia="Times New Roman" w:hAnsi="Calibri" w:cs="Calibri"/>
+                <w:color w:val="1F2937"/>
+                <w:sz w:val="20"/>
+                <w:szCs w:val="20"/>
+              </w:rPr>
+              <w:t>New application icon; OCR model info</w:t>
+            </w:r>
+            <w:r>
+              <w:rPr>
+                <w:rFonts w:ascii="Calibri" w:eastAsia="Times New Roman" w:hAnsi="Calibri" w:cs="Calibri"/>
+                <w:color w:val="1F2937"/>
+                <w:sz w:val="20"/>
+                <w:szCs w:val="20"/>
+              </w:rPr>
+              <w:t>rmation removed from Settings; default font setting; collapsible Files / Thumbnails panel.</w:t>
+            </w:r>
+          </w:p>
+        </w:tc>
+      </w:tr>
     </w:tbl>
     <w:p>
       <w:pPr>
@@ -1343,7 +1509,7 @@
         <w:rPr>
           <w:noProof/>
         </w:rPr>
-        <w:instrText xml:space="preserve"> PAGEREF _Toc241125986 \h </w:instrText>
+        <w:instrText xml:space="preserve"> PAGEREF _Toc241128267 \h </w:instrText>
       </w:r>
       <w:r>
         <w:rPr>
@@ -1405,7 +1571,7 @@
         <w:rPr>
           <w:noProof/>
         </w:rPr>
-        <w:instrText xml:space="preserve"> PAGEREF _Toc241125987 \h </w:instrText>
+        <w:instrText xml:space="preserve"> PAGEREF _Toc241128268 \h </w:instrText>
       </w:r>
       <w:r>
         <w:rPr>
@@ -1467,7 +1633,7 @@
         <w:rPr>
           <w:noProof/>
         </w:rPr>
-        <w:instrText xml:space="preserve"> PAGEREF _Toc241125988 \h </w:instrText>
+        <w:instrText xml:space="preserve"> PAGEREF _Toc241128269 \h </w:instrText>
       </w:r>
       <w:r>
         <w:rPr>
@@ -1529,7 +1695,7 @@
         <w:rPr>
           <w:noProof/>
         </w:rPr>
-        <w:instrText xml:space="preserve"> PAGEREF _Toc241125989 \h </w:instrText>
+        <w:instrText xml:space="preserve"> PAGEREF _Toc241128270 \h </w:instrText>
       </w:r>
       <w:r>
         <w:rPr>
@@ -1591,7 +1757,7 @@
         <w:rPr>
           <w:noProof/>
         </w:rPr>
-        <w:instrText xml:space="preserve"> PAGEREF _Toc241125990 \h </w:instrText>
+        <w:instrText xml:space="preserve"> PAGEREF _Toc241128271 \h </w:instrText>
       </w:r>
       <w:r>
         <w:rPr>
@@ -1653,7 +1819,7 @@
         <w:rPr>
           <w:noProof/>
         </w:rPr>
-        <w:instrText xml:space="preserve"> PAGEREF _Toc241125991 \h </w:instrText>
+        <w:instrText xml:space="preserve"> PAGEREF _Toc241128272 \h </w:instrText>
       </w:r>
       <w:r>
         <w:rPr>
@@ -1715,7 +1881,7 @@
         <w:rPr>
           <w:noProof/>
         </w:rPr>
-        <w:instrText xml:space="preserve"> PAGEREF _Toc241125992 \h </w:instrText>
+        <w:instrText xml:space="preserve"> PAGEREF _Toc241128273 \h </w:instrText>
       </w:r>
       <w:r>
         <w:rPr>
@@ -1777,7 +1943,7 @@
         <w:rPr>
           <w:noProof/>
         </w:rPr>
-        <w:instrText xml:space="preserve"> PAGEREF _Toc241125993 \h </w:instrText>
+        <w:instrText xml:space="preserve"> PAGEREF _Toc241128274 \h </w:instrText>
       </w:r>
       <w:r>
         <w:rPr>
@@ -1839,7 +2005,7 @@
         <w:rPr>
           <w:noProof/>
         </w:rPr>
-        <w:instrText xml:space="preserve"> PAGEREF _Toc241125994 \h </w:instrText>
+        <w:instrText xml:space="preserve"> PAGEREF _Toc241128275 \h </w:instrText>
       </w:r>
       <w:r>
         <w:rPr>
@@ -1901,7 +2067,7 @@
         <w:rPr>
           <w:noProof/>
         </w:rPr>
-        <w:instrText xml:space="preserve"> PAGEREF _Toc241125995 \h </w:instrText>
+        <w:instrText xml:space="preserve"> PAGEREF _Toc241128276 \h </w:instrText>
       </w:r>
       <w:r>
         <w:rPr>
@@ -1963,7 +2129,7 @@
         <w:rPr>
           <w:noProof/>
         </w:rPr>
-        <w:instrText xml:space="preserve"> PAGEREF _Toc241125996 \h </w:instrText>
+        <w:instrText xml:space="preserve"> PAGEREF _Toc241128277 \h </w:instrText>
       </w:r>
       <w:r>
         <w:rPr>
@@ -2025,7 +2191,7 @@
         <w:rPr>
           <w:noProof/>
         </w:rPr>
-        <w:instrText xml:space="preserve"> PAGEREF _Toc241125997 \h </w:instrText>
+        <w:instrText xml:space="preserve"> PAGEREF _Toc241128278 \h </w:instrText>
       </w:r>
       <w:r>
         <w:rPr>
@@ -2087,7 +2253,7 @@
         <w:rPr>
           <w:noProof/>
         </w:rPr>
-        <w:instrText xml:space="preserve"> PAGEREF _Toc241125998 \h </w:instrText>
+        <w:instrText xml:space="preserve"> PAGEREF _Toc241128279 \h </w:instrText>
       </w:r>
       <w:r>
         <w:rPr>
@@ -2149,7 +2315,7 @@
         <w:rPr>
           <w:noProof/>
         </w:rPr>
-        <w:instrText xml:space="preserve"> PAGEREF _Toc241125999 \h </w:instrText>
+        <w:instrText xml:space="preserve"> PAGEREF _Toc241128280 \h </w:instrText>
       </w:r>
       <w:r>
         <w:rPr>
@@ -2211,7 +2377,7 @@
         <w:rPr>
           <w:noProof/>
         </w:rPr>
-        <w:instrText xml:space="preserve"> PAGEREF _Toc241126000 \h </w:instrText>
+        <w:instrText xml:space="preserve"> PAGEREF _Toc241128281 \h </w:instrText>
       </w:r>
       <w:r>
         <w:rPr>
@@ -2273,7 +2439,7 @@
         <w:rPr>
           <w:noProof/>
         </w:rPr>
-        <w:instrText xml:space="preserve"> PAGEREF _Toc241126001 \h </w:instrText>
+        <w:instrText xml:space="preserve"> PAGEREF _Toc241128282 \h </w:instrText>
       </w:r>
       <w:r>
         <w:rPr>
@@ -2335,7 +2501,7 @@
         <w:rPr>
           <w:noProof/>
         </w:rPr>
-        <w:instrText xml:space="preserve"> PAGEREF _Toc241126002 \h </w:instrText>
+        <w:instrText xml:space="preserve"> PAGEREF _Toc241128283 \h </w:instrText>
       </w:r>
       <w:r>
         <w:rPr>
@@ -2397,7 +2563,7 @@
         <w:rPr>
           <w:noProof/>
         </w:rPr>
-        <w:instrText xml:space="preserve"> PAGEREF _Toc241126003 \h </w:instrText>
+        <w:instrText xml:space="preserve"> PAGEREF _Toc241128284 \h </w:instrText>
       </w:r>
       <w:r>
         <w:rPr>
@@ -2459,7 +2625,7 @@
         <w:rPr>
           <w:noProof/>
         </w:rPr>
-        <w:instrText xml:space="preserve"> PAGEREF _Toc241126004 \h </w:instrText>
+        <w:instrText xml:space="preserve"> PAGEREF _Toc241128285 \h </w:instrText>
       </w:r>
       <w:r>
         <w:rPr>
@@ -2521,7 +2687,7 @@
         <w:rPr>
           <w:noProof/>
         </w:rPr>
-        <w:instrText xml:space="preserve"> PAGEREF _Toc241126005 \h </w:instrText>
+        <w:instrText xml:space="preserve"> PAGEREF _Toc241128286 \h </w:instrText>
       </w:r>
       <w:r>
         <w:rPr>
@@ -2583,7 +2749,7 @@
         <w:rPr>
           <w:noProof/>
         </w:rPr>
-        <w:instrText xml:space="preserve"> PAGEREF _Toc241126006 \h </w:instrText>
+        <w:instrText xml:space="preserve"> PAGEREF _Toc241128287 \h </w:instrText>
       </w:r>
       <w:r>
         <w:rPr>
@@ -2627,7 +2793,7 @@
           <w:rFonts w:eastAsia="Times New Roman"/>
           <w:noProof/>
         </w:rPr>
-        <w:t>3.10 Supported languages</w:t>
+        <w:t>3.10 Settings</w:t>
       </w:r>
       <w:r>
         <w:rPr>
@@ -2645,7 +2811,7 @@
         <w:rPr>
           <w:noProof/>
         </w:rPr>
-        <w:instrText xml:space="preserve"> PAGEREF _Toc241126007 \h </w:instrText>
+        <w:instrText xml:space="preserve"> PAGEREF _Toc241128288 \h </w:instrText>
       </w:r>
       <w:r>
         <w:rPr>
@@ -2662,7 +2828,7 @@
         <w:rPr>
           <w:noProof/>
         </w:rPr>
-        <w:t>11</w:t>
+        <w:t>12</w:t>
       </w:r>
       <w:r>
         <w:rPr>
@@ -2689,7 +2855,7 @@
           <w:rFonts w:eastAsia="Times New Roman"/>
           <w:noProof/>
         </w:rPr>
-        <w:t>3.11 Licensing rules</w:t>
+        <w:t>3.11 Supported languages</w:t>
       </w:r>
       <w:r>
         <w:rPr>
@@ -2707,7 +2873,69 @@
         <w:rPr>
           <w:noProof/>
         </w:rPr>
-        <w:instrText xml:space="preserve"> PAGEREF _Toc241126008 \h </w:instrText>
+        <w:instrText xml:space="preserve"> PAGEREF _Toc241128289 \h </w:instrText>
+      </w:r>
+      <w:r>
+        <w:rPr>
+          <w:noProof/>
+        </w:rPr>
+      </w:r>
+      <w:r>
+        <w:rPr>
+          <w:noProof/>
+        </w:rPr>
+        <w:fldChar w:fldCharType="separate"/>
+      </w:r>
+      <w:r>
+        <w:rPr>
+          <w:noProof/>
+        </w:rPr>
+        <w:t>12</w:t>
+      </w:r>
+      <w:r>
+        <w:rPr>
+          <w:noProof/>
+        </w:rPr>
+        <w:fldChar w:fldCharType="end"/>
+      </w:r>
+    </w:p>
+    <w:p>
+      <w:pPr>
+        <w:pStyle w:val="TOC2"/>
+        <w:tabs>
+          <w:tab w:val="right" w:leader="dot" w:pos="9403"/>
+        </w:tabs>
+        <w:rPr>
+          <w:rFonts w:asciiTheme="minorHAnsi" w:hAnsiTheme="minorHAnsi" w:cstheme="minorBidi"/>
+          <w:noProof/>
+          <w:sz w:val="22"/>
+          <w:szCs w:val="22"/>
+        </w:rPr>
+      </w:pPr>
+      <w:r>
+        <w:rPr>
+          <w:rFonts w:eastAsia="Times New Roman"/>
+          <w:noProof/>
+        </w:rPr>
+        <w:t>3.12 Licensing rules</w:t>
+      </w:r>
+      <w:r>
+        <w:rPr>
+          <w:noProof/>
+        </w:rPr>
+        <w:tab/>
+      </w:r>
+      <w:r>
+        <w:rPr>
+          <w:noProof/>
+        </w:rPr>
+        <w:fldChar w:fldCharType="begin"/>
+      </w:r>
+      <w:r>
+        <w:rPr>
+          <w:noProof/>
+        </w:rPr>
+        <w:instrText xml:space="preserve"> PAGEREF _Toc241128290 \h </w:instrText>
       </w:r>
       <w:r>
         <w:rPr>
@@ -2769,7 +2997,7 @@
         <w:rPr>
           <w:noProof/>
         </w:rPr>
-        <w:instrText xml:space="preserve"> PAGEREF _Toc241126009 \h </w:instrText>
+        <w:instrText xml:space="preserve"> PAGEREF _Toc241128291 \h </w:instrText>
       </w:r>
       <w:r>
         <w:rPr>
@@ -2786,7 +3014,7 @@
         <w:rPr>
           <w:noProof/>
         </w:rPr>
-        <w:t>13</w:t>
+        <w:t>14</w:t>
       </w:r>
       <w:r>
         <w:rPr>
@@ -2831,7 +3059,7 @@
         <w:rPr>
           <w:noProof/>
         </w:rPr>
-        <w:instrText xml:space="preserve"> PAGEREF _Toc241126010 \h </w:instrText>
+        <w:instrText xml:space="preserve"> PAGEREF _Toc241128292 \h </w:instrText>
       </w:r>
       <w:r>
         <w:rPr>
@@ -2848,7 +3076,7 @@
         <w:rPr>
           <w:noProof/>
         </w:rPr>
-        <w:t>13</w:t>
+        <w:t>14</w:t>
       </w:r>
       <w:r>
         <w:rPr>
@@ -2893,7 +3121,7 @@
         <w:rPr>
           <w:noProof/>
         </w:rPr>
-        <w:instrText xml:space="preserve"> PAGEREF _Toc241126011 \h </w:instrText>
+        <w:instrText xml:space="preserve"> PAGEREF _Toc241128293 \h </w:instrText>
       </w:r>
       <w:r>
         <w:rPr>
@@ -2910,7 +3138,7 @@
         <w:rPr>
           <w:noProof/>
         </w:rPr>
-        <w:t>13</w:t>
+        <w:t>14</w:t>
       </w:r>
       <w:r>
         <w:rPr>
@@ -2955,7 +3183,7 @@
         <w:rPr>
           <w:noProof/>
         </w:rPr>
-        <w:instrText xml:space="preserve"> PAGEREF _Toc241126012 \h </w:instrText>
+        <w:instrText xml:space="preserve"> PAGEREF _Toc241128294 \h </w:instrText>
       </w:r>
       <w:r>
         <w:rPr>
@@ -2972,7 +3200,7 @@
         <w:rPr>
           <w:noProof/>
         </w:rPr>
-        <w:t>13</w:t>
+        <w:t>14</w:t>
       </w:r>
       <w:r>
         <w:rPr>
@@ -3017,7 +3245,7 @@
         <w:rPr>
           <w:noProof/>
         </w:rPr>
-        <w:instrText xml:space="preserve"> PAGEREF _Toc241126013 \h </w:instrText>
+        <w:instrText xml:space="preserve"> PAGEREF _Toc241128295 \h </w:instrText>
       </w:r>
       <w:r>
         <w:rPr>
@@ -3034,7 +3262,7 @@
         <w:rPr>
           <w:noProof/>
         </w:rPr>
-        <w:t>14</w:t>
+        <w:t>15</w:t>
       </w:r>
       <w:r>
         <w:rPr>
@@ -3079,7 +3307,7 @@
         <w:rPr>
           <w:noProof/>
         </w:rPr>
-        <w:instrText xml:space="preserve"> PAGEREF _Toc241126014 \h </w:instrText>
+        <w:instrText xml:space="preserve"> PAGEREF _Toc241128296 \h </w:instrText>
       </w:r>
       <w:r>
         <w:rPr>
@@ -3096,7 +3324,7 @@
         <w:rPr>
           <w:noProof/>
         </w:rPr>
-        <w:t>15</w:t>
+        <w:t>16</w:t>
       </w:r>
       <w:r>
         <w:rPr>
@@ -3141,7 +3369,7 @@
         <w:rPr>
           <w:noProof/>
         </w:rPr>
-        <w:instrText xml:space="preserve"> PAGEREF _Toc241126015 \h </w:instrText>
+        <w:instrText xml:space="preserve"> PAGEREF _Toc241128297 \h </w:instrText>
       </w:r>
       <w:r>
         <w:rPr>
@@ -3158,7 +3386,7 @@
         <w:rPr>
           <w:noProof/>
         </w:rPr>
-        <w:t>16</w:t>
+        <w:t>17</w:t>
       </w:r>
       <w:r>
         <w:rPr>
@@ -3194,7 +3422,7 @@
           <w:rFonts w:eastAsia="Times New Roman"/>
         </w:rPr>
       </w:pPr>
-      <w:bookmarkStart w:id="1" w:name="_Toc241125986"/>
+      <w:bookmarkStart w:id="1" w:name="_Toc241128267"/>
       <w:r>
         <w:rPr>
           <w:rFonts w:eastAsia="Times New Roman"/>
@@ -3211,7 +3439,7 @@
           <w:rFonts w:eastAsia="Times New Roman"/>
         </w:rPr>
       </w:pPr>
-      <w:bookmarkStart w:id="2" w:name="_Toc241125987"/>
+      <w:bookmarkStart w:id="2" w:name="_Toc241128268"/>
       <w:r>
         <w:rPr>
           <w:rFonts w:eastAsia="Times New Roman"/>
@@ -3237,7 +3465,7 @@
           <w:sz w:val="22"/>
           <w:szCs w:val="22"/>
         </w:rPr>
-        <w:t>This Software Requirements Specifi</w:t>
+        <w:t>This Software Requirements Specification (SRS) describes what Falcon OCR shall do. It is written for the product owner,</w:t>
       </w:r>
       <w:r>
         <w:rPr>
@@ -3246,16 +3474,7 @@
           <w:sz w:val="22"/>
           <w:szCs w:val="22"/>
         </w:rPr>
-        <w:t>cation (SRS) describes what Falcon OCR shall do. It is written for the product owner, developers, testers and the reviewers who accept the product. Each requirement has an identifier (FR-nn, NFR-nn) that is referenced by the System Design Document (FOCR-SD</w:t>
-      </w:r>
-      <w:r>
-        <w:rPr>
-          <w:rFonts w:ascii="Calibri" w:hAnsi="Calibri" w:cs="Calibri"/>
-          <w:color w:val="1F2937"/>
-          <w:sz w:val="22"/>
-          <w:szCs w:val="22"/>
-        </w:rPr>
-        <w:t>D-001) and the Test Case Specification (FOCR-TCS-001).</w:t>
+        <w:t xml:space="preserve"> developers, testers and the reviewers who accept the product. Each requirement has an identifier (FR-nn, NFR-nn) that is referenced by the System Design Document (FOCR-SDD-001) and the Test Case Specification (FOCR-TCS-001).</w:t>
       </w:r>
     </w:p>
     <w:p>
@@ -3265,7 +3484,7 @@
           <w:rFonts w:eastAsia="Times New Roman"/>
         </w:rPr>
       </w:pPr>
-      <w:bookmarkStart w:id="3" w:name="_Toc241125988"/>
+      <w:bookmarkStart w:id="3" w:name="_Toc241128269"/>
       <w:r>
         <w:rPr>
           <w:rFonts w:eastAsia="Times New Roman"/>
@@ -3291,7 +3510,7 @@
           <w:sz w:val="22"/>
           <w:szCs w:val="22"/>
         </w:rPr>
-        <w:t>Falcon OCR is a Windows desktop application that converts scanned documents, photos, image sequences and PDF files into editable documents. Text is recognized offline with PaddleOCR P</w:t>
+        <w:t>Falcon OCR i</w:t>
       </w:r>
       <w:r>
         <w:rPr>
@@ -3300,7 +3519,7 @@
           <w:sz w:val="22"/>
           <w:szCs w:val="22"/>
         </w:rPr>
-        <w:t>P-OCRv5 models; the original page structure (columns, headings, paragraphs, lists, tables, pictures) and styling (font size, weight, color, fills) are reconstructed and exported to Microsoft Word, Microsoft Excel and HTML. The user interface follows the la</w:t>
+        <w:t>s a Windows desktop application that converts scanned documents, photos, image sequences and PDF files into editable documents. Text is recognized offline with PaddleOCR PP-OCRv5 models; the original page structure (columns, headings, paragraphs, lists, ta</w:t>
       </w:r>
       <w:r>
         <w:rPr>
@@ -3309,7 +3528,7 @@
           <w:sz w:val="22"/>
           <w:szCs w:val="22"/>
         </w:rPr>
-        <w:t>yout familiar from ABBYY FineReader.</w:t>
+        <w:t>bles, pictures) and styling (font size, weight, color, fills) are reconstructed and exported to Microsoft Word, Microsoft Excel and HTML. The user interface follows the layout familiar from ABBYY FineReader.</w:t>
       </w:r>
     </w:p>
     <w:p>
@@ -3319,7 +3538,7 @@
           <w:rFonts w:eastAsia="Times New Roman"/>
         </w:rPr>
       </w:pPr>
-      <w:bookmarkStart w:id="4" w:name="_Toc241125989"/>
+      <w:bookmarkStart w:id="4" w:name="_Toc241128270"/>
       <w:r>
         <w:rPr>
           <w:rFonts w:eastAsia="Times New Roman"/>
@@ -3342,7 +3561,13 @@
         <w:rPr>
           <w:rFonts w:ascii="Calibri" w:hAnsi="Calibri" w:cs="Calibri"/>
         </w:rPr>
-        <w:t>Table 1 – Terms</w:t>
+        <w:t>Table 1 – Term</w:t>
+      </w:r>
+      <w:r>
+        <w:rPr>
+          <w:rFonts w:ascii="Calibri" w:hAnsi="Calibri" w:cs="Calibri"/>
+        </w:rPr>
+        <w:t>s</w:t>
       </w:r>
     </w:p>
     <w:tbl>
@@ -3771,16 +3996,7 @@
                 <w:sz w:val="20"/>
                 <w:szCs w:val="20"/>
               </w:rPr>
-              <w:t>Text objects embe</w:t>
-            </w:r>
-            <w:r>
-              <w:rPr>
-                <w:rFonts w:ascii="Calibri" w:eastAsia="Times New Roman" w:hAnsi="Calibri" w:cs="Calibri"/>
-                <w:color w:val="1F2937"/>
-                <w:sz w:val="20"/>
-                <w:szCs w:val="20"/>
-              </w:rPr>
-              <w:t>dded in a digital PDF (as opposed to a scanned image).</w:t>
+              <w:t>Text objects embedded in a digital PDF (as opposed to a scanned image).</w:t>
             </w:r>
           </w:p>
         </w:tc>
@@ -4023,7 +4239,16 @@
                 <w:sz w:val="20"/>
                 <w:szCs w:val="20"/>
               </w:rPr>
-              <w:t>16-character identifier of a computer (e.g. P9BB-82PR-DS2C-1R5Y) used to bind a license.</w:t>
+              <w:t>16-character identifier of a computer (e.g. P9BB-82PR-DS</w:t>
+            </w:r>
+            <w:r>
+              <w:rPr>
+                <w:rFonts w:ascii="Calibri" w:eastAsia="Times New Roman" w:hAnsi="Calibri" w:cs="Calibri"/>
+                <w:color w:val="1F2937"/>
+                <w:sz w:val="20"/>
+                <w:szCs w:val="20"/>
+              </w:rPr>
+              <w:t>2C-1R5Y) used to bind a license.</w:t>
             </w:r>
           </w:p>
         </w:tc>
@@ -4280,7 +4505,7 @@
           <w:rFonts w:eastAsia="Times New Roman"/>
         </w:rPr>
       </w:pPr>
-      <w:bookmarkStart w:id="5" w:name="_Toc241125990"/>
+      <w:bookmarkStart w:id="5" w:name="_Toc241128271"/>
       <w:r>
         <w:rPr>
           <w:rFonts w:eastAsia="Times New Roman"/>
@@ -4416,13 +4641,19 @@
           <w:rFonts w:eastAsia="Times New Roman"/>
         </w:rPr>
       </w:pPr>
-      <w:bookmarkStart w:id="6" w:name="_Toc241125991"/>
+      <w:bookmarkStart w:id="6" w:name="_Toc241128272"/>
       <w:r>
         <w:rPr>
           <w:rFonts w:eastAsia="Times New Roman"/>
         </w:rPr>
         <w:lastRenderedPageBreak/>
-        <w:t>2. Overall description</w:t>
+        <w:t>2. Overall descripti</w:t>
+      </w:r>
+      <w:r>
+        <w:rPr>
+          <w:rFonts w:eastAsia="Times New Roman"/>
+        </w:rPr>
+        <w:t>on</w:t>
       </w:r>
       <w:bookmarkEnd w:id="6"/>
     </w:p>
@@ -4433,7 +4664,7 @@
           <w:rFonts w:eastAsia="Times New Roman"/>
         </w:rPr>
       </w:pPr>
-      <w:bookmarkStart w:id="7" w:name="_Toc241125992"/>
+      <w:bookmarkStart w:id="7" w:name="_Toc241128273"/>
       <w:r>
         <w:rPr>
           <w:rFonts w:eastAsia="Times New Roman"/>
@@ -4459,7 +4690,7 @@
           <w:sz w:val="22"/>
           <w:szCs w:val="22"/>
         </w:rPr>
-        <w:t>Falcon OCR is a standalone product consisting of the desktop</w:t>
+        <w:t>Falcon OCR is a standalone product consisting of the desktop application (FalconOcr.exe), a command-line tool (falcon-ocr.exe) and a vendor-only license key generator (FalconOcrKeyGen.exe). All processing happens locally; no clou</w:t>
       </w:r>
       <w:r>
         <w:rPr>
@@ -4468,7 +4699,7 @@
           <w:sz w:val="22"/>
           <w:szCs w:val="22"/>
         </w:rPr>
-        <w:t xml:space="preserve"> application (FalconOcr.exe), a command-line tool (falcon-ocr.exe) and a vendor-only license key generator (FalconOcrKeyGen.exe). All processing happens locally; no cloud service is used.</w:t>
+        <w:t>d service is used.</w:t>
       </w:r>
     </w:p>
     <w:p>
@@ -4555,7 +4786,7 @@
           <w:rFonts w:eastAsia="Times New Roman"/>
         </w:rPr>
       </w:pPr>
-      <w:bookmarkStart w:id="8" w:name="_Toc241125993"/>
+      <w:bookmarkStart w:id="8" w:name="_Toc241128274"/>
       <w:r>
         <w:rPr>
           <w:rFonts w:eastAsia="Times New Roman"/>
@@ -4965,7 +5196,16 @@
                 <w:sz w:val="20"/>
                 <w:szCs w:val="20"/>
               </w:rPr>
-              <w:t>Batch processing, image sequences, command line, advanced settings.</w:t>
+              <w:t>Batch processing, image sequences, command line</w:t>
+            </w:r>
+            <w:r>
+              <w:rPr>
+                <w:rFonts w:ascii="Calibri" w:eastAsia="Times New Roman" w:hAnsi="Calibri" w:cs="Calibri"/>
+                <w:color w:val="1F2937"/>
+                <w:sz w:val="20"/>
+                <w:szCs w:val="20"/>
+              </w:rPr>
+              <w:t>, advanced settings.</w:t>
             </w:r>
           </w:p>
         </w:tc>
@@ -5046,16 +5286,7 @@
                 <w:sz w:val="20"/>
                 <w:szCs w:val="20"/>
               </w:rPr>
-              <w:t>Deploys the application in an organisat</w:t>
-            </w:r>
-            <w:r>
-              <w:rPr>
-                <w:rFonts w:ascii="Calibri" w:eastAsia="Times New Roman" w:hAnsi="Calibri" w:cs="Calibri"/>
-                <w:color w:val="1F2937"/>
-                <w:sz w:val="20"/>
-                <w:szCs w:val="20"/>
-              </w:rPr>
-              <w:t>ion.</w:t>
+              <w:t>Deploys the application in an organisation.</w:t>
             </w:r>
           </w:p>
         </w:tc>
@@ -5225,7 +5456,7 @@
           <w:rFonts w:eastAsia="Times New Roman"/>
         </w:rPr>
       </w:pPr>
-      <w:bookmarkStart w:id="9" w:name="_Toc241125994"/>
+      <w:bookmarkStart w:id="9" w:name="_Toc241128275"/>
       <w:r>
         <w:rPr>
           <w:rFonts w:eastAsia="Times New Roman"/>
@@ -5279,16 +5510,7 @@
           <w:sz w:val="22"/>
           <w:szCs w:val="22"/>
         </w:rPr>
-        <w:t xml:space="preserve">.NET Framework 4.7 </w:t>
-      </w:r>
-      <w:r>
-        <w:rPr>
-          <w:rFonts w:ascii="Calibri" w:eastAsia="Times New Roman" w:hAnsi="Calibri" w:cs="Calibri"/>
-          <w:color w:val="1F2937"/>
-          <w:sz w:val="22"/>
-          <w:szCs w:val="22"/>
-        </w:rPr>
-        <w:t>or later (included in Windows 10 1703+ and Windows 11).</w:t>
+        <w:t>.NET Framework 4.7 or later (included in Windows 10 1703+ and Windows 11).</w:t>
       </w:r>
     </w:p>
     <w:p>
@@ -5336,7 +5558,16 @@
           <w:sz w:val="22"/>
           <w:szCs w:val="22"/>
         </w:rPr>
-        <w:t>Optional: Microsoft Word / Excel or compatible software to open exported files; WIA scanner driver for scanning.</w:t>
+        <w:t>Optional: Microsoft Word / Excel or compatib</w:t>
+      </w:r>
+      <w:r>
+        <w:rPr>
+          <w:rFonts w:ascii="Calibri" w:eastAsia="Times New Roman" w:hAnsi="Calibri" w:cs="Calibri"/>
+          <w:color w:val="1F2937"/>
+          <w:sz w:val="22"/>
+          <w:szCs w:val="22"/>
+        </w:rPr>
+        <w:t>le software to open exported files; WIA scanner driver for scanning.</w:t>
       </w:r>
     </w:p>
     <w:p>
@@ -5346,7 +5577,7 @@
           <w:rFonts w:eastAsia="Times New Roman"/>
         </w:rPr>
       </w:pPr>
-      <w:bookmarkStart w:id="10" w:name="_Toc241125995"/>
+      <w:bookmarkStart w:id="10" w:name="_Toc241128276"/>
       <w:r>
         <w:rPr>
           <w:rFonts w:eastAsia="Times New Roman"/>
@@ -5424,7 +5655,7 @@
           <w:sz w:val="22"/>
           <w:szCs w:val="22"/>
         </w:rPr>
-        <w:t>Offline build: all NuGet packages, models and native libraries are stored in the reposi</w:t>
+        <w:t>Offline build: all</w:t>
       </w:r>
       <w:r>
         <w:rPr>
@@ -5433,7 +5664,7 @@
           <w:sz w:val="22"/>
           <w:szCs w:val="22"/>
         </w:rPr>
-        <w:t>tory.</w:t>
+        <w:t xml:space="preserve"> NuGet packages, models and native libraries are stored in the repository.</w:t>
       </w:r>
     </w:p>
     <w:p>
@@ -5467,7 +5698,7 @@
           <w:rFonts w:eastAsia="Times New Roman"/>
         </w:rPr>
       </w:pPr>
-      <w:bookmarkStart w:id="11" w:name="_Toc241125996"/>
+      <w:bookmarkStart w:id="11" w:name="_Toc241128277"/>
       <w:r>
         <w:rPr>
           <w:rFonts w:eastAsia="Times New Roman"/>
@@ -5521,16 +5752,7 @@
           <w:sz w:val="22"/>
           <w:szCs w:val="22"/>
         </w:rPr>
-        <w:t>Scanned pages have at least 150 dpi effective resolution; 200–300 dp</w:t>
-      </w:r>
-      <w:r>
-        <w:rPr>
-          <w:rFonts w:ascii="Calibri" w:eastAsia="Times New Roman" w:hAnsi="Calibri" w:cs="Calibri"/>
-          <w:color w:val="1F2937"/>
-          <w:sz w:val="22"/>
-          <w:szCs w:val="22"/>
-        </w:rPr>
-        <w:t>i gives the best results.</w:t>
+        <w:t>Scanned pages have at least 150 dpi effective resolution; 200–300 dpi gives the best results.</w:t>
       </w:r>
     </w:p>
     <w:p>
@@ -5554,7 +5776,16 @@
           <w:sz w:val="22"/>
           <w:szCs w:val="22"/>
         </w:rPr>
-        <w:t>Fonts of the original document are not embedded in exports when unknown; Calibri (Latin/Cyrillic), Microsoft YaHei (Chinese), Yu Gothic (Japanese) and Malgun Gothic (Korean) are used as defaults.</w:t>
+        <w:t>Fonts of the original document are not embedded in exports when unknown; Calibri (Latin/Cyrillic), Microsoft YaHei (Chinese), Yu Gothic (Japanese) and Malgun Got</w:t>
+      </w:r>
+      <w:r>
+        <w:rPr>
+          <w:rFonts w:ascii="Calibri" w:eastAsia="Times New Roman" w:hAnsi="Calibri" w:cs="Calibri"/>
+          <w:color w:val="1F2937"/>
+          <w:sz w:val="22"/>
+          <w:szCs w:val="22"/>
+        </w:rPr>
+        <w:t>hic (Korean) are used as defaults.</w:t>
       </w:r>
     </w:p>
     <w:p>
@@ -5564,7 +5795,7 @@
           <w:rFonts w:eastAsia="Times New Roman"/>
         </w:rPr>
       </w:pPr>
-      <w:bookmarkStart w:id="12" w:name="_Toc241125997"/>
+      <w:bookmarkStart w:id="12" w:name="_Toc241128278"/>
       <w:r>
         <w:rPr>
           <w:rFonts w:eastAsia="Times New Roman"/>
@@ -5590,16 +5821,7 @@
           <w:sz w:val="22"/>
           <w:szCs w:val="22"/>
         </w:rPr>
-        <w:t>Priorit</w:t>
-      </w:r>
-      <w:r>
-        <w:rPr>
-          <w:rFonts w:ascii="Calibri" w:hAnsi="Calibri" w:cs="Calibri"/>
-          <w:color w:val="1F2937"/>
-          <w:sz w:val="22"/>
-          <w:szCs w:val="22"/>
-        </w:rPr>
-        <w:t xml:space="preserve">y uses MoSCoW: </w:t>
+        <w:t xml:space="preserve">Priority uses MoSCoW: </w:t>
       </w:r>
       <w:r>
         <w:rPr>
@@ -5669,7 +5891,7 @@
           <w:rFonts w:eastAsia="Times New Roman"/>
         </w:rPr>
       </w:pPr>
-      <w:bookmarkStart w:id="13" w:name="_Toc241125998"/>
+      <w:bookmarkStart w:id="13" w:name="_Toc241128279"/>
       <w:r>
         <w:rPr>
           <w:rFonts w:eastAsia="Times New Roman"/>
@@ -6467,16 +6689,7 @@
                 <w:sz w:val="20"/>
                 <w:szCs w:val="20"/>
               </w:rPr>
-              <w:t>The user shall be able to combine several images, or all imag</w:t>
-            </w:r>
-            <w:r>
-              <w:rPr>
-                <w:rFonts w:ascii="Calibri" w:eastAsia="Times New Roman" w:hAnsi="Calibri" w:cs="Calibri"/>
-                <w:color w:val="1F2937"/>
-                <w:sz w:val="20"/>
-                <w:szCs w:val="20"/>
-              </w:rPr>
-              <w:t>es of a folder, into one multi-page document ordered naturally by file name (page2 before page10).</w:t>
+              <w:t>The user shall be able to combine several images, or all images of a folder, into one multi-page document ordered naturally by file name (page2 before page10).</w:t>
             </w:r>
           </w:p>
         </w:tc>
@@ -6633,7 +6846,16 @@
                 <w:sz w:val="20"/>
                 <w:szCs w:val="20"/>
               </w:rPr>
-              <w:t>The user shall be able to create a document from an image on the clipboard, or add files copied to the clipboard.</w:t>
+              <w:t>The user shall be able to create a document from an image on the clipboard</w:t>
+            </w:r>
+            <w:r>
+              <w:rPr>
+                <w:rFonts w:ascii="Calibri" w:eastAsia="Times New Roman" w:hAnsi="Calibri" w:cs="Calibri"/>
+                <w:color w:val="1F2937"/>
+                <w:sz w:val="20"/>
+                <w:szCs w:val="20"/>
+              </w:rPr>
+              <w:t>, or add files copied to the clipboard.</w:t>
             </w:r>
           </w:p>
         </w:tc>
@@ -6998,7 +7220,7 @@
           <w:rFonts w:eastAsia="Times New Roman"/>
         </w:rPr>
       </w:pPr>
-      <w:bookmarkStart w:id="14" w:name="_Toc241125999"/>
+      <w:bookmarkStart w:id="14" w:name="_Toc241128280"/>
       <w:r>
         <w:rPr>
           <w:rFonts w:eastAsia="Times New Roman"/>
@@ -7630,16 +7852,7 @@
                 <w:sz w:val="20"/>
                 <w:szCs w:val="20"/>
               </w:rPr>
-              <w:t>The user shall b</w:t>
-            </w:r>
-            <w:r>
-              <w:rPr>
-                <w:rFonts w:ascii="Calibri" w:eastAsia="Times New Roman" w:hAnsi="Calibri" w:cs="Calibri"/>
-                <w:color w:val="1F2937"/>
-                <w:sz w:val="20"/>
-                <w:szCs w:val="20"/>
-              </w:rPr>
-              <w:t>e able to remove a document, a single page (Thumbnails view) or all documents from the workspace.</w:t>
+              <w:t>The user shall be able to remove a document, a single page (Thumbnails view) or all documents from the workspace.</w:t>
             </w:r>
           </w:p>
         </w:tc>
@@ -7690,12 +7903,18 @@
           <w:rFonts w:eastAsia="Times New Roman"/>
         </w:rPr>
       </w:pPr>
-      <w:bookmarkStart w:id="15" w:name="_Toc241126000"/>
+      <w:bookmarkStart w:id="15" w:name="_Toc241128281"/>
       <w:r>
         <w:rPr>
           <w:rFonts w:eastAsia="Times New Roman"/>
         </w:rPr>
-        <w:t>3.3 Recognition</w:t>
+        <w:t xml:space="preserve">3.3 </w:t>
+      </w:r>
+      <w:r>
+        <w:rPr>
+          <w:rFonts w:eastAsia="Times New Roman"/>
+        </w:rPr>
+        <w:t>Recognition</w:t>
       </w:r>
       <w:bookmarkEnd w:id="15"/>
     </w:p>
@@ -8165,16 +8384,7 @@
                 <w:sz w:val="20"/>
                 <w:szCs w:val="20"/>
               </w:rPr>
-              <w:t>For PDF pages with an embedded text layer the system shall use the embedded text, font sizes, weig</w:t>
-            </w:r>
-            <w:r>
-              <w:rPr>
-                <w:rFonts w:ascii="Calibri" w:eastAsia="Times New Roman" w:hAnsi="Calibri" w:cs="Calibri"/>
-                <w:color w:val="1F2937"/>
-                <w:sz w:val="20"/>
-                <w:szCs w:val="20"/>
-              </w:rPr>
-              <w:t>hts, italics and colors (setting: Auto); the user can force OCR (Always OCR).</w:t>
+              <w:t>For PDF pages with an embedded text layer the system shall use the embedded text, font sizes, weights, italics and colors (setting: Auto); the user can force OCR (Always OCR).</w:t>
             </w:r>
           </w:p>
         </w:tc>
@@ -8331,7 +8541,16 @@
                 <w:sz w:val="20"/>
                 <w:szCs w:val="20"/>
               </w:rPr>
-              <w:t>Optionally, upside-down text lines shall be detected and corrected (orientation classifier).</w:t>
+              <w:t>Optionally, upside-down text lines shall be d</w:t>
+            </w:r>
+            <w:r>
+              <w:rPr>
+                <w:rFonts w:ascii="Calibri" w:eastAsia="Times New Roman" w:hAnsi="Calibri" w:cs="Calibri"/>
+                <w:color w:val="1F2937"/>
+                <w:sz w:val="20"/>
+                <w:szCs w:val="20"/>
+              </w:rPr>
+              <w:t>etected and corrected (orientation classifier).</w:t>
             </w:r>
           </w:p>
         </w:tc>
@@ -8488,16 +8707,7 @@
                 <w:sz w:val="20"/>
                 <w:szCs w:val="20"/>
               </w:rPr>
-              <w:t>The user shall be</w:t>
-            </w:r>
-            <w:r>
-              <w:rPr>
-                <w:rFonts w:ascii="Calibri" w:eastAsia="Times New Roman" w:hAnsi="Calibri" w:cs="Calibri"/>
-                <w:color w:val="1F2937"/>
-                <w:sz w:val="20"/>
-                <w:szCs w:val="20"/>
-              </w:rPr>
-              <w:t xml:space="preserve"> able to recognize the current document, a single page again, or all documents; see progress; and stop a running recognition.</w:t>
+              <w:t>The user shall be able to recognize the current document, a single page again, or all documents; see progress; and stop a running recognition.</w:t>
             </w:r>
           </w:p>
         </w:tc>
@@ -8548,7 +8758,7 @@
           <w:rFonts w:eastAsia="Times New Roman"/>
         </w:rPr>
       </w:pPr>
-      <w:bookmarkStart w:id="16" w:name="_Toc241126001"/>
+      <w:bookmarkStart w:id="16" w:name="_Toc241128282"/>
       <w:r>
         <w:rPr>
           <w:rFonts w:eastAsia="Times New Roman"/>
@@ -9023,16 +9233,16 @@
                 <w:sz w:val="20"/>
                 <w:szCs w:val="20"/>
               </w:rPr>
-              <w:t xml:space="preserve">The system shall group lines into paragraphs; classify headings (3 levels) by size and weight; detect bulleted and </w:t>
-            </w:r>
-            <w:r>
-              <w:rPr>
-                <w:rFonts w:ascii="Calibri" w:eastAsia="Times New Roman" w:hAnsi="Calibri" w:cs="Calibri"/>
-                <w:color w:val="1F2937"/>
-                <w:sz w:val="20"/>
-                <w:szCs w:val="20"/>
-              </w:rPr>
-              <w:t>numbered list items, including bullets drawn as graphics.</w:t>
+              <w:t>The system shall group lines into paragraphs; classify headin</w:t>
+            </w:r>
+            <w:r>
+              <w:rPr>
+                <w:rFonts w:ascii="Calibri" w:eastAsia="Times New Roman" w:hAnsi="Calibri" w:cs="Calibri"/>
+                <w:color w:val="1F2937"/>
+                <w:sz w:val="20"/>
+                <w:szCs w:val="20"/>
+              </w:rPr>
+              <w:t>gs (3 levels) by size and weight; detect bulleted and numbered list items, including bullets drawn as graphics.</w:t>
             </w:r>
           </w:p>
         </w:tc>
@@ -9189,7 +9399,16 @@
                 <w:sz w:val="20"/>
                 <w:szCs w:val="20"/>
               </w:rPr>
-              <w:t>The system shall detect ruled tables with merged cells and cell fills, and simple borderless tables, and assign text to cells.</w:t>
+              <w:t>The system shall detect ruled tables with merged cells and cell fills, and simple borderless tables, and assign text to cells</w:t>
+            </w:r>
+            <w:r>
+              <w:rPr>
+                <w:rFonts w:ascii="Calibri" w:eastAsia="Times New Roman" w:hAnsi="Calibri" w:cs="Calibri"/>
+                <w:color w:val="1F2937"/>
+                <w:sz w:val="20"/>
+                <w:szCs w:val="20"/>
+              </w:rPr>
+              <w:t>.</w:t>
             </w:r>
           </w:p>
         </w:tc>
@@ -9503,16 +9722,7 @@
                 <w:sz w:val="20"/>
                 <w:szCs w:val="20"/>
               </w:rPr>
-              <w:t>For each line the system shall estimate font size (pt), bold, text color and background fill; text-layer PDFs additionally provide font family and ita</w:t>
-            </w:r>
-            <w:r>
-              <w:rPr>
-                <w:rFonts w:ascii="Calibri" w:eastAsia="Times New Roman" w:hAnsi="Calibri" w:cs="Calibri"/>
-                <w:color w:val="1F2937"/>
-                <w:sz w:val="20"/>
-                <w:szCs w:val="20"/>
-              </w:rPr>
-              <w:t>lic.</w:t>
+              <w:t>For each line the system shall estimate font size (pt), bold, text color and background fill; text-layer PDFs additionally provide font family and italic.</w:t>
             </w:r>
           </w:p>
         </w:tc>
@@ -9563,7 +9773,7 @@
           <w:rFonts w:eastAsia="Times New Roman"/>
         </w:rPr>
       </w:pPr>
-      <w:bookmarkStart w:id="17" w:name="_Toc241126002"/>
+      <w:bookmarkStart w:id="17" w:name="_Toc241128283"/>
       <w:r>
         <w:rPr>
           <w:rFonts w:eastAsia="Times New Roman"/>
@@ -10038,7 +10248,16 @@
                 <w:sz w:val="20"/>
                 <w:szCs w:val="20"/>
               </w:rPr>
-              <w:t>Selecting a line in either view shall highlight it in both. An 'Original Image' view shall show detected lines, tables and pictures.</w:t>
+              <w:t>Selecting a line in either view shall highlight it in both. An 'Original Imag</w:t>
+            </w:r>
+            <w:r>
+              <w:rPr>
+                <w:rFonts w:ascii="Calibri" w:eastAsia="Times New Roman" w:hAnsi="Calibri" w:cs="Calibri"/>
+                <w:color w:val="1F2937"/>
+                <w:sz w:val="20"/>
+                <w:szCs w:val="20"/>
+              </w:rPr>
+              <w:t>e' view shall show detected lines, tables and pictures.</w:t>
             </w:r>
           </w:p>
         </w:tc>
@@ -10195,16 +10414,7 @@
                 <w:sz w:val="20"/>
                 <w:szCs w:val="20"/>
               </w:rPr>
-              <w:t>The user shall be able to edit a recognized line in place; uncertain cha</w:t>
-            </w:r>
-            <w:r>
-              <w:rPr>
-                <w:rFonts w:ascii="Calibri" w:eastAsia="Times New Roman" w:hAnsi="Calibri" w:cs="Calibri"/>
-                <w:color w:val="1F2937"/>
-                <w:sz w:val="20"/>
-                <w:szCs w:val="20"/>
-              </w:rPr>
-              <w:t>racters (confidence &lt; 0.75) shall be highlighted.</w:t>
+              <w:t>The user shall be able to edit a recognized line in place; uncertain characters (confidence &lt; 0.75) shall be highlighted.</w:t>
             </w:r>
           </w:p>
         </w:tc>
@@ -10361,7 +10571,16 @@
                 <w:sz w:val="20"/>
                 <w:szCs w:val="20"/>
               </w:rPr>
-              <w:t>The user shall be able to change the paragraph style (Normal, Heading 1–3, bulleted or numbered list) and bold/italic/underline; changes shall be exported.</w:t>
+              <w:t>The user shall be able to change</w:t>
+            </w:r>
+            <w:r>
+              <w:rPr>
+                <w:rFonts w:ascii="Calibri" w:eastAsia="Times New Roman" w:hAnsi="Calibri" w:cs="Calibri"/>
+                <w:color w:val="1F2937"/>
+                <w:sz w:val="20"/>
+                <w:szCs w:val="20"/>
+              </w:rPr>
+              <w:t xml:space="preserve"> the paragraph style (Normal, Heading 1–3, bulleted or numbered list) and bold/italic/underline; changes shall be exported.</w:t>
             </w:r>
           </w:p>
         </w:tc>
@@ -10518,16 +10737,7 @@
                 <w:sz w:val="20"/>
                 <w:szCs w:val="20"/>
               </w:rPr>
-              <w:t>The</w:t>
-            </w:r>
-            <w:r>
-              <w:rPr>
-                <w:rFonts w:ascii="Calibri" w:eastAsia="Times New Roman" w:hAnsi="Calibri" w:cs="Calibri"/>
-                <w:color w:val="1F2937"/>
-                <w:sz w:val="20"/>
-                <w:szCs w:val="20"/>
-              </w:rPr>
-              <w:t xml:space="preserve"> user shall be able to copy the text of the page or of the whole document.</w:t>
+              <w:t>The user shall be able to copy the text of the page or of the whole document.</w:t>
             </w:r>
           </w:p>
         </w:tc>
@@ -10578,7 +10788,7 @@
           <w:rFonts w:eastAsia="Times New Roman"/>
         </w:rPr>
       </w:pPr>
-      <w:bookmarkStart w:id="18" w:name="_Toc241126003"/>
+      <w:bookmarkStart w:id="18" w:name="_Toc241128284"/>
       <w:r>
         <w:rPr>
           <w:rFonts w:eastAsia="Times New Roman"/>
@@ -11053,16 +11263,7 @@
                 <w:sz w:val="20"/>
                 <w:szCs w:val="20"/>
               </w:rPr>
-              <w:t>The system shall export to .xlsx with one worksheet</w:t>
-            </w:r>
-            <w:r>
-              <w:rPr>
-                <w:rFonts w:ascii="Calibri" w:eastAsia="Times New Roman" w:hAnsi="Calibri" w:cs="Calibri"/>
-                <w:color w:val="1F2937"/>
-                <w:sz w:val="20"/>
-                <w:szCs w:val="20"/>
-              </w:rPr>
-              <w:t xml:space="preserve"> per page; tables as cell grids with merges, borders and fills; numbers as numeric cells.</w:t>
+              <w:t>The system shall export to .xlsx with one worksheet per page; tables as cell grids with merges, borders and fills; numbers as numeric cells.</w:t>
             </w:r>
           </w:p>
         </w:tc>
@@ -11219,7 +11420,16 @@
                 <w:sz w:val="20"/>
                 <w:szCs w:val="20"/>
               </w:rPr>
-              <w:t>The system shall export to a self-contained .html file (embedded images) as semantic flow or exact positioned copy.</w:t>
+              <w:t xml:space="preserve">The system shall export to a self-contained .html file (embedded images) as semantic flow </w:t>
+            </w:r>
+            <w:r>
+              <w:rPr>
+                <w:rFonts w:ascii="Calibri" w:eastAsia="Times New Roman" w:hAnsi="Calibri" w:cs="Calibri"/>
+                <w:color w:val="1F2937"/>
+                <w:sz w:val="20"/>
+                <w:szCs w:val="20"/>
+              </w:rPr>
+              <w:t>or exact positioned copy.</w:t>
             </w:r>
           </w:p>
         </w:tc>
@@ -11427,7 +11637,7 @@
           <w:rFonts w:eastAsia="Times New Roman"/>
         </w:rPr>
       </w:pPr>
-      <w:bookmarkStart w:id="19" w:name="_Toc241126004"/>
+      <w:bookmarkStart w:id="19" w:name="_Toc241128285"/>
       <w:r>
         <w:rPr>
           <w:rFonts w:eastAsia="Times New Roman"/>
@@ -11745,16 +11955,7 @@
                 <w:sz w:val="20"/>
                 <w:szCs w:val="20"/>
               </w:rPr>
-              <w:t>A Quick OCR page shal</w:t>
-            </w:r>
-            <w:r>
-              <w:rPr>
-                <w:rFonts w:ascii="Calibri" w:eastAsia="Times New Roman" w:hAnsi="Calibri" w:cs="Calibri"/>
-                <w:color w:val="1F2937"/>
-                <w:sz w:val="20"/>
-                <w:szCs w:val="20"/>
-              </w:rPr>
-              <w:t>l return the plain text of a pasted, dropped or opened image.</w:t>
+              <w:t>A Quick OCR page shall return the plain text of a pasted, dropped or opened image.</w:t>
             </w:r>
           </w:p>
         </w:tc>
@@ -11911,7 +12112,16 @@
                 <w:sz w:val="20"/>
                 <w:szCs w:val="20"/>
               </w:rPr>
-              <w:t>The user shall be able to convert many files and folders unattended with chosen format, document type, language and output folder, with per-item status and a log.</w:t>
+              <w:t>The user shall be able to convert many files and folders unattended with chosen format, document type, language and output fo</w:t>
+            </w:r>
+            <w:r>
+              <w:rPr>
+                <w:rFonts w:ascii="Calibri" w:eastAsia="Times New Roman" w:hAnsi="Calibri" w:cs="Calibri"/>
+                <w:color w:val="1F2937"/>
+                <w:sz w:val="20"/>
+                <w:szCs w:val="20"/>
+              </w:rPr>
+              <w:t>lder, with per-item status and a log.</w:t>
             </w:r>
           </w:p>
         </w:tc>
@@ -12433,7 +12643,7 @@
           <w:rFonts w:eastAsia="Times New Roman"/>
         </w:rPr>
       </w:pPr>
-      <w:bookmarkStart w:id="20" w:name="_Toc241126005"/>
+      <w:bookmarkStart w:id="20" w:name="_Toc241128286"/>
       <w:r>
         <w:rPr>
           <w:rFonts w:eastAsia="Times New Roman"/>
@@ -13134,7 +13344,7 @@
           <w:rFonts w:eastAsia="Times New Roman"/>
         </w:rPr>
       </w:pPr>
-      <w:bookmarkStart w:id="21" w:name="_Toc241126006"/>
+      <w:bookmarkStart w:id="21" w:name="_Toc241128287"/>
       <w:r>
         <w:rPr>
           <w:rFonts w:eastAsia="Times New Roman"/>
@@ -13609,7 +13819,16 @@
                 <w:sz w:val="20"/>
                 <w:szCs w:val="20"/>
               </w:rPr>
-              <w:t>The user interface shall be available in English, Simplified Chinese and Japanese. Translations shall be stored as gettext PO files that can be edited without rebuilding; the language is chosen in Settings (default: Windows display language).</w:t>
+              <w:t>The user interface shall be available in English, Sim</w:t>
+            </w:r>
+            <w:r>
+              <w:rPr>
+                <w:rFonts w:ascii="Calibri" w:eastAsia="Times New Roman" w:hAnsi="Calibri" w:cs="Calibri"/>
+                <w:color w:val="1F2937"/>
+                <w:sz w:val="20"/>
+                <w:szCs w:val="20"/>
+              </w:rPr>
+              <w:t>plified Chinese and Japanese. Translations shall be stored as gettext PO files that can be edited without rebuilding; the language is chosen in Settings (default: Windows display language).</w:t>
             </w:r>
           </w:p>
         </w:tc>
@@ -13728,54 +13947,54 @@
                 <w:sz w:val="20"/>
                 <w:szCs w:val="20"/>
               </w:rPr>
-              <w:t>C</w:t>
-            </w:r>
-            <w:r>
-              <w:rPr>
-                <w:rFonts w:ascii="Calibri" w:eastAsia="Times New Roman" w:hAnsi="Calibri" w:cs="Calibri"/>
-                <w:color w:val="1F2937"/>
-                <w:sz w:val="20"/>
-                <w:szCs w:val="20"/>
-              </w:rPr>
-              <w:t>ollapsible sidebar</w:t>
-            </w:r>
-          </w:p>
-        </w:tc>
-        <w:tc>
-          <w:tcPr>
-            <w:tcW w:w="0" w:type="auto"/>
-            <w:tcBorders>
-              <w:top w:val="single" w:sz="6" w:space="0" w:color="C9D3CF"/>
-              <w:left w:val="single" w:sz="6" w:space="0" w:color="C9D3CF"/>
-              <w:bottom w:val="single" w:sz="6" w:space="0" w:color="C9D3CF"/>
-              <w:right w:val="single" w:sz="6" w:space="0" w:color="C9D3CF"/>
-            </w:tcBorders>
-            <w:tcMar>
-              <w:top w:w="60" w:type="dxa"/>
-              <w:left w:w="100" w:type="dxa"/>
-              <w:bottom w:w="60" w:type="dxa"/>
-              <w:right w:w="100" w:type="dxa"/>
-            </w:tcMar>
-            <w:hideMark/>
-          </w:tcPr>
-          <w:p>
-            <w:pPr>
-              <w:spacing w:before="80" w:after="160"/>
-              <w:rPr>
-                <w:rFonts w:ascii="Calibri" w:eastAsia="Times New Roman" w:hAnsi="Calibri" w:cs="Calibri"/>
-                <w:color w:val="1F2937"/>
-                <w:sz w:val="20"/>
-                <w:szCs w:val="20"/>
-              </w:rPr>
-            </w:pPr>
-            <w:r>
-              <w:rPr>
-                <w:rFonts w:ascii="Calibri" w:eastAsia="Times New Roman" w:hAnsi="Calibri" w:cs="Calibri"/>
-                <w:color w:val="1F2937"/>
-                <w:sz w:val="20"/>
-                <w:szCs w:val="20"/>
-              </w:rPr>
-              <w:t>A button at the bottom of the navigation bar shall collapse it to icons only and expand it again; the state shall be remembered.</w:t>
+              <w:t>Collapsible sidebar</w:t>
+            </w:r>
+          </w:p>
+        </w:tc>
+        <w:tc>
+          <w:tcPr>
+            <w:tcW w:w="0" w:type="auto"/>
+            <w:tcBorders>
+              <w:top w:val="single" w:sz="6" w:space="0" w:color="C9D3CF"/>
+              <w:left w:val="single" w:sz="6" w:space="0" w:color="C9D3CF"/>
+              <w:bottom w:val="single" w:sz="6" w:space="0" w:color="C9D3CF"/>
+              <w:right w:val="single" w:sz="6" w:space="0" w:color="C9D3CF"/>
+            </w:tcBorders>
+            <w:tcMar>
+              <w:top w:w="60" w:type="dxa"/>
+              <w:left w:w="100" w:type="dxa"/>
+              <w:bottom w:w="60" w:type="dxa"/>
+              <w:right w:w="100" w:type="dxa"/>
+            </w:tcMar>
+            <w:hideMark/>
+          </w:tcPr>
+          <w:p>
+            <w:pPr>
+              <w:spacing w:before="80" w:after="160"/>
+              <w:rPr>
+                <w:rFonts w:ascii="Calibri" w:eastAsia="Times New Roman" w:hAnsi="Calibri" w:cs="Calibri"/>
+                <w:color w:val="1F2937"/>
+                <w:sz w:val="20"/>
+                <w:szCs w:val="20"/>
+              </w:rPr>
+            </w:pPr>
+            <w:r>
+              <w:rPr>
+                <w:rFonts w:ascii="Calibri" w:eastAsia="Times New Roman" w:hAnsi="Calibri" w:cs="Calibri"/>
+                <w:color w:val="1F2937"/>
+                <w:sz w:val="20"/>
+                <w:szCs w:val="20"/>
+              </w:rPr>
+              <w:t>A button at the bottom of the navi</w:t>
+            </w:r>
+            <w:r>
+              <w:rPr>
+                <w:rFonts w:ascii="Calibri" w:eastAsia="Times New Roman" w:hAnsi="Calibri" w:cs="Calibri"/>
+                <w:color w:val="1F2937"/>
+                <w:sz w:val="20"/>
+                <w:szCs w:val="20"/>
+              </w:rPr>
+              <w:t>gation bar shall collapse it to icons only and expand it again; the state shall be remembered.</w:t>
             </w:r>
           </w:p>
         </w:tc>
@@ -13932,16 +14151,16 @@
                 <w:sz w:val="20"/>
                 <w:szCs w:val="20"/>
               </w:rPr>
-              <w:t>The width of the right-hand settings panel shall be adjustable by dragg</w:t>
-            </w:r>
-            <w:r>
-              <w:rPr>
-                <w:rFonts w:ascii="Calibri" w:eastAsia="Times New Roman" w:hAnsi="Calibri" w:cs="Calibri"/>
-                <w:color w:val="1F2937"/>
-                <w:sz w:val="20"/>
-                <w:szCs w:val="20"/>
-              </w:rPr>
-              <w:t>ing its left edge with the mouse (280–640 px); the width shall be remembered.</w:t>
+              <w:t>The width of the right-hand settings panel shall be adjustable by dragging its left edge with the mouse (280–640 px); the wi</w:t>
+            </w:r>
+            <w:r>
+              <w:rPr>
+                <w:rFonts w:ascii="Calibri" w:eastAsia="Times New Roman" w:hAnsi="Calibri" w:cs="Calibri"/>
+                <w:color w:val="1F2937"/>
+                <w:sz w:val="20"/>
+                <w:szCs w:val="20"/>
+              </w:rPr>
+              <w:t>dth shall be remembered.</w:t>
             </w:r>
           </w:p>
         </w:tc>
@@ -14150,6 +14369,338 @@
           </w:p>
         </w:tc>
       </w:tr>
+      <w:tr>
+        <w:trPr>
+          <w:cantSplit/>
+        </w:trPr>
+        <w:tc>
+          <w:tcPr>
+            <w:tcW w:w="0" w:type="auto"/>
+            <w:tcBorders>
+              <w:top w:val="single" w:sz="6" w:space="0" w:color="C9D3CF"/>
+              <w:left w:val="single" w:sz="6" w:space="0" w:color="C9D3CF"/>
+              <w:bottom w:val="single" w:sz="6" w:space="0" w:color="C9D3CF"/>
+              <w:right w:val="single" w:sz="6" w:space="0" w:color="C9D3CF"/>
+            </w:tcBorders>
+            <w:tcMar>
+              <w:top w:w="60" w:type="dxa"/>
+              <w:left w:w="100" w:type="dxa"/>
+              <w:bottom w:w="60" w:type="dxa"/>
+              <w:right w:w="100" w:type="dxa"/>
+            </w:tcMar>
+            <w:hideMark/>
+          </w:tcPr>
+          <w:p>
+            <w:pPr>
+              <w:spacing w:before="80" w:after="160"/>
+              <w:rPr>
+                <w:rFonts w:ascii="Calibri" w:eastAsia="Times New Roman" w:hAnsi="Calibri" w:cs="Calibri"/>
+                <w:color w:val="1F2937"/>
+                <w:sz w:val="20"/>
+                <w:szCs w:val="20"/>
+              </w:rPr>
+            </w:pPr>
+            <w:r>
+              <w:rPr>
+                <w:rFonts w:ascii="Calibri" w:eastAsia="Times New Roman" w:hAnsi="Calibri" w:cs="Calibri"/>
+                <w:color w:val="1F2937"/>
+                <w:sz w:val="20"/>
+                <w:szCs w:val="20"/>
+              </w:rPr>
+              <w:t>FR-43</w:t>
+            </w:r>
+          </w:p>
+        </w:tc>
+        <w:tc>
+          <w:tcPr>
+            <w:tcW w:w="0" w:type="auto"/>
+            <w:tcBorders>
+              <w:top w:val="single" w:sz="6" w:space="0" w:color="C9D3CF"/>
+              <w:left w:val="single" w:sz="6" w:space="0" w:color="C9D3CF"/>
+              <w:bottom w:val="single" w:sz="6" w:space="0" w:color="C9D3CF"/>
+              <w:right w:val="single" w:sz="6" w:space="0" w:color="C9D3CF"/>
+            </w:tcBorders>
+            <w:tcMar>
+              <w:top w:w="60" w:type="dxa"/>
+              <w:left w:w="100" w:type="dxa"/>
+              <w:bottom w:w="60" w:type="dxa"/>
+              <w:right w:w="100" w:type="dxa"/>
+            </w:tcMar>
+            <w:hideMark/>
+          </w:tcPr>
+          <w:p>
+            <w:pPr>
+              <w:spacing w:before="80" w:after="160"/>
+              <w:rPr>
+                <w:rFonts w:ascii="Calibri" w:eastAsia="Times New Roman" w:hAnsi="Calibri" w:cs="Calibri"/>
+                <w:color w:val="1F2937"/>
+                <w:sz w:val="20"/>
+                <w:szCs w:val="20"/>
+              </w:rPr>
+            </w:pPr>
+            <w:r>
+              <w:rPr>
+                <w:rFonts w:ascii="Calibri" w:eastAsia="Times New Roman" w:hAnsi="Calibri" w:cs="Calibri"/>
+                <w:color w:val="1F2937"/>
+                <w:sz w:val="20"/>
+                <w:szCs w:val="20"/>
+              </w:rPr>
+              <w:t>Collapsible Files / Thumbnails panel</w:t>
+            </w:r>
+          </w:p>
+        </w:tc>
+        <w:tc>
+          <w:tcPr>
+            <w:tcW w:w="0" w:type="auto"/>
+            <w:tcBorders>
+              <w:top w:val="single" w:sz="6" w:space="0" w:color="C9D3CF"/>
+              <w:left w:val="single" w:sz="6" w:space="0" w:color="C9D3CF"/>
+              <w:bottom w:val="single" w:sz="6" w:space="0" w:color="C9D3CF"/>
+              <w:right w:val="single" w:sz="6" w:space="0" w:color="C9D3CF"/>
+            </w:tcBorders>
+            <w:tcMar>
+              <w:top w:w="60" w:type="dxa"/>
+              <w:left w:w="100" w:type="dxa"/>
+              <w:bottom w:w="60" w:type="dxa"/>
+              <w:right w:w="100" w:type="dxa"/>
+            </w:tcMar>
+            <w:hideMark/>
+          </w:tcPr>
+          <w:p>
+            <w:pPr>
+              <w:spacing w:before="80" w:after="160"/>
+              <w:rPr>
+                <w:rFonts w:ascii="Calibri" w:eastAsia="Times New Roman" w:hAnsi="Calibri" w:cs="Calibri"/>
+                <w:color w:val="1F2937"/>
+                <w:sz w:val="20"/>
+                <w:szCs w:val="20"/>
+              </w:rPr>
+            </w:pPr>
+            <w:r>
+              <w:rPr>
+                <w:rFonts w:ascii="Calibri" w:eastAsia="Times New Roman" w:hAnsi="Calibri" w:cs="Calibri"/>
+                <w:color w:val="1F2937"/>
+                <w:sz w:val="20"/>
+                <w:szCs w:val="20"/>
+              </w:rPr>
+              <w:t>A button at the bottom of the Files / Thumbnails panel of the home screen shall collapse th</w:t>
+            </w:r>
+            <w:r>
+              <w:rPr>
+                <w:rFonts w:ascii="Calibri" w:eastAsia="Times New Roman" w:hAnsi="Calibri" w:cs="Calibri"/>
+                <w:color w:val="1F2937"/>
+                <w:sz w:val="20"/>
+                <w:szCs w:val="20"/>
+              </w:rPr>
+              <w:t>e panel to a narrow strip and expand it again; the state shall be remembered.</w:t>
+            </w:r>
+          </w:p>
+        </w:tc>
+        <w:tc>
+          <w:tcPr>
+            <w:tcW w:w="0" w:type="auto"/>
+            <w:tcBorders>
+              <w:top w:val="single" w:sz="6" w:space="0" w:color="C9D3CF"/>
+              <w:left w:val="single" w:sz="6" w:space="0" w:color="C9D3CF"/>
+              <w:bottom w:val="single" w:sz="6" w:space="0" w:color="C9D3CF"/>
+              <w:right w:val="single" w:sz="6" w:space="0" w:color="C9D3CF"/>
+            </w:tcBorders>
+            <w:tcMar>
+              <w:top w:w="60" w:type="dxa"/>
+              <w:left w:w="100" w:type="dxa"/>
+              <w:bottom w:w="60" w:type="dxa"/>
+              <w:right w:w="100" w:type="dxa"/>
+            </w:tcMar>
+            <w:hideMark/>
+          </w:tcPr>
+          <w:p>
+            <w:pPr>
+              <w:spacing w:before="80" w:after="160"/>
+              <w:rPr>
+                <w:rFonts w:ascii="Calibri" w:eastAsia="Times New Roman" w:hAnsi="Calibri" w:cs="Calibri"/>
+                <w:color w:val="1F2937"/>
+                <w:sz w:val="20"/>
+                <w:szCs w:val="20"/>
+              </w:rPr>
+            </w:pPr>
+            <w:r>
+              <w:rPr>
+                <w:rFonts w:ascii="Calibri" w:eastAsia="Times New Roman" w:hAnsi="Calibri" w:cs="Calibri"/>
+                <w:color w:val="1F2937"/>
+                <w:sz w:val="20"/>
+                <w:szCs w:val="20"/>
+              </w:rPr>
+              <w:t>Must</w:t>
+            </w:r>
+          </w:p>
+        </w:tc>
+      </w:tr>
+      <w:tr>
+        <w:trPr>
+          <w:cantSplit/>
+        </w:trPr>
+        <w:tc>
+          <w:tcPr>
+            <w:tcW w:w="0" w:type="auto"/>
+            <w:tcBorders>
+              <w:top w:val="single" w:sz="6" w:space="0" w:color="C9D3CF"/>
+              <w:left w:val="single" w:sz="6" w:space="0" w:color="C9D3CF"/>
+              <w:bottom w:val="single" w:sz="6" w:space="0" w:color="C9D3CF"/>
+              <w:right w:val="single" w:sz="6" w:space="0" w:color="C9D3CF"/>
+            </w:tcBorders>
+            <w:tcMar>
+              <w:top w:w="60" w:type="dxa"/>
+              <w:left w:w="100" w:type="dxa"/>
+              <w:bottom w:w="60" w:type="dxa"/>
+              <w:right w:w="100" w:type="dxa"/>
+            </w:tcMar>
+            <w:hideMark/>
+          </w:tcPr>
+          <w:p>
+            <w:pPr>
+              <w:spacing w:before="80" w:after="160"/>
+              <w:rPr>
+                <w:rFonts w:ascii="Calibri" w:eastAsia="Times New Roman" w:hAnsi="Calibri" w:cs="Calibri"/>
+                <w:color w:val="1F2937"/>
+                <w:sz w:val="20"/>
+                <w:szCs w:val="20"/>
+              </w:rPr>
+            </w:pPr>
+            <w:r>
+              <w:rPr>
+                <w:rFonts w:ascii="Calibri" w:eastAsia="Times New Roman" w:hAnsi="Calibri" w:cs="Calibri"/>
+                <w:color w:val="1F2937"/>
+                <w:sz w:val="20"/>
+                <w:szCs w:val="20"/>
+              </w:rPr>
+              <w:t>FR-44</w:t>
+            </w:r>
+          </w:p>
+        </w:tc>
+        <w:tc>
+          <w:tcPr>
+            <w:tcW w:w="0" w:type="auto"/>
+            <w:tcBorders>
+              <w:top w:val="single" w:sz="6" w:space="0" w:color="C9D3CF"/>
+              <w:left w:val="single" w:sz="6" w:space="0" w:color="C9D3CF"/>
+              <w:bottom w:val="single" w:sz="6" w:space="0" w:color="C9D3CF"/>
+              <w:right w:val="single" w:sz="6" w:space="0" w:color="C9D3CF"/>
+            </w:tcBorders>
+            <w:tcMar>
+              <w:top w:w="60" w:type="dxa"/>
+              <w:left w:w="100" w:type="dxa"/>
+              <w:bottom w:w="60" w:type="dxa"/>
+              <w:right w:w="100" w:type="dxa"/>
+            </w:tcMar>
+            <w:hideMark/>
+          </w:tcPr>
+          <w:p>
+            <w:pPr>
+              <w:spacing w:before="80" w:after="160"/>
+              <w:rPr>
+                <w:rFonts w:ascii="Calibri" w:eastAsia="Times New Roman" w:hAnsi="Calibri" w:cs="Calibri"/>
+                <w:color w:val="1F2937"/>
+                <w:sz w:val="20"/>
+                <w:szCs w:val="20"/>
+              </w:rPr>
+            </w:pPr>
+            <w:r>
+              <w:rPr>
+                <w:rFonts w:ascii="Calibri" w:eastAsia="Times New Roman" w:hAnsi="Calibri" w:cs="Calibri"/>
+                <w:color w:val="1F2937"/>
+                <w:sz w:val="20"/>
+                <w:szCs w:val="20"/>
+              </w:rPr>
+              <w:t>Application icon</w:t>
+            </w:r>
+          </w:p>
+        </w:tc>
+        <w:tc>
+          <w:tcPr>
+            <w:tcW w:w="0" w:type="auto"/>
+            <w:tcBorders>
+              <w:top w:val="single" w:sz="6" w:space="0" w:color="C9D3CF"/>
+              <w:left w:val="single" w:sz="6" w:space="0" w:color="C9D3CF"/>
+              <w:bottom w:val="single" w:sz="6" w:space="0" w:color="C9D3CF"/>
+              <w:right w:val="single" w:sz="6" w:space="0" w:color="C9D3CF"/>
+            </w:tcBorders>
+            <w:tcMar>
+              <w:top w:w="60" w:type="dxa"/>
+              <w:left w:w="100" w:type="dxa"/>
+              <w:bottom w:w="60" w:type="dxa"/>
+              <w:right w:w="100" w:type="dxa"/>
+            </w:tcMar>
+            <w:hideMark/>
+          </w:tcPr>
+          <w:p>
+            <w:pPr>
+              <w:spacing w:before="80" w:after="160"/>
+              <w:rPr>
+                <w:rFonts w:ascii="Calibri" w:eastAsia="Times New Roman" w:hAnsi="Calibri" w:cs="Calibri"/>
+                <w:color w:val="1F2937"/>
+                <w:sz w:val="20"/>
+                <w:szCs w:val="20"/>
+              </w:rPr>
+            </w:pPr>
+            <w:r>
+              <w:rPr>
+                <w:rFonts w:ascii="Calibri" w:eastAsia="Times New Roman" w:hAnsi="Calibri" w:cs="Calibri"/>
+                <w:color w:val="1F2937"/>
+                <w:sz w:val="20"/>
+                <w:szCs w:val="20"/>
+              </w:rPr>
+              <w:t>The application, the KeyGen tool and their windows shall use the Falcon OCR icon (green tile with a scanned page); the Settings screen shall not disp</w:t>
+            </w:r>
+            <w:r>
+              <w:rPr>
+                <w:rFonts w:ascii="Calibri" w:eastAsia="Times New Roman" w:hAnsi="Calibri" w:cs="Calibri"/>
+                <w:color w:val="1F2937"/>
+                <w:sz w:val="20"/>
+                <w:szCs w:val="20"/>
+              </w:rPr>
+              <w:t>lay OCR model information.</w:t>
+            </w:r>
+          </w:p>
+        </w:tc>
+        <w:tc>
+          <w:tcPr>
+            <w:tcW w:w="0" w:type="auto"/>
+            <w:tcBorders>
+              <w:top w:val="single" w:sz="6" w:space="0" w:color="C9D3CF"/>
+              <w:left w:val="single" w:sz="6" w:space="0" w:color="C9D3CF"/>
+              <w:bottom w:val="single" w:sz="6" w:space="0" w:color="C9D3CF"/>
+              <w:right w:val="single" w:sz="6" w:space="0" w:color="C9D3CF"/>
+            </w:tcBorders>
+            <w:tcMar>
+              <w:top w:w="60" w:type="dxa"/>
+              <w:left w:w="100" w:type="dxa"/>
+              <w:bottom w:w="60" w:type="dxa"/>
+              <w:right w:w="100" w:type="dxa"/>
+            </w:tcMar>
+            <w:hideMark/>
+          </w:tcPr>
+          <w:p>
+            <w:pPr>
+              <w:spacing w:before="80" w:after="160"/>
+              <w:rPr>
+                <w:rFonts w:ascii="Calibri" w:eastAsia="Times New Roman" w:hAnsi="Calibri" w:cs="Calibri"/>
+                <w:color w:val="1F2937"/>
+                <w:sz w:val="20"/>
+                <w:szCs w:val="20"/>
+              </w:rPr>
+            </w:pPr>
+            <w:r>
+              <w:rPr>
+                <w:rFonts w:ascii="Calibri" w:eastAsia="Times New Roman" w:hAnsi="Calibri" w:cs="Calibri"/>
+                <w:color w:val="1F2937"/>
+                <w:sz w:val="20"/>
+                <w:szCs w:val="20"/>
+              </w:rPr>
+              <w:t>Should</w:t>
+            </w:r>
+          </w:p>
+        </w:tc>
+      </w:tr>
     </w:tbl>
     <w:p>
       <w:pPr>
@@ -14158,14 +14709,389 @@
           <w:rFonts w:eastAsia="Times New Roman"/>
         </w:rPr>
       </w:pPr>
-      <w:bookmarkStart w:id="22" w:name="_Toc241126007"/>
+      <w:bookmarkStart w:id="22" w:name="_Toc241128288"/>
       <w:r>
         <w:rPr>
           <w:rFonts w:eastAsia="Times New Roman"/>
         </w:rPr>
-        <w:t>3.10 Supported languages</w:t>
+        <w:t>3.10 Settings</w:t>
       </w:r>
       <w:bookmarkEnd w:id="22"/>
+    </w:p>
+    <w:tbl>
+      <w:tblPr>
+        <w:tblW w:w="5000" w:type="pct"/>
+        <w:tblCellMar>
+          <w:top w:w="15" w:type="dxa"/>
+          <w:left w:w="15" w:type="dxa"/>
+          <w:bottom w:w="15" w:type="dxa"/>
+          <w:right w:w="15" w:type="dxa"/>
+        </w:tblCellMar>
+        <w:tblLook w:val="04A0" w:firstRow="1" w:lastRow="0" w:firstColumn="1" w:lastColumn="0" w:noHBand="0" w:noVBand="1"/>
+      </w:tblPr>
+      <w:tblGrid>
+        <w:gridCol w:w="846"/>
+        <w:gridCol w:w="1879"/>
+        <w:gridCol w:w="5732"/>
+        <w:gridCol w:w="940"/>
+      </w:tblGrid>
+      <w:tr>
+        <w:trPr>
+          <w:cantSplit/>
+          <w:tblHeader/>
+        </w:trPr>
+        <w:tc>
+          <w:tcPr>
+            <w:tcW w:w="450" w:type="pct"/>
+            <w:tcBorders>
+              <w:top w:val="single" w:sz="6" w:space="0" w:color="9FCBB7"/>
+              <w:left w:val="single" w:sz="6" w:space="0" w:color="9FCBB7"/>
+              <w:bottom w:val="single" w:sz="6" w:space="0" w:color="9FCBB7"/>
+              <w:right w:val="single" w:sz="6" w:space="0" w:color="9FCBB7"/>
+            </w:tcBorders>
+            <w:shd w:val="clear" w:color="auto" w:fill="E1F3EB"/>
+            <w:tcMar>
+              <w:top w:w="80" w:type="dxa"/>
+              <w:left w:w="100" w:type="dxa"/>
+              <w:bottom w:w="80" w:type="dxa"/>
+              <w:right w:w="100" w:type="dxa"/>
+            </w:tcMar>
+            <w:hideMark/>
+          </w:tcPr>
+          <w:p>
+            <w:pPr>
+              <w:spacing w:before="80" w:after="160"/>
+              <w:rPr>
+                <w:rFonts w:ascii="Calibri" w:eastAsia="Times New Roman" w:hAnsi="Calibri" w:cs="Calibri"/>
+                <w:b/>
+                <w:bCs/>
+                <w:color w:val="0E6E4C"/>
+                <w:sz w:val="20"/>
+                <w:szCs w:val="20"/>
+              </w:rPr>
+            </w:pPr>
+            <w:r>
+              <w:rPr>
+                <w:rFonts w:ascii="Calibri" w:eastAsia="Times New Roman" w:hAnsi="Calibri" w:cs="Calibri"/>
+                <w:b/>
+                <w:bCs/>
+                <w:color w:val="0E6E4C"/>
+                <w:sz w:val="20"/>
+                <w:szCs w:val="20"/>
+              </w:rPr>
+              <w:t>ID</w:t>
+            </w:r>
+          </w:p>
+        </w:tc>
+        <w:tc>
+          <w:tcPr>
+            <w:tcW w:w="1000" w:type="pct"/>
+            <w:tcBorders>
+              <w:top w:val="single" w:sz="6" w:space="0" w:color="9FCBB7"/>
+              <w:left w:val="single" w:sz="6" w:space="0" w:color="9FCBB7"/>
+              <w:bottom w:val="single" w:sz="6" w:space="0" w:color="9FCBB7"/>
+              <w:right w:val="single" w:sz="6" w:space="0" w:color="9FCBB7"/>
+            </w:tcBorders>
+            <w:shd w:val="clear" w:color="auto" w:fill="E1F3EB"/>
+            <w:tcMar>
+              <w:top w:w="80" w:type="dxa"/>
+              <w:left w:w="100" w:type="dxa"/>
+              <w:bottom w:w="80" w:type="dxa"/>
+              <w:right w:w="100" w:type="dxa"/>
+            </w:tcMar>
+            <w:hideMark/>
+          </w:tcPr>
+          <w:p>
+            <w:pPr>
+              <w:spacing w:before="80" w:after="160"/>
+              <w:rPr>
+                <w:rFonts w:ascii="Calibri" w:eastAsia="Times New Roman" w:hAnsi="Calibri" w:cs="Calibri"/>
+                <w:b/>
+                <w:bCs/>
+                <w:color w:val="0E6E4C"/>
+                <w:sz w:val="20"/>
+                <w:szCs w:val="20"/>
+              </w:rPr>
+            </w:pPr>
+            <w:r>
+              <w:rPr>
+                <w:rFonts w:ascii="Calibri" w:eastAsia="Times New Roman" w:hAnsi="Calibri" w:cs="Calibri"/>
+                <w:b/>
+                <w:bCs/>
+                <w:color w:val="0E6E4C"/>
+                <w:sz w:val="20"/>
+                <w:szCs w:val="20"/>
+              </w:rPr>
+              <w:t>Requirement</w:t>
+            </w:r>
+          </w:p>
+        </w:tc>
+        <w:tc>
+          <w:tcPr>
+            <w:tcW w:w="3050" w:type="pct"/>
+            <w:tcBorders>
+              <w:top w:val="single" w:sz="6" w:space="0" w:color="9FCBB7"/>
+              <w:left w:val="single" w:sz="6" w:space="0" w:color="9FCBB7"/>
+              <w:bottom w:val="single" w:sz="6" w:space="0" w:color="9FCBB7"/>
+              <w:right w:val="single" w:sz="6" w:space="0" w:color="9FCBB7"/>
+            </w:tcBorders>
+            <w:shd w:val="clear" w:color="auto" w:fill="E1F3EB"/>
+            <w:tcMar>
+              <w:top w:w="80" w:type="dxa"/>
+              <w:left w:w="100" w:type="dxa"/>
+              <w:bottom w:w="80" w:type="dxa"/>
+              <w:right w:w="100" w:type="dxa"/>
+            </w:tcMar>
+            <w:hideMark/>
+          </w:tcPr>
+          <w:p>
+            <w:pPr>
+              <w:spacing w:before="80" w:after="160"/>
+              <w:rPr>
+                <w:rFonts w:ascii="Calibri" w:eastAsia="Times New Roman" w:hAnsi="Calibri" w:cs="Calibri"/>
+                <w:b/>
+                <w:bCs/>
+                <w:color w:val="0E6E4C"/>
+                <w:sz w:val="20"/>
+                <w:szCs w:val="20"/>
+              </w:rPr>
+            </w:pPr>
+            <w:r>
+              <w:rPr>
+                <w:rFonts w:ascii="Calibri" w:eastAsia="Times New Roman" w:hAnsi="Calibri" w:cs="Calibri"/>
+                <w:b/>
+                <w:bCs/>
+                <w:color w:val="0E6E4C"/>
+                <w:sz w:val="20"/>
+                <w:szCs w:val="20"/>
+              </w:rPr>
+              <w:t>Description</w:t>
+            </w:r>
+          </w:p>
+        </w:tc>
+        <w:tc>
+          <w:tcPr>
+            <w:tcW w:w="500" w:type="pct"/>
+            <w:tcBorders>
+              <w:top w:val="single" w:sz="6" w:space="0" w:color="9FCBB7"/>
+              <w:left w:val="single" w:sz="6" w:space="0" w:color="9FCBB7"/>
+              <w:bottom w:val="single" w:sz="6" w:space="0" w:color="9FCBB7"/>
+              <w:right w:val="single" w:sz="6" w:space="0" w:color="9FCBB7"/>
+            </w:tcBorders>
+            <w:shd w:val="clear" w:color="auto" w:fill="E1F3EB"/>
+            <w:tcMar>
+              <w:top w:w="80" w:type="dxa"/>
+              <w:left w:w="100" w:type="dxa"/>
+              <w:bottom w:w="80" w:type="dxa"/>
+              <w:right w:w="100" w:type="dxa"/>
+            </w:tcMar>
+            <w:hideMark/>
+          </w:tcPr>
+          <w:p>
+            <w:pPr>
+              <w:spacing w:before="80" w:after="160"/>
+              <w:rPr>
+                <w:rFonts w:ascii="Calibri" w:eastAsia="Times New Roman" w:hAnsi="Calibri" w:cs="Calibri"/>
+                <w:b/>
+                <w:bCs/>
+                <w:color w:val="0E6E4C"/>
+                <w:sz w:val="20"/>
+                <w:szCs w:val="20"/>
+              </w:rPr>
+            </w:pPr>
+            <w:r>
+              <w:rPr>
+                <w:rFonts w:ascii="Calibri" w:eastAsia="Times New Roman" w:hAnsi="Calibri" w:cs="Calibri"/>
+                <w:b/>
+                <w:bCs/>
+                <w:color w:val="0E6E4C"/>
+                <w:sz w:val="20"/>
+                <w:szCs w:val="20"/>
+              </w:rPr>
+              <w:t>Priority</w:t>
+            </w:r>
+          </w:p>
+        </w:tc>
+      </w:tr>
+      <w:tr>
+        <w:trPr>
+          <w:cantSplit/>
+        </w:trPr>
+        <w:tc>
+          <w:tcPr>
+            <w:tcW w:w="0" w:type="auto"/>
+            <w:tcBorders>
+              <w:top w:val="single" w:sz="6" w:space="0" w:color="C9D3CF"/>
+              <w:left w:val="single" w:sz="6" w:space="0" w:color="C9D3CF"/>
+              <w:bottom w:val="single" w:sz="6" w:space="0" w:color="C9D3CF"/>
+              <w:right w:val="single" w:sz="6" w:space="0" w:color="C9D3CF"/>
+            </w:tcBorders>
+            <w:tcMar>
+              <w:top w:w="60" w:type="dxa"/>
+              <w:left w:w="100" w:type="dxa"/>
+              <w:bottom w:w="60" w:type="dxa"/>
+              <w:right w:w="100" w:type="dxa"/>
+            </w:tcMar>
+            <w:hideMark/>
+          </w:tcPr>
+          <w:p>
+            <w:pPr>
+              <w:spacing w:before="80" w:after="160"/>
+              <w:rPr>
+                <w:rFonts w:ascii="Calibri" w:eastAsia="Times New Roman" w:hAnsi="Calibri" w:cs="Calibri"/>
+                <w:color w:val="1F2937"/>
+                <w:sz w:val="20"/>
+                <w:szCs w:val="20"/>
+              </w:rPr>
+            </w:pPr>
+            <w:r>
+              <w:rPr>
+                <w:rFonts w:ascii="Calibri" w:eastAsia="Times New Roman" w:hAnsi="Calibri" w:cs="Calibri"/>
+                <w:color w:val="1F2937"/>
+                <w:sz w:val="20"/>
+                <w:szCs w:val="20"/>
+              </w:rPr>
+              <w:t>FR-42</w:t>
+            </w:r>
+          </w:p>
+        </w:tc>
+        <w:tc>
+          <w:tcPr>
+            <w:tcW w:w="0" w:type="auto"/>
+            <w:tcBorders>
+              <w:top w:val="single" w:sz="6" w:space="0" w:color="C9D3CF"/>
+              <w:left w:val="single" w:sz="6" w:space="0" w:color="C9D3CF"/>
+              <w:bottom w:val="single" w:sz="6" w:space="0" w:color="C9D3CF"/>
+              <w:right w:val="single" w:sz="6" w:space="0" w:color="C9D3CF"/>
+            </w:tcBorders>
+            <w:tcMar>
+              <w:top w:w="60" w:type="dxa"/>
+              <w:left w:w="100" w:type="dxa"/>
+              <w:bottom w:w="60" w:type="dxa"/>
+              <w:right w:w="100" w:type="dxa"/>
+            </w:tcMar>
+            <w:hideMark/>
+          </w:tcPr>
+          <w:p>
+            <w:pPr>
+              <w:spacing w:before="80" w:after="160"/>
+              <w:rPr>
+                <w:rFonts w:ascii="Calibri" w:eastAsia="Times New Roman" w:hAnsi="Calibri" w:cs="Calibri"/>
+                <w:color w:val="1F2937"/>
+                <w:sz w:val="20"/>
+                <w:szCs w:val="20"/>
+              </w:rPr>
+            </w:pPr>
+            <w:r>
+              <w:rPr>
+                <w:rFonts w:ascii="Calibri" w:eastAsia="Times New Roman" w:hAnsi="Calibri" w:cs="Calibri"/>
+                <w:color w:val="1F2937"/>
+                <w:sz w:val="20"/>
+                <w:szCs w:val="20"/>
+              </w:rPr>
+              <w:t>Default font</w:t>
+            </w:r>
+          </w:p>
+        </w:tc>
+        <w:tc>
+          <w:tcPr>
+            <w:tcW w:w="0" w:type="auto"/>
+            <w:tcBorders>
+              <w:top w:val="single" w:sz="6" w:space="0" w:color="C9D3CF"/>
+              <w:left w:val="single" w:sz="6" w:space="0" w:color="C9D3CF"/>
+              <w:bottom w:val="single" w:sz="6" w:space="0" w:color="C9D3CF"/>
+              <w:right w:val="single" w:sz="6" w:space="0" w:color="C9D3CF"/>
+            </w:tcBorders>
+            <w:tcMar>
+              <w:top w:w="60" w:type="dxa"/>
+              <w:left w:w="100" w:type="dxa"/>
+              <w:bottom w:w="60" w:type="dxa"/>
+              <w:right w:w="100" w:type="dxa"/>
+            </w:tcMar>
+            <w:hideMark/>
+          </w:tcPr>
+          <w:p>
+            <w:pPr>
+              <w:spacing w:before="80" w:after="160"/>
+              <w:rPr>
+                <w:rFonts w:ascii="Calibri" w:eastAsia="Times New Roman" w:hAnsi="Calibri" w:cs="Calibri"/>
+                <w:color w:val="1F2937"/>
+                <w:sz w:val="20"/>
+                <w:szCs w:val="20"/>
+              </w:rPr>
+            </w:pPr>
+            <w:r>
+              <w:rPr>
+                <w:rFonts w:ascii="Calibri" w:eastAsia="Times New Roman" w:hAnsi="Calibri" w:cs="Calibri"/>
+                <w:color w:val="1F2937"/>
+                <w:sz w:val="20"/>
+                <w:szCs w:val="20"/>
+              </w:rPr>
+              <w:t>Settings shall offer a default font (Automatic = font of the recognition language, or any installed font) used for recognized text whose original font is unknown, in the results view and in DOCX, XLSX and HTML exports; the CLI accepts --font NAME.</w:t>
+            </w:r>
+          </w:p>
+        </w:tc>
+        <w:tc>
+          <w:tcPr>
+            <w:tcW w:w="0" w:type="auto"/>
+            <w:tcBorders>
+              <w:top w:val="single" w:sz="6" w:space="0" w:color="C9D3CF"/>
+              <w:left w:val="single" w:sz="6" w:space="0" w:color="C9D3CF"/>
+              <w:bottom w:val="single" w:sz="6" w:space="0" w:color="C9D3CF"/>
+              <w:right w:val="single" w:sz="6" w:space="0" w:color="C9D3CF"/>
+            </w:tcBorders>
+            <w:tcMar>
+              <w:top w:w="60" w:type="dxa"/>
+              <w:left w:w="100" w:type="dxa"/>
+              <w:bottom w:w="60" w:type="dxa"/>
+              <w:right w:w="100" w:type="dxa"/>
+            </w:tcMar>
+            <w:hideMark/>
+          </w:tcPr>
+          <w:p>
+            <w:pPr>
+              <w:spacing w:before="80" w:after="160"/>
+              <w:rPr>
+                <w:rFonts w:ascii="Calibri" w:eastAsia="Times New Roman" w:hAnsi="Calibri" w:cs="Calibri"/>
+                <w:color w:val="1F2937"/>
+                <w:sz w:val="20"/>
+                <w:szCs w:val="20"/>
+              </w:rPr>
+            </w:pPr>
+            <w:r>
+              <w:rPr>
+                <w:rFonts w:ascii="Calibri" w:eastAsia="Times New Roman" w:hAnsi="Calibri" w:cs="Calibri"/>
+                <w:color w:val="1F2937"/>
+                <w:sz w:val="20"/>
+                <w:szCs w:val="20"/>
+              </w:rPr>
+              <w:t>Must</w:t>
+            </w:r>
+          </w:p>
+        </w:tc>
+      </w:tr>
+    </w:tbl>
+    <w:p>
+      <w:pPr>
+        <w:pStyle w:val="Heading2"/>
+        <w:rPr>
+          <w:rFonts w:eastAsia="Times New Roman"/>
+        </w:rPr>
+      </w:pPr>
+      <w:bookmarkStart w:id="23" w:name="_Toc241128289"/>
+      <w:r>
+        <w:rPr>
+          <w:rFonts w:eastAsia="Times New Roman"/>
+        </w:rPr>
+        <w:t>3.</w:t>
+      </w:r>
+      <w:r>
+        <w:rPr>
+          <w:rFonts w:eastAsia="Times New Roman"/>
+        </w:rPr>
+        <w:t>11 Supported languages</w:t>
+      </w:r>
+      <w:bookmarkEnd w:id="23"/>
     </w:p>
     <w:p>
       <w:pPr>
@@ -14449,16 +15375,7 @@
                 <w:sz w:val="20"/>
                 <w:szCs w:val="20"/>
               </w:rPr>
-              <w:t>Latin letters, digits, p</w:t>
-            </w:r>
-            <w:r>
-              <w:rPr>
-                <w:rFonts w:ascii="Calibri" w:eastAsia="Times New Roman" w:hAnsi="Calibri" w:cs="Calibri"/>
-                <w:color w:val="1F2937"/>
-                <w:sz w:val="20"/>
-                <w:szCs w:val="20"/>
-              </w:rPr>
-              <w:t>unctuation.</w:t>
+              <w:t>Latin letters, digits, punctuation.</w:t>
             </w:r>
           </w:p>
         </w:tc>
@@ -14947,14 +15864,20 @@
           <w:rFonts w:eastAsia="Times New Roman"/>
         </w:rPr>
       </w:pPr>
-      <w:bookmarkStart w:id="23" w:name="_Toc241126008"/>
+      <w:bookmarkStart w:id="24" w:name="_Toc241128290"/>
       <w:r>
         <w:rPr>
           <w:rFonts w:eastAsia="Times New Roman"/>
         </w:rPr>
-        <w:t>3.11 Licensing rules</w:t>
-      </w:r>
-      <w:bookmarkEnd w:id="23"/>
+        <w:t>3.12 Licensing ru</w:t>
+      </w:r>
+      <w:r>
+        <w:rPr>
+          <w:rFonts w:eastAsia="Times New Roman"/>
+        </w:rPr>
+        <w:t>les</w:t>
+      </w:r>
+      <w:bookmarkEnd w:id="24"/>
     </w:p>
     <w:p>
       <w:pPr>
@@ -15156,16 +16079,7 @@
                 <w:sz w:val="20"/>
                 <w:szCs w:val="20"/>
               </w:rPr>
-              <w:t>7 days counted from the first start of the application on the computer. Day 1 shows '</w:t>
-            </w:r>
-            <w:r>
-              <w:rPr>
-                <w:rFonts w:ascii="Calibri" w:eastAsia="Times New Roman" w:hAnsi="Calibri" w:cs="Calibri"/>
-                <w:color w:val="1F2937"/>
-                <w:sz w:val="20"/>
-                <w:szCs w:val="20"/>
-              </w:rPr>
-              <w:t>7 of 7 days remaining'; the trial ends when 7 × 24 hours have passed.</w:t>
+              <w:t>7 days counted from the first start of the application on the computer. Day 1 shows '7 of 7 days remaining'; the trial ends when 7 × 24 hours have passed.</w:t>
             </w:r>
           </w:p>
         </w:tc>
@@ -15246,16 +16160,7 @@
                 <w:sz w:val="20"/>
                 <w:szCs w:val="20"/>
               </w:rPr>
-              <w:t>While no valid license is installed, the activation window is shown at every start with Activate, Continue Trial and Exit. In the main window a title-bar badge and a notification</w:t>
-            </w:r>
-            <w:r>
-              <w:rPr>
-                <w:rFonts w:ascii="Calibri" w:eastAsia="Times New Roman" w:hAnsi="Calibri" w:cs="Calibri"/>
-                <w:color w:val="1F2937"/>
-                <w:sz w:val="20"/>
-                <w:szCs w:val="20"/>
-              </w:rPr>
-              <w:t xml:space="preserve"> below the toolbar show the remaining days.</w:t>
+              <w:t>While no valid license is installed, the activation window is shown at every start with Activate, Continue Trial and Exit. In the main window a title-bar badge and a notification below the toolbar show the remaining days.</w:t>
             </w:r>
           </w:p>
         </w:tc>
@@ -15336,7 +16241,16 @@
                 <w:sz w:val="20"/>
                 <w:szCs w:val="20"/>
               </w:rPr>
-              <w:t>After the trial the activation window cannot be skipped: only Activate and Exit remain.</w:t>
+              <w:t>After the trial the ac</w:t>
+            </w:r>
+            <w:r>
+              <w:rPr>
+                <w:rFonts w:ascii="Calibri" w:eastAsia="Times New Roman" w:hAnsi="Calibri" w:cs="Calibri"/>
+                <w:color w:val="1F2937"/>
+                <w:sz w:val="20"/>
+                <w:szCs w:val="20"/>
+              </w:rPr>
+              <w:t>tivation window cannot be skipped: only Activate and Exit remain.</w:t>
             </w:r>
           </w:p>
         </w:tc>
@@ -15417,16 +16331,7 @@
                 <w:sz w:val="20"/>
                 <w:szCs w:val="20"/>
               </w:rPr>
-              <w:t>Trial state is stored in the registry and in a file; edited data or a system clock set back m</w:t>
-            </w:r>
-            <w:r>
-              <w:rPr>
-                <w:rFonts w:ascii="Calibri" w:eastAsia="Times New Roman" w:hAnsi="Calibri" w:cs="Calibri"/>
-                <w:color w:val="1F2937"/>
-                <w:sz w:val="20"/>
-                <w:szCs w:val="20"/>
-              </w:rPr>
-              <w:t>ore than 24 hours before the last use ends the trial.</w:t>
+              <w:t>Trial state is stored in the registry and in a file; edited data or a system clock set back more than 24 hours before the last use ends the trial.</w:t>
             </w:r>
           </w:p>
         </w:tc>
@@ -15507,7 +16412,16 @@
                 <w:sz w:val="20"/>
                 <w:szCs w:val="20"/>
               </w:rPr>
-              <w:t>Licensee name, serial number, issue date, optional expiry date, optional machine binding.</w:t>
+              <w:t>Licensee na</w:t>
+            </w:r>
+            <w:r>
+              <w:rPr>
+                <w:rFonts w:ascii="Calibri" w:eastAsia="Times New Roman" w:hAnsi="Calibri" w:cs="Calibri"/>
+                <w:color w:val="1F2937"/>
+                <w:sz w:val="20"/>
+                <w:szCs w:val="20"/>
+              </w:rPr>
+              <w:t>me, serial number, issue date, optional expiry date, optional machine binding.</w:t>
             </w:r>
           </w:p>
         </w:tc>
@@ -15588,16 +16502,7 @@
                 <w:sz w:val="20"/>
                 <w:szCs w:val="20"/>
               </w:rPr>
-              <w:t xml:space="preserve">Signature (ECDSA P-256/SHA-256) with the public key compiled into the application; </w:t>
-            </w:r>
-            <w:r>
-              <w:rPr>
-                <w:rFonts w:ascii="Calibri" w:eastAsia="Times New Roman" w:hAnsi="Calibri" w:cs="Calibri"/>
-                <w:color w:val="1F2937"/>
-                <w:sz w:val="20"/>
-                <w:szCs w:val="20"/>
-              </w:rPr>
-              <w:t>machine code; expiry date.</w:t>
+              <w:t>Signature (ECDSA P-256/SHA-256) with the public key compiled into the application; machine code; expiry date.</w:t>
             </w:r>
           </w:p>
         </w:tc>
@@ -15678,7 +16583,16 @@
                 <w:sz w:val="20"/>
                 <w:szCs w:val="20"/>
               </w:rPr>
-              <w:t>%LOCALAPPDATA%\FalconOCR\license.key (per user); also read from the application folder and %ProgramData%\FalconOCR.</w:t>
+              <w:t>%LOCALAPPDATA%\FalconOCR\license.key (</w:t>
+            </w:r>
+            <w:r>
+              <w:rPr>
+                <w:rFonts w:ascii="Calibri" w:eastAsia="Times New Roman" w:hAnsi="Calibri" w:cs="Calibri"/>
+                <w:color w:val="1F2937"/>
+                <w:sz w:val="20"/>
+                <w:szCs w:val="20"/>
+              </w:rPr>
+              <w:t>per user); also read from the application folder and %ProgramData%\FalconOCR.</w:t>
             </w:r>
           </w:p>
         </w:tc>
@@ -15759,16 +16673,7 @@
                 <w:sz w:val="20"/>
                 <w:szCs w:val="20"/>
               </w:rPr>
-              <w:t>falcon-ocr follows the same rules; --license &lt;key&gt; activates; --machine-code prints th</w:t>
-            </w:r>
-            <w:r>
-              <w:rPr>
-                <w:rFonts w:ascii="Calibri" w:eastAsia="Times New Roman" w:hAnsi="Calibri" w:cs="Calibri"/>
-                <w:color w:val="1F2937"/>
-                <w:sz w:val="20"/>
-                <w:szCs w:val="20"/>
-              </w:rPr>
-              <w:t>e code.</w:t>
+              <w:t>falcon-ocr follows the same rules; --license &lt;key&gt; activates; --machine-code prints the code.</w:t>
             </w:r>
           </w:p>
         </w:tc>
@@ -15781,14 +16686,14 @@
           <w:rFonts w:eastAsia="Times New Roman"/>
         </w:rPr>
       </w:pPr>
-      <w:bookmarkStart w:id="24" w:name="_Toc241126009"/>
+      <w:bookmarkStart w:id="25" w:name="_Toc241128291"/>
       <w:r>
         <w:rPr>
           <w:rFonts w:eastAsia="Times New Roman"/>
         </w:rPr>
         <w:t>4. External interface requirements</w:t>
       </w:r>
-      <w:bookmarkEnd w:id="24"/>
+      <w:bookmarkEnd w:id="25"/>
     </w:p>
     <w:p>
       <w:pPr>
@@ -15797,14 +16702,14 @@
           <w:rFonts w:eastAsia="Times New Roman"/>
         </w:rPr>
       </w:pPr>
-      <w:bookmarkStart w:id="25" w:name="_Toc241126010"/>
+      <w:bookmarkStart w:id="26" w:name="_Toc241128292"/>
       <w:r>
         <w:rPr>
           <w:rFonts w:eastAsia="Times New Roman"/>
         </w:rPr>
         <w:t>4.1 User interface</w:t>
       </w:r>
-      <w:bookmarkEnd w:id="25"/>
+      <w:bookmarkEnd w:id="26"/>
     </w:p>
     <w:p>
       <w:pPr>
@@ -15823,7 +16728,7 @@
           <w:sz w:val="22"/>
           <w:szCs w:val="22"/>
         </w:rPr>
-        <w:t>The main window shall contain: a green title bar with product name, trial badge and window buttons; a left navigation bar (Home, OCR, Batch Process, History, Settings); a ribbon-style toolbar (Add Files, Scan, From Clipboard, Rotate, Crop, Delete, Recogniz</w:t>
+        <w:t>The main window</w:t>
       </w:r>
       <w:r>
         <w:rPr>
@@ -15832,7 +16737,16 @@
           <w:sz w:val="22"/>
           <w:szCs w:val="22"/>
         </w:rPr>
-        <w:t>e, Export, Settings, Help); a Files/Thumbnails panel; the Source Page viewer; the Recognized Text / Original Image panel; the OCR Settings and Output Format panel with the Export button; and a status bar. Details: Screen Design Document FOCR-SCR-001.</w:t>
+        <w:t xml:space="preserve"> shall contain: a green title bar with product name, trial badge and window buttons; a left navigation bar (Home, OCR, Batch Process, History, Settings); a ribbon-style toolbar (Add Files, Scan, From Clipboard, Rotate, Crop, Delete, Recognize, Export, Sett</w:t>
+      </w:r>
+      <w:r>
+        <w:rPr>
+          <w:rFonts w:ascii="Calibri" w:hAnsi="Calibri" w:cs="Calibri"/>
+          <w:color w:val="1F2937"/>
+          <w:sz w:val="22"/>
+          <w:szCs w:val="22"/>
+        </w:rPr>
+        <w:t>ings, Help); a Files/Thumbnails panel; the Source Page viewer; the Recognized Text / Original Image panel; the OCR Settings and Output Format panel with the Export button; and a status bar. Details: Screen Design Document FOCR-SCR-001.</w:t>
       </w:r>
     </w:p>
     <w:p>
@@ -15852,7 +16766,16 @@
           <w:sz w:val="22"/>
           <w:szCs w:val="22"/>
         </w:rPr>
-        <w:t>The i</w:t>
+        <w:t>The interface is available in English, Simplified Chinese (</w:t>
+      </w:r>
+      <w:r>
+        <w:rPr>
+          <w:rFonts w:ascii="SimSun" w:eastAsia="SimSun" w:hAnsi="SimSun" w:cs="SimSun" w:hint="eastAsia"/>
+          <w:color w:val="1F2937"/>
+          <w:sz w:val="22"/>
+          <w:szCs w:val="22"/>
+        </w:rPr>
+        <w:t>简体中文</w:t>
       </w:r>
       <w:r>
         <w:rPr>
@@ -15861,16 +16784,16 @@
           <w:sz w:val="22"/>
           <w:szCs w:val="22"/>
         </w:rPr>
-        <w:t>nterface is available in English, Simplified Chinese (</w:t>
-      </w:r>
-      <w:r>
-        <w:rPr>
-          <w:rFonts w:ascii="SimSun" w:eastAsia="SimSun" w:hAnsi="SimSun" w:cs="SimSun" w:hint="eastAsia"/>
+        <w:t>) and Japanese (</w:t>
+      </w:r>
+      <w:r>
+        <w:rPr>
+          <w:rFonts w:ascii="MS Gothic" w:eastAsia="MS Gothic" w:hAnsi="MS Gothic" w:cs="MS Gothic" w:hint="eastAsia"/>
           <w:color w:val="1F2937"/>
           <w:sz w:val="22"/>
           <w:szCs w:val="22"/>
         </w:rPr>
-        <w:t>简体中文</w:t>
+        <w:t>日本語</w:t>
       </w:r>
       <w:r>
         <w:rPr>
@@ -15879,25 +16802,7 @@
           <w:sz w:val="22"/>
           <w:szCs w:val="22"/>
         </w:rPr>
-        <w:t>) and Japanese (</w:t>
-      </w:r>
-      <w:r>
-        <w:rPr>
-          <w:rFonts w:ascii="MS Gothic" w:eastAsia="MS Gothic" w:hAnsi="MS Gothic" w:cs="MS Gothic" w:hint="eastAsia"/>
-          <w:color w:val="1F2937"/>
-          <w:sz w:val="22"/>
-          <w:szCs w:val="22"/>
-        </w:rPr>
-        <w:t>日本語</w:t>
-      </w:r>
-      <w:r>
-        <w:rPr>
-          <w:rFonts w:ascii="Calibri" w:hAnsi="Calibri" w:cs="Calibri"/>
-          <w:color w:val="1F2937"/>
-          <w:sz w:val="22"/>
-          <w:szCs w:val="22"/>
-        </w:rPr>
-        <w:t>). The navigation bar can be collapsed to icons, and the settings column can be resized with the mouse.</w:t>
+        <w:t>). The navigation bar and the Files / Thumbnails panel can be collapsed, and the settings column can be resized with the mouse.</w:t>
       </w:r>
     </w:p>
     <w:p>
@@ -15907,14 +16812,14 @@
           <w:rFonts w:eastAsia="Times New Roman"/>
         </w:rPr>
       </w:pPr>
-      <w:bookmarkStart w:id="26" w:name="_Toc241126011"/>
+      <w:bookmarkStart w:id="27" w:name="_Toc241128293"/>
       <w:r>
         <w:rPr>
           <w:rFonts w:eastAsia="Times New Roman"/>
         </w:rPr>
         <w:t>4.2 Software interfaces</w:t>
       </w:r>
-      <w:bookmarkEnd w:id="26"/>
+      <w:bookmarkEnd w:id="27"/>
     </w:p>
     <w:p>
       <w:pPr>
@@ -15930,7 +16835,13 @@
         <w:rPr>
           <w:rFonts w:ascii="Calibri" w:hAnsi="Calibri" w:cs="Calibri"/>
         </w:rPr>
-        <w:t>Table 5 – Software interfaces</w:t>
+        <w:t>Table 5 – Software int</w:t>
+      </w:r>
+      <w:r>
+        <w:rPr>
+          <w:rFonts w:ascii="Calibri" w:hAnsi="Calibri" w:cs="Calibri"/>
+        </w:rPr>
+        <w:t>erfaces</w:t>
       </w:r>
     </w:p>
     <w:tbl>
@@ -16078,16 +16989,7 @@
                 <w:sz w:val="20"/>
                 <w:szCs w:val="20"/>
               </w:rPr>
-              <w:t>ONNX R</w:t>
-            </w:r>
-            <w:r>
-              <w:rPr>
-                <w:rFonts w:ascii="Calibri" w:eastAsia="Times New Roman" w:hAnsi="Calibri" w:cs="Calibri"/>
-                <w:color w:val="1F2937"/>
-                <w:sz w:val="20"/>
-                <w:szCs w:val="20"/>
-              </w:rPr>
-              <w:t>untime 1.22 (onnxruntime.dll)</w:t>
+              <w:t>ONNX Runtime 1.22 (onnxruntime.dll)</w:t>
             </w:r>
           </w:p>
         </w:tc>
@@ -16287,7 +17189,16 @@
                 <w:sz w:val="20"/>
                 <w:szCs w:val="20"/>
               </w:rPr>
-              <w:t>Writing .docx and .xlsx files.</w:t>
+              <w:t>Writing .docx</w:t>
+            </w:r>
+            <w:r>
+              <w:rPr>
+                <w:rFonts w:ascii="Calibri" w:eastAsia="Times New Roman" w:hAnsi="Calibri" w:cs="Calibri"/>
+                <w:color w:val="1F2937"/>
+                <w:sz w:val="20"/>
+                <w:szCs w:val="20"/>
+              </w:rPr>
+              <w:t xml:space="preserve"> and .xlsx files.</w:t>
             </w:r>
           </w:p>
         </w:tc>
@@ -16330,16 +17241,7 @@
                 <w:sz w:val="20"/>
                 <w:szCs w:val="20"/>
               </w:rPr>
-              <w:t>WIA (Windo</w:t>
-            </w:r>
-            <w:r>
-              <w:rPr>
-                <w:rFonts w:ascii="Calibri" w:eastAsia="Times New Roman" w:hAnsi="Calibri" w:cs="Calibri"/>
-                <w:color w:val="1F2937"/>
-                <w:sz w:val="20"/>
-                <w:szCs w:val="20"/>
-              </w:rPr>
-              <w:t>ws Image Acquisition)</w:t>
+              <w:t>WIA (Windows Image Acquisition)</w:t>
             </w:r>
           </w:p>
         </w:tc>
@@ -16471,14 +17373,14 @@
           <w:rFonts w:eastAsia="Times New Roman"/>
         </w:rPr>
       </w:pPr>
-      <w:bookmarkStart w:id="27" w:name="_Toc241126012"/>
+      <w:bookmarkStart w:id="28" w:name="_Toc241128294"/>
       <w:r>
         <w:rPr>
           <w:rFonts w:eastAsia="Times New Roman"/>
         </w:rPr>
         <w:t>4.3 File formats</w:t>
       </w:r>
-      <w:bookmarkEnd w:id="27"/>
+      <w:bookmarkEnd w:id="28"/>
     </w:p>
     <w:p>
       <w:pPr>
@@ -16923,16 +17825,7 @@
                 <w:sz w:val="20"/>
                 <w:szCs w:val="20"/>
               </w:rPr>
-              <w:t>gettext PO (UTF-8): lang\</w:t>
-            </w:r>
-            <w:r>
-              <w:rPr>
-                <w:rFonts w:ascii="Calibri" w:eastAsia="Times New Roman" w:hAnsi="Calibri" w:cs="Calibri"/>
-                <w:color w:val="1F2937"/>
-                <w:sz w:val="20"/>
-                <w:szCs w:val="20"/>
-              </w:rPr>
-              <w:t>zh_CN.po, lang\ja.po; template lang\falcon-ocr.pot</w:t>
+              <w:t>gettext PO (UTF-8): lang\zh_CN.po, lang\ja.po; template lang\falcon-ocr.pot</w:t>
             </w:r>
           </w:p>
         </w:tc>
@@ -16945,14 +17838,14 @@
           <w:rFonts w:eastAsia="Times New Roman"/>
         </w:rPr>
       </w:pPr>
-      <w:bookmarkStart w:id="28" w:name="_Toc241126013"/>
+      <w:bookmarkStart w:id="29" w:name="_Toc241128295"/>
       <w:r>
         <w:rPr>
           <w:rFonts w:eastAsia="Times New Roman"/>
         </w:rPr>
         <w:t>5. Non-functional requirements</w:t>
       </w:r>
-      <w:bookmarkEnd w:id="28"/>
+      <w:bookmarkEnd w:id="29"/>
     </w:p>
     <w:p>
       <w:pPr>
@@ -17355,7 +18248,16 @@
                 <w:sz w:val="20"/>
                 <w:szCs w:val="20"/>
               </w:rPr>
-              <w:t>The solution shall restore and build without network access (vendored NuGet feed, models and native libraries in the repository) and shall never contact the network at run time.</w:t>
+              <w:t xml:space="preserve">The solution shall restore and build without network access (vendored NuGet feed, models and native libraries in the repository) and shall never contact the network at </w:t>
+            </w:r>
+            <w:r>
+              <w:rPr>
+                <w:rFonts w:ascii="Calibri" w:eastAsia="Times New Roman" w:hAnsi="Calibri" w:cs="Calibri"/>
+                <w:color w:val="1F2937"/>
+                <w:sz w:val="20"/>
+                <w:szCs w:val="20"/>
+              </w:rPr>
+              <w:t>run time.</w:t>
             </w:r>
           </w:p>
         </w:tc>
@@ -17474,16 +18376,7 @@
                 <w:sz w:val="20"/>
                 <w:szCs w:val="20"/>
               </w:rPr>
-              <w:t>A dense A4 page at 200 dpi shall be recognized in ≤ 10 s o</w:t>
-            </w:r>
-            <w:r>
-              <w:rPr>
-                <w:rFonts w:ascii="Calibri" w:eastAsia="Times New Roman" w:hAnsi="Calibri" w:cs="Calibri"/>
-                <w:color w:val="1F2937"/>
-                <w:sz w:val="20"/>
-                <w:szCs w:val="20"/>
-              </w:rPr>
-              <w:t>n a current 4-core CPU (measured: 5.0–6.2 s). A PDF page with a text layer shall be processed in ≤ 1 s (measured: 0.3 s).</w:t>
+              <w:t>A dense A4 page at 200 dpi shall be recognized in ≤ 10 s on a current 4-core CPU (measured: 5.0–6.2 s). A PDF page with a text layer shall be processed in ≤ 1 s (measured: 0.3 s).</w:t>
             </w:r>
           </w:p>
         </w:tc>
@@ -18365,14 +19258,14 @@
           <w:rFonts w:eastAsia="Times New Roman"/>
         </w:rPr>
       </w:pPr>
-      <w:bookmarkStart w:id="29" w:name="_Toc241126014"/>
+      <w:bookmarkStart w:id="30" w:name="_Toc241128296"/>
       <w:r>
         <w:rPr>
           <w:rFonts w:eastAsia="Times New Roman"/>
         </w:rPr>
         <w:t>6. Acceptance criteria</w:t>
       </w:r>
-      <w:bookmarkEnd w:id="29"/>
+      <w:bookmarkEnd w:id="30"/>
     </w:p>
     <w:p>
       <w:pPr>
@@ -18495,14 +19388,14 @@
           <w:rFonts w:eastAsia="Times New Roman"/>
         </w:rPr>
       </w:pPr>
-      <w:bookmarkStart w:id="30" w:name="_Toc241126015"/>
+      <w:bookmarkStart w:id="31" w:name="_Toc241128297"/>
       <w:r>
         <w:rPr>
           <w:rFonts w:eastAsia="Times New Roman"/>
         </w:rPr>
         <w:t>Appendix A. Requirements summary</w:t>
       </w:r>
-      <w:bookmarkEnd w:id="30"/>
+      <w:bookmarkEnd w:id="31"/>
     </w:p>
     <w:p>
       <w:pPr>
@@ -25149,6 +26042,477 @@
                 <w:szCs w:val="20"/>
               </w:rPr>
               <w:t>Must</w:t>
+            </w:r>
+          </w:p>
+        </w:tc>
+      </w:tr>
+      <w:tr>
+        <w:trPr>
+          <w:cantSplit/>
+        </w:trPr>
+        <w:tc>
+          <w:tcPr>
+            <w:tcW w:w="0" w:type="auto"/>
+            <w:tcBorders>
+              <w:top w:val="single" w:sz="6" w:space="0" w:color="C9D3CF"/>
+              <w:left w:val="single" w:sz="6" w:space="0" w:color="C9D3CF"/>
+              <w:bottom w:val="single" w:sz="6" w:space="0" w:color="C9D3CF"/>
+              <w:right w:val="single" w:sz="6" w:space="0" w:color="C9D3CF"/>
+            </w:tcBorders>
+            <w:tcMar>
+              <w:top w:w="60" w:type="dxa"/>
+              <w:left w:w="100" w:type="dxa"/>
+              <w:bottom w:w="60" w:type="dxa"/>
+              <w:right w:w="100" w:type="dxa"/>
+            </w:tcMar>
+            <w:hideMark/>
+          </w:tcPr>
+          <w:p>
+            <w:pPr>
+              <w:spacing w:before="80" w:after="160"/>
+              <w:rPr>
+                <w:rFonts w:ascii="Calibri" w:eastAsia="Times New Roman" w:hAnsi="Calibri" w:cs="Calibri"/>
+                <w:color w:val="1F2937"/>
+                <w:sz w:val="20"/>
+                <w:szCs w:val="20"/>
+              </w:rPr>
+            </w:pPr>
+            <w:r>
+              <w:rPr>
+                <w:rFonts w:ascii="Calibri" w:eastAsia="Times New Roman" w:hAnsi="Calibri" w:cs="Calibri"/>
+                <w:color w:val="1F2937"/>
+                <w:sz w:val="20"/>
+                <w:szCs w:val="20"/>
+              </w:rPr>
+              <w:t>FR-42</w:t>
+            </w:r>
+          </w:p>
+        </w:tc>
+        <w:tc>
+          <w:tcPr>
+            <w:tcW w:w="0" w:type="auto"/>
+            <w:tcBorders>
+              <w:top w:val="single" w:sz="6" w:space="0" w:color="C9D3CF"/>
+              <w:left w:val="single" w:sz="6" w:space="0" w:color="C9D3CF"/>
+              <w:bottom w:val="single" w:sz="6" w:space="0" w:color="C9D3CF"/>
+              <w:right w:val="single" w:sz="6" w:space="0" w:color="C9D3CF"/>
+            </w:tcBorders>
+            <w:tcMar>
+              <w:top w:w="60" w:type="dxa"/>
+              <w:left w:w="100" w:type="dxa"/>
+              <w:bottom w:w="60" w:type="dxa"/>
+              <w:right w:w="100" w:type="dxa"/>
+            </w:tcMar>
+            <w:hideMark/>
+          </w:tcPr>
+          <w:p>
+            <w:pPr>
+              <w:spacing w:before="80" w:after="160"/>
+              <w:rPr>
+                <w:rFonts w:ascii="Calibri" w:eastAsia="Times New Roman" w:hAnsi="Calibri" w:cs="Calibri"/>
+                <w:color w:val="1F2937"/>
+                <w:sz w:val="20"/>
+                <w:szCs w:val="20"/>
+              </w:rPr>
+            </w:pPr>
+            <w:r>
+              <w:rPr>
+                <w:rFonts w:ascii="Calibri" w:eastAsia="Times New Roman" w:hAnsi="Calibri" w:cs="Calibri"/>
+                <w:color w:val="1F2937"/>
+                <w:sz w:val="20"/>
+                <w:szCs w:val="20"/>
+              </w:rPr>
+              <w:t>Settings</w:t>
+            </w:r>
+          </w:p>
+        </w:tc>
+        <w:tc>
+          <w:tcPr>
+            <w:tcW w:w="0" w:type="auto"/>
+            <w:tcBorders>
+              <w:top w:val="single" w:sz="6" w:space="0" w:color="C9D3CF"/>
+              <w:left w:val="single" w:sz="6" w:space="0" w:color="C9D3CF"/>
+              <w:bottom w:val="single" w:sz="6" w:space="0" w:color="C9D3CF"/>
+              <w:right w:val="single" w:sz="6" w:space="0" w:color="C9D3CF"/>
+            </w:tcBorders>
+            <w:tcMar>
+              <w:top w:w="60" w:type="dxa"/>
+              <w:left w:w="100" w:type="dxa"/>
+              <w:bottom w:w="60" w:type="dxa"/>
+              <w:right w:w="100" w:type="dxa"/>
+            </w:tcMar>
+            <w:hideMark/>
+          </w:tcPr>
+          <w:p>
+            <w:pPr>
+              <w:spacing w:before="80" w:after="160"/>
+              <w:rPr>
+                <w:rFonts w:ascii="Calibri" w:eastAsia="Times New Roman" w:hAnsi="Calibri" w:cs="Calibri"/>
+                <w:color w:val="1F2937"/>
+                <w:sz w:val="20"/>
+                <w:szCs w:val="20"/>
+              </w:rPr>
+            </w:pPr>
+            <w:r>
+              <w:rPr>
+                <w:rFonts w:ascii="Calibri" w:eastAsia="Times New Roman" w:hAnsi="Calibri" w:cs="Calibri"/>
+                <w:color w:val="1F2937"/>
+                <w:sz w:val="20"/>
+                <w:szCs w:val="20"/>
+              </w:rPr>
+              <w:t>Default font</w:t>
+            </w:r>
+          </w:p>
+        </w:tc>
+        <w:tc>
+          <w:tcPr>
+            <w:tcW w:w="0" w:type="auto"/>
+            <w:tcBorders>
+              <w:top w:val="single" w:sz="6" w:space="0" w:color="C9D3CF"/>
+              <w:left w:val="single" w:sz="6" w:space="0" w:color="C9D3CF"/>
+              <w:bottom w:val="single" w:sz="6" w:space="0" w:color="C9D3CF"/>
+              <w:right w:val="single" w:sz="6" w:space="0" w:color="C9D3CF"/>
+            </w:tcBorders>
+            <w:tcMar>
+              <w:top w:w="60" w:type="dxa"/>
+              <w:left w:w="100" w:type="dxa"/>
+              <w:bottom w:w="60" w:type="dxa"/>
+              <w:right w:w="100" w:type="dxa"/>
+            </w:tcMar>
+            <w:hideMark/>
+          </w:tcPr>
+          <w:p>
+            <w:pPr>
+              <w:spacing w:before="80" w:after="160"/>
+              <w:rPr>
+                <w:rFonts w:ascii="Calibri" w:eastAsia="Times New Roman" w:hAnsi="Calibri" w:cs="Calibri"/>
+                <w:color w:val="1F2937"/>
+                <w:sz w:val="20"/>
+                <w:szCs w:val="20"/>
+              </w:rPr>
+            </w:pPr>
+            <w:r>
+              <w:rPr>
+                <w:rFonts w:ascii="Calibri" w:eastAsia="Times New Roman" w:hAnsi="Calibri" w:cs="Calibri"/>
+                <w:color w:val="1F2937"/>
+                <w:sz w:val="20"/>
+                <w:szCs w:val="20"/>
+              </w:rPr>
+              <w:t>Must</w:t>
+            </w:r>
+          </w:p>
+        </w:tc>
+      </w:tr>
+      <w:tr>
+        <w:trPr>
+          <w:cantSplit/>
+        </w:trPr>
+        <w:tc>
+          <w:tcPr>
+            <w:tcW w:w="0" w:type="auto"/>
+            <w:tcBorders>
+              <w:top w:val="single" w:sz="6" w:space="0" w:color="C9D3CF"/>
+              <w:left w:val="single" w:sz="6" w:space="0" w:color="C9D3CF"/>
+              <w:bottom w:val="single" w:sz="6" w:space="0" w:color="C9D3CF"/>
+              <w:right w:val="single" w:sz="6" w:space="0" w:color="C9D3CF"/>
+            </w:tcBorders>
+            <w:tcMar>
+              <w:top w:w="60" w:type="dxa"/>
+              <w:left w:w="100" w:type="dxa"/>
+              <w:bottom w:w="60" w:type="dxa"/>
+              <w:right w:w="100" w:type="dxa"/>
+            </w:tcMar>
+            <w:hideMark/>
+          </w:tcPr>
+          <w:p>
+            <w:pPr>
+              <w:spacing w:before="80" w:after="160"/>
+              <w:rPr>
+                <w:rFonts w:ascii="Calibri" w:eastAsia="Times New Roman" w:hAnsi="Calibri" w:cs="Calibri"/>
+                <w:color w:val="1F2937"/>
+                <w:sz w:val="20"/>
+                <w:szCs w:val="20"/>
+              </w:rPr>
+            </w:pPr>
+            <w:r>
+              <w:rPr>
+                <w:rFonts w:ascii="Calibri" w:eastAsia="Times New Roman" w:hAnsi="Calibri" w:cs="Calibri"/>
+                <w:color w:val="1F2937"/>
+                <w:sz w:val="20"/>
+                <w:szCs w:val="20"/>
+              </w:rPr>
+              <w:t>FR-43</w:t>
+            </w:r>
+          </w:p>
+        </w:tc>
+        <w:tc>
+          <w:tcPr>
+            <w:tcW w:w="0" w:type="auto"/>
+            <w:tcBorders>
+              <w:top w:val="single" w:sz="6" w:space="0" w:color="C9D3CF"/>
+              <w:left w:val="single" w:sz="6" w:space="0" w:color="C9D3CF"/>
+              <w:bottom w:val="single" w:sz="6" w:space="0" w:color="C9D3CF"/>
+              <w:right w:val="single" w:sz="6" w:space="0" w:color="C9D3CF"/>
+            </w:tcBorders>
+            <w:tcMar>
+              <w:top w:w="60" w:type="dxa"/>
+              <w:left w:w="100" w:type="dxa"/>
+              <w:bottom w:w="60" w:type="dxa"/>
+              <w:right w:w="100" w:type="dxa"/>
+            </w:tcMar>
+            <w:hideMark/>
+          </w:tcPr>
+          <w:p>
+            <w:pPr>
+              <w:spacing w:before="80" w:after="160"/>
+              <w:rPr>
+                <w:rFonts w:ascii="Calibri" w:eastAsia="Times New Roman" w:hAnsi="Calibri" w:cs="Calibri"/>
+                <w:color w:val="1F2937"/>
+                <w:sz w:val="20"/>
+                <w:szCs w:val="20"/>
+              </w:rPr>
+            </w:pPr>
+            <w:r>
+              <w:rPr>
+                <w:rFonts w:ascii="Calibri" w:eastAsia="Times New Roman" w:hAnsi="Calibri" w:cs="Calibri"/>
+                <w:color w:val="1F2937"/>
+                <w:sz w:val="20"/>
+                <w:szCs w:val="20"/>
+              </w:rPr>
+              <w:t>User interface</w:t>
+            </w:r>
+          </w:p>
+        </w:tc>
+        <w:tc>
+          <w:tcPr>
+            <w:tcW w:w="0" w:type="auto"/>
+            <w:tcBorders>
+              <w:top w:val="single" w:sz="6" w:space="0" w:color="C9D3CF"/>
+              <w:left w:val="single" w:sz="6" w:space="0" w:color="C9D3CF"/>
+              <w:bottom w:val="single" w:sz="6" w:space="0" w:color="C9D3CF"/>
+              <w:right w:val="single" w:sz="6" w:space="0" w:color="C9D3CF"/>
+            </w:tcBorders>
+            <w:tcMar>
+              <w:top w:w="60" w:type="dxa"/>
+              <w:left w:w="100" w:type="dxa"/>
+              <w:bottom w:w="60" w:type="dxa"/>
+              <w:right w:w="100" w:type="dxa"/>
+            </w:tcMar>
+            <w:hideMark/>
+          </w:tcPr>
+          <w:p>
+            <w:pPr>
+              <w:spacing w:before="80" w:after="160"/>
+              <w:rPr>
+                <w:rFonts w:ascii="Calibri" w:eastAsia="Times New Roman" w:hAnsi="Calibri" w:cs="Calibri"/>
+                <w:color w:val="1F2937"/>
+                <w:sz w:val="20"/>
+                <w:szCs w:val="20"/>
+              </w:rPr>
+            </w:pPr>
+            <w:r>
+              <w:rPr>
+                <w:rFonts w:ascii="Calibri" w:eastAsia="Times New Roman" w:hAnsi="Calibri" w:cs="Calibri"/>
+                <w:color w:val="1F2937"/>
+                <w:sz w:val="20"/>
+                <w:szCs w:val="20"/>
+              </w:rPr>
+              <w:t>Collapsible Files / Thumbnails panel</w:t>
+            </w:r>
+          </w:p>
+        </w:tc>
+        <w:tc>
+          <w:tcPr>
+            <w:tcW w:w="0" w:type="auto"/>
+            <w:tcBorders>
+              <w:top w:val="single" w:sz="6" w:space="0" w:color="C9D3CF"/>
+              <w:left w:val="single" w:sz="6" w:space="0" w:color="C9D3CF"/>
+              <w:bottom w:val="single" w:sz="6" w:space="0" w:color="C9D3CF"/>
+              <w:right w:val="single" w:sz="6" w:space="0" w:color="C9D3CF"/>
+            </w:tcBorders>
+            <w:tcMar>
+              <w:top w:w="60" w:type="dxa"/>
+              <w:left w:w="100" w:type="dxa"/>
+              <w:bottom w:w="60" w:type="dxa"/>
+              <w:right w:w="100" w:type="dxa"/>
+            </w:tcMar>
+            <w:hideMark/>
+          </w:tcPr>
+          <w:p>
+            <w:pPr>
+              <w:spacing w:before="80" w:after="160"/>
+              <w:rPr>
+                <w:rFonts w:ascii="Calibri" w:eastAsia="Times New Roman" w:hAnsi="Calibri" w:cs="Calibri"/>
+                <w:color w:val="1F2937"/>
+                <w:sz w:val="20"/>
+                <w:szCs w:val="20"/>
+              </w:rPr>
+            </w:pPr>
+            <w:r>
+              <w:rPr>
+                <w:rFonts w:ascii="Calibri" w:eastAsia="Times New Roman" w:hAnsi="Calibri" w:cs="Calibri"/>
+                <w:color w:val="1F2937"/>
+                <w:sz w:val="20"/>
+                <w:szCs w:val="20"/>
+              </w:rPr>
+              <w:t>Must</w:t>
+            </w:r>
+          </w:p>
+        </w:tc>
+      </w:tr>
+      <w:tr>
+        <w:trPr>
+          <w:cantSplit/>
+        </w:trPr>
+        <w:tc>
+          <w:tcPr>
+            <w:tcW w:w="0" w:type="auto"/>
+            <w:tcBorders>
+              <w:top w:val="single" w:sz="6" w:space="0" w:color="C9D3CF"/>
+              <w:left w:val="single" w:sz="6" w:space="0" w:color="C9D3CF"/>
+              <w:bottom w:val="single" w:sz="6" w:space="0" w:color="C9D3CF"/>
+              <w:right w:val="single" w:sz="6" w:space="0" w:color="C9D3CF"/>
+            </w:tcBorders>
+            <w:tcMar>
+              <w:top w:w="60" w:type="dxa"/>
+              <w:left w:w="100" w:type="dxa"/>
+              <w:bottom w:w="60" w:type="dxa"/>
+              <w:right w:w="100" w:type="dxa"/>
+            </w:tcMar>
+            <w:hideMark/>
+          </w:tcPr>
+          <w:p>
+            <w:pPr>
+              <w:spacing w:before="80" w:after="160"/>
+              <w:rPr>
+                <w:rFonts w:ascii="Calibri" w:eastAsia="Times New Roman" w:hAnsi="Calibri" w:cs="Calibri"/>
+                <w:color w:val="1F2937"/>
+                <w:sz w:val="20"/>
+                <w:szCs w:val="20"/>
+              </w:rPr>
+            </w:pPr>
+            <w:r>
+              <w:rPr>
+                <w:rFonts w:ascii="Calibri" w:eastAsia="Times New Roman" w:hAnsi="Calibri" w:cs="Calibri"/>
+                <w:color w:val="1F2937"/>
+                <w:sz w:val="20"/>
+                <w:szCs w:val="20"/>
+              </w:rPr>
+              <w:t>FR-44</w:t>
+            </w:r>
+          </w:p>
+        </w:tc>
+        <w:tc>
+          <w:tcPr>
+            <w:tcW w:w="0" w:type="auto"/>
+            <w:tcBorders>
+              <w:top w:val="single" w:sz="6" w:space="0" w:color="C9D3CF"/>
+              <w:left w:val="single" w:sz="6" w:space="0" w:color="C9D3CF"/>
+              <w:bottom w:val="single" w:sz="6" w:space="0" w:color="C9D3CF"/>
+              <w:right w:val="single" w:sz="6" w:space="0" w:color="C9D3CF"/>
+            </w:tcBorders>
+            <w:tcMar>
+              <w:top w:w="60" w:type="dxa"/>
+              <w:left w:w="100" w:type="dxa"/>
+              <w:bottom w:w="60" w:type="dxa"/>
+              <w:right w:w="100" w:type="dxa"/>
+            </w:tcMar>
+            <w:hideMark/>
+          </w:tcPr>
+          <w:p>
+            <w:pPr>
+              <w:spacing w:before="80" w:after="160"/>
+              <w:rPr>
+                <w:rFonts w:ascii="Calibri" w:eastAsia="Times New Roman" w:hAnsi="Calibri" w:cs="Calibri"/>
+                <w:color w:val="1F2937"/>
+                <w:sz w:val="20"/>
+                <w:szCs w:val="20"/>
+              </w:rPr>
+            </w:pPr>
+            <w:r>
+              <w:rPr>
+                <w:rFonts w:ascii="Calibri" w:eastAsia="Times New Roman" w:hAnsi="Calibri" w:cs="Calibri"/>
+                <w:color w:val="1F2937"/>
+                <w:sz w:val="20"/>
+                <w:szCs w:val="20"/>
+              </w:rPr>
+              <w:t>User interface</w:t>
+            </w:r>
+          </w:p>
+        </w:tc>
+        <w:tc>
+          <w:tcPr>
+            <w:tcW w:w="0" w:type="auto"/>
+            <w:tcBorders>
+              <w:top w:val="single" w:sz="6" w:space="0" w:color="C9D3CF"/>
+              <w:left w:val="single" w:sz="6" w:space="0" w:color="C9D3CF"/>
+              <w:bottom w:val="single" w:sz="6" w:space="0" w:color="C9D3CF"/>
+              <w:right w:val="single" w:sz="6" w:space="0" w:color="C9D3CF"/>
+            </w:tcBorders>
+            <w:tcMar>
+              <w:top w:w="60" w:type="dxa"/>
+              <w:left w:w="100" w:type="dxa"/>
+              <w:bottom w:w="60" w:type="dxa"/>
+              <w:right w:w="100" w:type="dxa"/>
+            </w:tcMar>
+            <w:hideMark/>
+          </w:tcPr>
+          <w:p>
+            <w:pPr>
+              <w:spacing w:before="80" w:after="160"/>
+              <w:rPr>
+                <w:rFonts w:ascii="Calibri" w:eastAsia="Times New Roman" w:hAnsi="Calibri" w:cs="Calibri"/>
+                <w:color w:val="1F2937"/>
+                <w:sz w:val="20"/>
+                <w:szCs w:val="20"/>
+              </w:rPr>
+            </w:pPr>
+            <w:r>
+              <w:rPr>
+                <w:rFonts w:ascii="Calibri" w:eastAsia="Times New Roman" w:hAnsi="Calibri" w:cs="Calibri"/>
+                <w:color w:val="1F2937"/>
+                <w:sz w:val="20"/>
+                <w:szCs w:val="20"/>
+              </w:rPr>
+              <w:t>Application icon</w:t>
+            </w:r>
+          </w:p>
+        </w:tc>
+        <w:tc>
+          <w:tcPr>
+            <w:tcW w:w="0" w:type="auto"/>
+            <w:tcBorders>
+              <w:top w:val="single" w:sz="6" w:space="0" w:color="C9D3CF"/>
+              <w:left w:val="single" w:sz="6" w:space="0" w:color="C9D3CF"/>
+              <w:bottom w:val="single" w:sz="6" w:space="0" w:color="C9D3CF"/>
+              <w:right w:val="single" w:sz="6" w:space="0" w:color="C9D3CF"/>
+            </w:tcBorders>
+            <w:tcMar>
+              <w:top w:w="60" w:type="dxa"/>
+              <w:left w:w="100" w:type="dxa"/>
+              <w:bottom w:w="60" w:type="dxa"/>
+              <w:right w:w="100" w:type="dxa"/>
+            </w:tcMar>
+            <w:hideMark/>
+          </w:tcPr>
+          <w:p>
+            <w:pPr>
+              <w:spacing w:before="80" w:after="160"/>
+              <w:rPr>
+                <w:rFonts w:ascii="Calibri" w:eastAsia="Times New Roman" w:hAnsi="Calibri" w:cs="Calibri"/>
+                <w:color w:val="1F2937"/>
+                <w:sz w:val="20"/>
+                <w:szCs w:val="20"/>
+              </w:rPr>
+            </w:pPr>
+            <w:r>
+              <w:rPr>
+                <w:rFonts w:ascii="Calibri" w:eastAsia="Times New Roman" w:hAnsi="Calibri" w:cs="Calibri"/>
+                <w:color w:val="1F2937"/>
+                <w:sz w:val="20"/>
+                <w:szCs w:val="20"/>
+              </w:rPr>
+              <w:t>Should</w:t>
             </w:r>
           </w:p>
         </w:tc>
@@ -25258,7 +26622,7 @@
         <w:color w:val="64707E"/>
         <w:sz w:val="17"/>
       </w:rPr>
-      <w:t>17</w:t>
+      <w:t>19</w:t>
     </w:r>
     <w:r>
       <w:rPr>
@@ -25307,7 +26671,7 @@
         <w:color w:val="64707E"/>
         <w:sz w:val="17"/>
       </w:rPr>
-      <w:t>17</w:t>
+      <w:t>19</w:t>
     </w:r>
     <w:r>
       <w:rPr>
@@ -25397,9 +26761,9 @@
 <file path=word/numbering.xml><?xml version="1.0" encoding="utf-8"?>
 <w:numbering xmlns:wpc="http://schemas.microsoft.com/office/word/2010/wordprocessingCanvas" xmlns:cx="http://schemas.microsoft.com/office/drawing/2014/chartex" xmlns:mc="http://schemas.openxmlformats.org/markup-compatibility/2006" xmlns:o="urn:schemas-microsoft-com:office:office" xmlns:r="http://schemas.openxmlformats.org/officeDocument/2006/relationships" xmlns:m="http://schemas.openxmlformats.org/officeDocument/2006/math" xmlns:v="urn:schemas-microsoft-com:vml" xmlns:wp14="http://schemas.microsoft.com/office/word/2010/wordprocessingDrawing" xmlns:wp="http://schemas.openxmlformats.org/drawingml/2006/wordprocessingDrawing" xmlns:w10="urn:schemas-microsoft-com:office:word" xmlns:w="http://schemas.openxmlformats.org/wordprocessingml/2006/main" xmlns:w14="http://schemas.microsoft.com/office/word/2010/wordml" xmlns:w15="http://schemas.microsoft.com/office/word/2012/wordml" xmlns:w16se="http://schemas.microsoft.com/office/word/2015/wordml/symex" xmlns:wpg="http://schemas.microsoft.com/office/word/2010/wordprocessingGroup" xmlns:wpi="http://schemas.microsoft.com/office/word/2010/wordprocessingInk" xmlns:wne="http://schemas.microsoft.com/office/word/2006/wordml" xmlns:wps="http://schemas.microsoft.com/office/word/2010/wordprocessingShape" mc:Ignorable="w14 w15 w16se wp14">
   <w:abstractNum w:abstractNumId="0" w15:restartNumberingAfterBreak="0">
-    <w:nsid w:val="0AF17518"/>
+    <w:nsid w:val="1F860790"/>
     <w:multiLevelType w:val="multilevel"/>
-    <w:tmpl w:val="D7AEE590"/>
+    <w:tmpl w:val="88AA4288"/>
     <w:lvl w:ilvl="0">
       <w:start w:val="1"/>
       <w:numFmt w:val="bullet"/>
@@ -25546,9 +26910,9 @@
     </w:lvl>
   </w:abstractNum>
   <w:abstractNum w:abstractNumId="1" w15:restartNumberingAfterBreak="0">
-    <w:nsid w:val="184550CB"/>
+    <w:nsid w:val="2244367C"/>
     <w:multiLevelType w:val="multilevel"/>
-    <w:tmpl w:val="A5C4E2BA"/>
+    <w:tmpl w:val="C5669640"/>
     <w:lvl w:ilvl="0">
       <w:start w:val="1"/>
       <w:numFmt w:val="bullet"/>
@@ -25695,9 +27059,9 @@
     </w:lvl>
   </w:abstractNum>
   <w:abstractNum w:abstractNumId="2" w15:restartNumberingAfterBreak="0">
-    <w:nsid w:val="372D00EF"/>
+    <w:nsid w:val="3AF74876"/>
     <w:multiLevelType w:val="multilevel"/>
-    <w:tmpl w:val="EC2E29B6"/>
+    <w:tmpl w:val="43B8528C"/>
     <w:lvl w:ilvl="0">
       <w:start w:val="1"/>
       <w:numFmt w:val="bullet"/>
@@ -25844,9 +27208,9 @@
     </w:lvl>
   </w:abstractNum>
   <w:abstractNum w:abstractNumId="3" w15:restartNumberingAfterBreak="0">
-    <w:nsid w:val="3A9822DA"/>
+    <w:nsid w:val="6BAB43C4"/>
     <w:multiLevelType w:val="multilevel"/>
-    <w:tmpl w:val="78D85AAC"/>
+    <w:tmpl w:val="01F428F4"/>
     <w:lvl w:ilvl="0">
       <w:start w:val="1"/>
       <w:numFmt w:val="bullet"/>
@@ -25993,9 +27357,9 @@
     </w:lvl>
   </w:abstractNum>
   <w:abstractNum w:abstractNumId="4" w15:restartNumberingAfterBreak="0">
-    <w:nsid w:val="5E646CCF"/>
+    <w:nsid w:val="70F53ADB"/>
     <w:multiLevelType w:val="multilevel"/>
-    <w:tmpl w:val="009013CC"/>
+    <w:tmpl w:val="60E0F7E0"/>
     <w:lvl w:ilvl="0">
       <w:start w:val="1"/>
       <w:numFmt w:val="bullet"/>
@@ -26148,13 +27512,13 @@
     <w:abstractNumId w:val="3"/>
   </w:num>
   <w:num w:numId="3">
-    <w:abstractNumId w:val="0"/>
+    <w:abstractNumId w:val="2"/>
   </w:num>
   <w:num w:numId="4">
-    <w:abstractNumId w:val="2"/>
+    <w:abstractNumId w:val="1"/>
   </w:num>
   <w:num w:numId="5">
-    <w:abstractNumId w:val="1"/>
+    <w:abstractNumId w:val="0"/>
   </w:num>
 </w:numbering>
 </file>
@@ -26820,7 +28184,7 @@
     <w:link w:val="HeaderChar"/>
     <w:uiPriority w:val="99"/>
     <w:unhideWhenUsed/>
-    <w:rsid w:val="001F3DE6"/>
+    <w:rsid w:val="001C3479"/>
     <w:pPr>
       <w:tabs>
         <w:tab w:val="center" w:pos="4680"/>
@@ -26833,7 +28197,7 @@
     <w:basedOn w:val="DefaultParagraphFont"/>
     <w:link w:val="Header"/>
     <w:uiPriority w:val="99"/>
-    <w:rsid w:val="001F3DE6"/>
+    <w:rsid w:val="001C3479"/>
     <w:rPr>
       <w:rFonts w:eastAsiaTheme="minorEastAsia"/>
       <w:sz w:val="24"/>
@@ -26846,7 +28210,7 @@
     <w:link w:val="FooterChar"/>
     <w:uiPriority w:val="99"/>
     <w:unhideWhenUsed/>
-    <w:rsid w:val="001F3DE6"/>
+    <w:rsid w:val="001C3479"/>
     <w:pPr>
       <w:tabs>
         <w:tab w:val="center" w:pos="4680"/>
@@ -26859,7 +28223,7 @@
     <w:basedOn w:val="DefaultParagraphFont"/>
     <w:link w:val="Footer"/>
     <w:uiPriority w:val="99"/>
-    <w:rsid w:val="001F3DE6"/>
+    <w:rsid w:val="001C3479"/>
     <w:rPr>
       <w:rFonts w:eastAsiaTheme="minorEastAsia"/>
       <w:sz w:val="24"/>
@@ -26873,7 +28237,7 @@
     <w:autoRedefine/>
     <w:uiPriority w:val="39"/>
     <w:unhideWhenUsed/>
-    <w:rsid w:val="001F3DE6"/>
+    <w:rsid w:val="001C3479"/>
     <w:pPr>
       <w:spacing w:after="100"/>
     </w:pPr>
@@ -26885,7 +28249,7 @@
     <w:autoRedefine/>
     <w:uiPriority w:val="39"/>
     <w:unhideWhenUsed/>
-    <w:rsid w:val="001F3DE6"/>
+    <w:rsid w:val="001C3479"/>
     <w:pPr>
       <w:spacing w:after="100"/>
       <w:ind w:left="240"/>
